--- a/Fase 2/Evidencias Proyecto/Product Backlog.docx
+++ b/Fase 2/Evidencias Proyecto/Product Backlog.docx
@@ -4,7 +4,7 @@
   <w:body>
     <w:p>
       <w:pPr>
-        <w:spacing w:before="760"/>
+        <w:spacing w:before="760" w:line="360" w:lineRule="auto"/>
         <w:jc w:val="center"/>
         <w:rPr>
           <w:rFonts w:ascii="Arial" w:hAnsi="Arial" w:cs="Arial"/>
@@ -23,7 +23,7 @@
     <w:p>
       <w:pPr>
         <w:pStyle w:val="Title"/>
-        <w:spacing w:before="480" w:after="360"/>
+        <w:spacing w:before="480" w:after="360" w:line="360" w:lineRule="auto"/>
         <w:jc w:val="center"/>
         <w:rPr>
           <w:rFonts w:ascii="Arial" w:hAnsi="Arial" w:cs="Arial"/>
@@ -59,6 +59,7 @@
     <w:p>
       <w:pPr>
         <w:pStyle w:val="Subtitle"/>
+        <w:spacing w:line="360" w:lineRule="auto"/>
         <w:jc w:val="center"/>
         <w:rPr>
           <w:rFonts w:ascii="Arial" w:hAnsi="Arial" w:cs="Arial"/>
@@ -100,6 +101,7 @@
     <w:p>
       <w:pPr>
         <w:pStyle w:val="Subtitle"/>
+        <w:spacing w:line="360" w:lineRule="auto"/>
         <w:jc w:val="center"/>
         <w:rPr>
           <w:rFonts w:ascii="Arial" w:hAnsi="Arial" w:cs="Arial"/>
@@ -131,7 +133,7 @@
     </w:p>
     <w:p>
       <w:pPr>
-        <w:spacing w:before="760"/>
+        <w:spacing w:before="760" w:line="360" w:lineRule="auto"/>
         <w:jc w:val="right"/>
         <w:rPr>
           <w:rFonts w:ascii="Arial" w:hAnsi="Arial" w:cs="Arial"/>
@@ -142,7 +144,7 @@
     </w:p>
     <w:p>
       <w:pPr>
-        <w:spacing w:before="760"/>
+        <w:spacing w:before="760" w:line="360" w:lineRule="auto"/>
         <w:jc w:val="right"/>
         <w:rPr>
           <w:rFonts w:ascii="Arial" w:hAnsi="Arial" w:cs="Arial"/>
@@ -153,7 +155,7 @@
     </w:p>
     <w:p>
       <w:pPr>
-        <w:spacing w:before="760"/>
+        <w:spacing w:before="760" w:line="360" w:lineRule="auto"/>
         <w:jc w:val="right"/>
         <w:rPr>
           <w:rFonts w:ascii="Arial" w:hAnsi="Arial" w:cs="Arial"/>
@@ -164,7 +166,7 @@
     </w:p>
     <w:p>
       <w:pPr>
-        <w:spacing w:before="760"/>
+        <w:spacing w:before="760" w:line="360" w:lineRule="auto"/>
         <w:jc w:val="right"/>
         <w:rPr>
           <w:rFonts w:ascii="Arial" w:hAnsi="Arial" w:cs="Arial"/>
@@ -182,6 +184,7 @@
     </w:p>
     <w:p>
       <w:pPr>
+        <w:spacing w:line="360" w:lineRule="auto"/>
         <w:jc w:val="right"/>
         <w:rPr>
           <w:rFonts w:ascii="Arial" w:hAnsi="Arial" w:cs="Arial"/>
@@ -214,6 +217,7 @@
     </w:p>
     <w:p>
       <w:pPr>
+        <w:spacing w:line="360" w:lineRule="auto"/>
         <w:jc w:val="right"/>
         <w:rPr>
           <w:rFonts w:ascii="Arial" w:hAnsi="Arial" w:cs="Arial"/>
@@ -223,6 +227,7 @@
     </w:p>
     <w:p>
       <w:pPr>
+        <w:spacing w:line="360" w:lineRule="auto"/>
         <w:jc w:val="right"/>
         <w:rPr>
           <w:rFonts w:ascii="Arial" w:hAnsi="Arial" w:cs="Arial"/>
@@ -232,6 +237,7 @@
     </w:p>
     <w:p>
       <w:pPr>
+        <w:spacing w:line="360" w:lineRule="auto"/>
         <w:jc w:val="right"/>
         <w:rPr>
           <w:rFonts w:ascii="Arial" w:hAnsi="Arial" w:cs="Arial"/>
@@ -241,6 +247,7 @@
     </w:p>
     <w:p>
       <w:pPr>
+        <w:spacing w:line="360" w:lineRule="auto"/>
         <w:jc w:val="right"/>
         <w:rPr>
           <w:rFonts w:ascii="Arial" w:hAnsi="Arial" w:cs="Arial"/>
@@ -257,37 +264,16 @@
     </w:p>
     <w:p>
       <w:pPr>
-        <w:jc w:val="right"/>
-        <w:rPr>
-          <w:rFonts w:ascii="Arial" w:hAnsi="Arial" w:cs="Arial"/>
-          <w:lang w:val="es-CL"/>
-        </w:rPr>
-      </w:pPr>
-      <w:r>
-        <w:rPr>
-          <w:rFonts w:ascii="Arial" w:hAnsi="Arial" w:cs="Arial"/>
-          <w:lang w:val="es-CL"/>
-        </w:rPr>
-        <w:t>Revisión documental 04 de octubre de 2026</w:t>
-      </w:r>
-      <w:r>
-        <w:rPr>
-          <w:rFonts w:ascii="Arial" w:hAnsi="Arial" w:cs="Arial"/>
-          <w:lang w:val="es-CL"/>
-        </w:rPr>
-        <w:br/>
-        <w:t>Estados de Scrum al 03 de octubre de 2026</w:t>
-      </w:r>
-    </w:p>
-    <w:p>
-      <w:pPr>
-        <w:rPr>
-          <w:rFonts w:ascii="Arial" w:hAnsi="Arial" w:cs="Arial"/>
-        </w:rPr>
-      </w:pPr>
-      <w:r>
-        <w:rPr>
-          <w:rFonts w:ascii="Arial" w:hAnsi="Arial" w:cs="Arial"/>
+        <w:spacing w:line="360" w:lineRule="auto"/>
+        <w:rPr>
+          <w:rFonts w:ascii="Arial" w:hAnsi="Arial" w:cs="Arial"/>
+          <w:lang w:val="es-CL"/>
+        </w:rPr>
+      </w:pPr>
+      <w:r>
+        <w:rPr>
+          <w:rFonts w:ascii="Arial" w:hAnsi="Arial" w:cs="Arial"/>
+          <w:lang w:val="es-CL"/>
         </w:rPr>
         <w:br w:type="page"/>
       </w:r>
@@ -295,11 +281,13 @@
     <w:p>
       <w:pPr>
         <w:pStyle w:val="Heading1"/>
+        <w:spacing w:line="360" w:lineRule="auto"/>
         <w:rPr>
           <w:rFonts w:ascii="Arial" w:hAnsi="Arial" w:cs="Arial"/>
         </w:rPr>
       </w:pPr>
       <w:bookmarkStart w:id="0" w:name="_Toc242044755"/>
+      <w:proofErr w:type="spellStart"/>
       <w:r>
         <w:rPr>
           <w:rFonts w:ascii="Arial" w:hAnsi="Arial" w:cs="Arial"/>
@@ -308,6 +296,7 @@
         <w:t>Índice</w:t>
       </w:r>
       <w:bookmarkEnd w:id="0"/>
+      <w:proofErr w:type="spellEnd"/>
     </w:p>
     <w:p>
       <w:pPr>
@@ -315,6 +304,7 @@
         <w:tabs>
           <w:tab w:val="right" w:leader="dot" w:pos="9638"/>
         </w:tabs>
+        <w:spacing w:line="360" w:lineRule="auto"/>
         <w:rPr>
           <w:noProof/>
         </w:rPr>
@@ -402,6 +392,7 @@
         <w:tabs>
           <w:tab w:val="right" w:leader="dot" w:pos="9638"/>
         </w:tabs>
+        <w:spacing w:line="360" w:lineRule="auto"/>
         <w:rPr>
           <w:noProof/>
         </w:rPr>
@@ -472,6 +463,7 @@
         <w:tabs>
           <w:tab w:val="right" w:leader="dot" w:pos="9638"/>
         </w:tabs>
+        <w:spacing w:line="360" w:lineRule="auto"/>
         <w:rPr>
           <w:noProof/>
         </w:rPr>
@@ -542,6 +534,7 @@
         <w:tabs>
           <w:tab w:val="right" w:leader="dot" w:pos="9638"/>
         </w:tabs>
+        <w:spacing w:line="360" w:lineRule="auto"/>
         <w:rPr>
           <w:noProof/>
         </w:rPr>
@@ -612,6 +605,7 @@
         <w:tabs>
           <w:tab w:val="right" w:leader="dot" w:pos="9638"/>
         </w:tabs>
+        <w:spacing w:line="360" w:lineRule="auto"/>
         <w:rPr>
           <w:noProof/>
         </w:rPr>
@@ -682,6 +676,7 @@
         <w:tabs>
           <w:tab w:val="right" w:leader="dot" w:pos="9638"/>
         </w:tabs>
+        <w:spacing w:line="360" w:lineRule="auto"/>
         <w:rPr>
           <w:noProof/>
         </w:rPr>
@@ -752,6 +747,7 @@
         <w:tabs>
           <w:tab w:val="right" w:leader="dot" w:pos="9638"/>
         </w:tabs>
+        <w:spacing w:line="360" w:lineRule="auto"/>
         <w:rPr>
           <w:noProof/>
         </w:rPr>
@@ -822,6 +818,7 @@
         <w:tabs>
           <w:tab w:val="right" w:leader="dot" w:pos="9638"/>
         </w:tabs>
+        <w:spacing w:line="360" w:lineRule="auto"/>
         <w:rPr>
           <w:noProof/>
         </w:rPr>
@@ -892,6 +889,7 @@
         <w:tabs>
           <w:tab w:val="right" w:leader="dot" w:pos="9638"/>
         </w:tabs>
+        <w:spacing w:line="360" w:lineRule="auto"/>
         <w:rPr>
           <w:noProof/>
         </w:rPr>
@@ -962,6 +960,7 @@
         <w:tabs>
           <w:tab w:val="right" w:leader="dot" w:pos="9638"/>
         </w:tabs>
+        <w:spacing w:line="360" w:lineRule="auto"/>
         <w:rPr>
           <w:noProof/>
         </w:rPr>
@@ -1032,6 +1031,7 @@
         <w:tabs>
           <w:tab w:val="right" w:leader="dot" w:pos="9638"/>
         </w:tabs>
+        <w:spacing w:line="360" w:lineRule="auto"/>
         <w:rPr>
           <w:noProof/>
         </w:rPr>
@@ -1102,6 +1102,7 @@
         <w:tabs>
           <w:tab w:val="right" w:leader="dot" w:pos="9638"/>
         </w:tabs>
+        <w:spacing w:line="360" w:lineRule="auto"/>
         <w:rPr>
           <w:noProof/>
         </w:rPr>
@@ -1172,6 +1173,7 @@
         <w:tabs>
           <w:tab w:val="right" w:leader="dot" w:pos="9638"/>
         </w:tabs>
+        <w:spacing w:line="360" w:lineRule="auto"/>
         <w:rPr>
           <w:noProof/>
         </w:rPr>
@@ -1242,6 +1244,7 @@
         <w:tabs>
           <w:tab w:val="right" w:leader="dot" w:pos="9638"/>
         </w:tabs>
+        <w:spacing w:line="360" w:lineRule="auto"/>
         <w:rPr>
           <w:noProof/>
         </w:rPr>
@@ -1312,6 +1315,7 @@
         <w:tabs>
           <w:tab w:val="right" w:leader="dot" w:pos="9638"/>
         </w:tabs>
+        <w:spacing w:line="360" w:lineRule="auto"/>
         <w:rPr>
           <w:noProof/>
         </w:rPr>
@@ -1382,6 +1386,7 @@
         <w:tabs>
           <w:tab w:val="right" w:leader="dot" w:pos="9638"/>
         </w:tabs>
+        <w:spacing w:line="360" w:lineRule="auto"/>
         <w:rPr>
           <w:noProof/>
         </w:rPr>
@@ -1452,6 +1457,7 @@
         <w:tabs>
           <w:tab w:val="right" w:leader="dot" w:pos="9638"/>
         </w:tabs>
+        <w:spacing w:line="360" w:lineRule="auto"/>
         <w:rPr>
           <w:noProof/>
         </w:rPr>
@@ -1522,6 +1528,7 @@
         <w:tabs>
           <w:tab w:val="right" w:leader="dot" w:pos="9638"/>
         </w:tabs>
+        <w:spacing w:line="360" w:lineRule="auto"/>
         <w:rPr>
           <w:noProof/>
         </w:rPr>
@@ -1592,6 +1599,7 @@
         <w:tabs>
           <w:tab w:val="right" w:leader="dot" w:pos="9638"/>
         </w:tabs>
+        <w:spacing w:line="360" w:lineRule="auto"/>
         <w:rPr>
           <w:noProof/>
         </w:rPr>
@@ -1662,6 +1670,7 @@
         <w:tabs>
           <w:tab w:val="right" w:leader="dot" w:pos="9638"/>
         </w:tabs>
+        <w:spacing w:line="360" w:lineRule="auto"/>
         <w:rPr>
           <w:noProof/>
         </w:rPr>
@@ -1732,6 +1741,7 @@
         <w:tabs>
           <w:tab w:val="right" w:leader="dot" w:pos="9638"/>
         </w:tabs>
+        <w:spacing w:line="360" w:lineRule="auto"/>
         <w:rPr>
           <w:noProof/>
         </w:rPr>
@@ -1802,6 +1812,7 @@
         <w:tabs>
           <w:tab w:val="right" w:leader="dot" w:pos="9638"/>
         </w:tabs>
+        <w:spacing w:line="360" w:lineRule="auto"/>
         <w:rPr>
           <w:noProof/>
         </w:rPr>
@@ -1872,6 +1883,7 @@
         <w:tabs>
           <w:tab w:val="right" w:leader="dot" w:pos="9638"/>
         </w:tabs>
+        <w:spacing w:line="360" w:lineRule="auto"/>
         <w:rPr>
           <w:noProof/>
         </w:rPr>
@@ -1942,6 +1954,7 @@
         <w:tabs>
           <w:tab w:val="right" w:leader="dot" w:pos="9638"/>
         </w:tabs>
+        <w:spacing w:line="360" w:lineRule="auto"/>
         <w:rPr>
           <w:noProof/>
         </w:rPr>
@@ -2012,6 +2025,7 @@
         <w:tabs>
           <w:tab w:val="right" w:leader="dot" w:pos="9638"/>
         </w:tabs>
+        <w:spacing w:line="360" w:lineRule="auto"/>
         <w:rPr>
           <w:noProof/>
         </w:rPr>
@@ -2082,6 +2096,7 @@
         <w:tabs>
           <w:tab w:val="right" w:leader="dot" w:pos="9638"/>
         </w:tabs>
+        <w:spacing w:line="360" w:lineRule="auto"/>
         <w:rPr>
           <w:noProof/>
         </w:rPr>
@@ -2152,6 +2167,7 @@
         <w:tabs>
           <w:tab w:val="right" w:leader="dot" w:pos="9638"/>
         </w:tabs>
+        <w:spacing w:line="360" w:lineRule="auto"/>
         <w:rPr>
           <w:noProof/>
         </w:rPr>
@@ -2222,6 +2238,7 @@
         <w:tabs>
           <w:tab w:val="right" w:leader="dot" w:pos="9638"/>
         </w:tabs>
+        <w:spacing w:line="360" w:lineRule="auto"/>
         <w:rPr>
           <w:noProof/>
         </w:rPr>
@@ -2292,6 +2309,7 @@
         <w:tabs>
           <w:tab w:val="right" w:leader="dot" w:pos="9638"/>
         </w:tabs>
+        <w:spacing w:line="360" w:lineRule="auto"/>
         <w:rPr>
           <w:noProof/>
         </w:rPr>
@@ -2362,6 +2380,7 @@
         <w:tabs>
           <w:tab w:val="right" w:leader="dot" w:pos="9638"/>
         </w:tabs>
+        <w:spacing w:line="360" w:lineRule="auto"/>
         <w:rPr>
           <w:noProof/>
         </w:rPr>
@@ -2432,6 +2451,7 @@
         <w:tabs>
           <w:tab w:val="right" w:leader="dot" w:pos="9638"/>
         </w:tabs>
+        <w:spacing w:line="360" w:lineRule="auto"/>
         <w:rPr>
           <w:noProof/>
         </w:rPr>
@@ -2502,6 +2522,7 @@
         <w:tabs>
           <w:tab w:val="right" w:leader="dot" w:pos="9638"/>
         </w:tabs>
+        <w:spacing w:line="360" w:lineRule="auto"/>
         <w:rPr>
           <w:noProof/>
         </w:rPr>
@@ -2572,6 +2593,7 @@
         <w:tabs>
           <w:tab w:val="right" w:leader="dot" w:pos="9638"/>
         </w:tabs>
+        <w:spacing w:line="360" w:lineRule="auto"/>
         <w:rPr>
           <w:noProof/>
         </w:rPr>
@@ -2642,6 +2664,7 @@
         <w:tabs>
           <w:tab w:val="right" w:leader="dot" w:pos="9638"/>
         </w:tabs>
+        <w:spacing w:line="360" w:lineRule="auto"/>
         <w:rPr>
           <w:noProof/>
         </w:rPr>
@@ -2712,6 +2735,7 @@
         <w:tabs>
           <w:tab w:val="right" w:leader="dot" w:pos="9638"/>
         </w:tabs>
+        <w:spacing w:line="360" w:lineRule="auto"/>
         <w:rPr>
           <w:noProof/>
         </w:rPr>
@@ -2782,6 +2806,7 @@
         <w:tabs>
           <w:tab w:val="right" w:leader="dot" w:pos="9638"/>
         </w:tabs>
+        <w:spacing w:line="360" w:lineRule="auto"/>
         <w:rPr>
           <w:noProof/>
         </w:rPr>
@@ -2852,6 +2877,7 @@
         <w:tabs>
           <w:tab w:val="right" w:leader="dot" w:pos="9638"/>
         </w:tabs>
+        <w:spacing w:line="360" w:lineRule="auto"/>
         <w:rPr>
           <w:noProof/>
         </w:rPr>
@@ -2922,6 +2948,7 @@
         <w:tabs>
           <w:tab w:val="right" w:leader="dot" w:pos="9638"/>
         </w:tabs>
+        <w:spacing w:line="360" w:lineRule="auto"/>
         <w:rPr>
           <w:noProof/>
         </w:rPr>
@@ -2992,6 +3019,7 @@
         <w:tabs>
           <w:tab w:val="right" w:leader="dot" w:pos="9638"/>
         </w:tabs>
+        <w:spacing w:line="360" w:lineRule="auto"/>
         <w:rPr>
           <w:noProof/>
         </w:rPr>
@@ -3062,6 +3090,7 @@
         <w:tabs>
           <w:tab w:val="right" w:leader="dot" w:pos="9638"/>
         </w:tabs>
+        <w:spacing w:line="360" w:lineRule="auto"/>
         <w:rPr>
           <w:noProof/>
         </w:rPr>
@@ -3132,6 +3161,7 @@
         <w:tabs>
           <w:tab w:val="right" w:leader="dot" w:pos="9638"/>
         </w:tabs>
+        <w:spacing w:line="360" w:lineRule="auto"/>
         <w:rPr>
           <w:noProof/>
         </w:rPr>
@@ -3202,6 +3232,7 @@
         <w:tabs>
           <w:tab w:val="right" w:leader="dot" w:pos="9638"/>
         </w:tabs>
+        <w:spacing w:line="360" w:lineRule="auto"/>
         <w:rPr>
           <w:noProof/>
         </w:rPr>
@@ -3272,6 +3303,7 @@
         <w:tabs>
           <w:tab w:val="right" w:leader="dot" w:pos="9638"/>
         </w:tabs>
+        <w:spacing w:line="360" w:lineRule="auto"/>
         <w:rPr>
           <w:noProof/>
         </w:rPr>
@@ -3339,6 +3371,7 @@
     <w:p>
       <w:pPr>
         <w:pStyle w:val="TOC11"/>
+        <w:spacing w:line="360" w:lineRule="auto"/>
         <w:rPr>
           <w:rFonts w:ascii="Arial" w:hAnsi="Arial" w:cs="Arial"/>
           <w:sz w:val="22"/>
@@ -3354,6 +3387,7 @@
     </w:p>
     <w:p>
       <w:pPr>
+        <w:spacing w:line="360" w:lineRule="auto"/>
         <w:rPr>
           <w:rFonts w:ascii="Arial" w:hAnsi="Arial" w:cs="Arial"/>
         </w:rPr>
@@ -3368,6 +3402,7 @@
     <w:p>
       <w:pPr>
         <w:pStyle w:val="Heading1"/>
+        <w:spacing w:line="360" w:lineRule="auto"/>
         <w:rPr>
           <w:rFonts w:ascii="Arial" w:hAnsi="Arial" w:cs="Arial"/>
           <w:lang w:val="es-CL"/>
@@ -3404,6 +3439,7 @@
     </w:p>
     <w:p>
       <w:pPr>
+        <w:spacing w:line="360" w:lineRule="auto"/>
         <w:rPr>
           <w:rFonts w:ascii="Arial" w:hAnsi="Arial" w:cs="Arial"/>
           <w:lang w:val="es-CL"/>
@@ -3483,6 +3519,7 @@
     </w:p>
     <w:p>
       <w:pPr>
+        <w:spacing w:line="360" w:lineRule="auto"/>
         <w:rPr>
           <w:rFonts w:ascii="Arial" w:hAnsi="Arial" w:cs="Arial"/>
           <w:lang w:val="es-CL"/>
@@ -3499,6 +3536,7 @@
     <w:p>
       <w:pPr>
         <w:pStyle w:val="Heading1"/>
+        <w:spacing w:line="360" w:lineRule="auto"/>
         <w:rPr>
           <w:rFonts w:ascii="Arial" w:hAnsi="Arial" w:cs="Arial"/>
           <w:lang w:val="es-CL"/>
@@ -3532,6 +3570,7 @@
     </w:p>
     <w:p>
       <w:pPr>
+        <w:spacing w:line="360" w:lineRule="auto"/>
         <w:rPr>
           <w:rFonts w:ascii="Arial" w:hAnsi="Arial" w:cs="Arial"/>
           <w:lang w:val="es-CL"/>
@@ -3595,6 +3634,7 @@
     </w:p>
     <w:p>
       <w:pPr>
+        <w:spacing w:line="360" w:lineRule="auto"/>
         <w:rPr>
           <w:rFonts w:ascii="Arial" w:hAnsi="Arial" w:cs="Arial"/>
           <w:lang w:val="es-CL"/>
@@ -3611,6 +3651,7 @@
     <w:p>
       <w:pPr>
         <w:pStyle w:val="Heading1"/>
+        <w:spacing w:line="360" w:lineRule="auto"/>
         <w:rPr>
           <w:rFonts w:ascii="Arial" w:hAnsi="Arial" w:cs="Arial"/>
           <w:lang w:val="es-CL"/>
@@ -3660,6 +3701,7 @@
     </w:p>
     <w:p>
       <w:pPr>
+        <w:spacing w:line="360" w:lineRule="auto"/>
         <w:rPr>
           <w:rFonts w:ascii="Arial" w:hAnsi="Arial" w:cs="Arial"/>
           <w:lang w:val="es-CL"/>
@@ -3675,6 +3717,7 @@
     </w:p>
     <w:p>
       <w:pPr>
+        <w:spacing w:line="360" w:lineRule="auto"/>
         <w:rPr>
           <w:rFonts w:ascii="Arial" w:hAnsi="Arial" w:cs="Arial"/>
           <w:lang w:val="es-CL"/>
@@ -3707,6 +3750,7 @@
     <w:p>
       <w:pPr>
         <w:pStyle w:val="Heading1"/>
+        <w:spacing w:line="360" w:lineRule="auto"/>
         <w:rPr>
           <w:rFonts w:ascii="Arial" w:hAnsi="Arial" w:cs="Arial"/>
           <w:lang w:val="es-CL"/>
@@ -3718,6 +3762,7 @@
           <w:rFonts w:ascii="Arial" w:hAnsi="Arial" w:cs="Arial"/>
           <w:lang w:val="es-CL"/>
         </w:rPr>
+        <w:lastRenderedPageBreak/>
         <w:t xml:space="preserve">4 </w:t>
       </w:r>
       <w:proofErr w:type="gramStart"/>
@@ -3740,6 +3785,7 @@
     </w:p>
     <w:p>
       <w:pPr>
+        <w:spacing w:line="360" w:lineRule="auto"/>
         <w:rPr>
           <w:rFonts w:ascii="Arial" w:hAnsi="Arial" w:cs="Arial"/>
           <w:lang w:val="es-CL"/>
@@ -3756,6 +3802,7 @@
     <w:p>
       <w:pPr>
         <w:pStyle w:val="Heading2"/>
+        <w:spacing w:line="360" w:lineRule="auto"/>
         <w:rPr>
           <w:rFonts w:ascii="Arial" w:hAnsi="Arial" w:cs="Arial"/>
           <w:lang w:val="es-CL"/>
@@ -3782,6 +3829,7 @@
     </w:p>
     <w:p>
       <w:pPr>
+        <w:spacing w:line="360" w:lineRule="auto"/>
         <w:rPr>
           <w:rFonts w:ascii="Arial" w:hAnsi="Arial" w:cs="Arial"/>
           <w:lang w:val="es-CL"/>
@@ -3813,16 +3861,16 @@
     </w:p>
     <w:p>
       <w:pPr>
-        <w:rPr>
-          <w:rFonts w:ascii="Arial" w:hAnsi="Arial" w:cs="Arial"/>
-        </w:rPr>
-      </w:pPr>
-      <w:r>
-        <w:rPr>
-          <w:rFonts w:ascii="Arial" w:hAnsi="Arial" w:cs="Arial"/>
-          <w:lang w:val="es-CL"/>
-        </w:rPr>
-        <w:lastRenderedPageBreak/>
+        <w:spacing w:line="360" w:lineRule="auto"/>
+        <w:rPr>
+          <w:rFonts w:ascii="Arial" w:hAnsi="Arial" w:cs="Arial"/>
+        </w:rPr>
+      </w:pPr>
+      <w:r>
+        <w:rPr>
+          <w:rFonts w:ascii="Arial" w:hAnsi="Arial" w:cs="Arial"/>
+          <w:lang w:val="es-CL"/>
+        </w:rPr>
         <w:t xml:space="preserve">Estado al corte: Hecho según el registro documental del Sprint 1. </w:t>
       </w:r>
       <w:proofErr w:type="spellStart"/>
@@ -3843,7 +3891,7 @@
     <w:p>
       <w:pPr>
         <w:pStyle w:val="ListBullet"/>
-        <w:spacing w:after="80"/>
+        <w:spacing w:after="80" w:line="360" w:lineRule="auto"/>
         <w:rPr>
           <w:rFonts w:ascii="Arial" w:hAnsi="Arial" w:cs="Arial"/>
           <w:lang w:val="es-CL"/>
@@ -3860,7 +3908,7 @@
     <w:p>
       <w:pPr>
         <w:pStyle w:val="ListBullet"/>
-        <w:spacing w:after="80"/>
+        <w:spacing w:after="80" w:line="360" w:lineRule="auto"/>
         <w:rPr>
           <w:rFonts w:ascii="Arial" w:hAnsi="Arial" w:cs="Arial"/>
           <w:lang w:val="es-CL"/>
@@ -3877,7 +3925,7 @@
     <w:p>
       <w:pPr>
         <w:pStyle w:val="ListBullet"/>
-        <w:spacing w:after="80"/>
+        <w:spacing w:after="80" w:line="360" w:lineRule="auto"/>
         <w:rPr>
           <w:rFonts w:ascii="Arial" w:hAnsi="Arial" w:cs="Arial"/>
           <w:lang w:val="es-CL"/>
@@ -3909,6 +3957,7 @@
     </w:p>
     <w:p>
       <w:pPr>
+        <w:spacing w:line="360" w:lineRule="auto"/>
         <w:rPr>
           <w:rFonts w:ascii="Arial" w:hAnsi="Arial" w:cs="Arial"/>
           <w:lang w:val="es-CL"/>
@@ -3975,6 +4024,7 @@
     <w:p>
       <w:pPr>
         <w:pStyle w:val="Heading2"/>
+        <w:spacing w:line="360" w:lineRule="auto"/>
         <w:rPr>
           <w:rFonts w:ascii="Arial" w:hAnsi="Arial" w:cs="Arial"/>
           <w:lang w:val="es-CL"/>
@@ -3992,6 +4042,7 @@
     </w:p>
     <w:p>
       <w:pPr>
+        <w:spacing w:line="360" w:lineRule="auto"/>
         <w:rPr>
           <w:rFonts w:ascii="Arial" w:hAnsi="Arial" w:cs="Arial"/>
           <w:lang w:val="es-CL"/>
@@ -4007,6 +4058,7 @@
     </w:p>
     <w:p>
       <w:pPr>
+        <w:spacing w:line="360" w:lineRule="auto"/>
         <w:rPr>
           <w:rFonts w:ascii="Arial" w:hAnsi="Arial" w:cs="Arial"/>
         </w:rPr>
@@ -4036,7 +4088,7 @@
     <w:p>
       <w:pPr>
         <w:pStyle w:val="ListBullet"/>
-        <w:spacing w:after="80"/>
+        <w:spacing w:after="80" w:line="360" w:lineRule="auto"/>
         <w:rPr>
           <w:rFonts w:ascii="Arial" w:hAnsi="Arial" w:cs="Arial"/>
           <w:lang w:val="es-CL"/>
@@ -4053,7 +4105,7 @@
     <w:p>
       <w:pPr>
         <w:pStyle w:val="ListBullet"/>
-        <w:spacing w:after="80"/>
+        <w:spacing w:after="80" w:line="360" w:lineRule="auto"/>
         <w:rPr>
           <w:rFonts w:ascii="Arial" w:hAnsi="Arial" w:cs="Arial"/>
           <w:lang w:val="es-CL"/>
@@ -4086,7 +4138,7 @@
     <w:p>
       <w:pPr>
         <w:pStyle w:val="ListBullet"/>
-        <w:spacing w:after="80"/>
+        <w:spacing w:after="80" w:line="360" w:lineRule="auto"/>
         <w:rPr>
           <w:rFonts w:ascii="Arial" w:hAnsi="Arial" w:cs="Arial"/>
           <w:lang w:val="es-CL"/>
@@ -4118,6 +4170,7 @@
     </w:p>
     <w:p>
       <w:pPr>
+        <w:spacing w:line="360" w:lineRule="auto"/>
         <w:rPr>
           <w:rFonts w:ascii="Arial" w:hAnsi="Arial" w:cs="Arial"/>
           <w:lang w:val="es-CL"/>
@@ -4184,6 +4237,7 @@
     <w:p>
       <w:pPr>
         <w:pStyle w:val="Heading2"/>
+        <w:spacing w:line="360" w:lineRule="auto"/>
         <w:rPr>
           <w:rFonts w:ascii="Arial" w:hAnsi="Arial" w:cs="Arial"/>
           <w:lang w:val="es-CL"/>
@@ -4201,6 +4255,7 @@
     </w:p>
     <w:p>
       <w:pPr>
+        <w:spacing w:line="360" w:lineRule="auto"/>
         <w:rPr>
           <w:rFonts w:ascii="Arial" w:hAnsi="Arial" w:cs="Arial"/>
           <w:lang w:val="es-CL"/>
@@ -4216,6 +4271,7 @@
     </w:p>
     <w:p>
       <w:pPr>
+        <w:spacing w:line="360" w:lineRule="auto"/>
         <w:rPr>
           <w:rFonts w:ascii="Arial" w:hAnsi="Arial" w:cs="Arial"/>
         </w:rPr>
@@ -4245,7 +4301,7 @@
     <w:p>
       <w:pPr>
         <w:pStyle w:val="ListBullet"/>
-        <w:spacing w:after="80"/>
+        <w:spacing w:after="80" w:line="360" w:lineRule="auto"/>
         <w:rPr>
           <w:rFonts w:ascii="Arial" w:hAnsi="Arial" w:cs="Arial"/>
           <w:lang w:val="es-CL"/>
@@ -4262,7 +4318,7 @@
     <w:p>
       <w:pPr>
         <w:pStyle w:val="ListBullet"/>
-        <w:spacing w:after="80"/>
+        <w:spacing w:after="80" w:line="360" w:lineRule="auto"/>
         <w:rPr>
           <w:rFonts w:ascii="Arial" w:hAnsi="Arial" w:cs="Arial"/>
           <w:lang w:val="es-CL"/>
@@ -4279,7 +4335,7 @@
     <w:p>
       <w:pPr>
         <w:pStyle w:val="ListBullet"/>
-        <w:spacing w:after="80"/>
+        <w:spacing w:after="80" w:line="360" w:lineRule="auto"/>
         <w:rPr>
           <w:rFonts w:ascii="Arial" w:hAnsi="Arial" w:cs="Arial"/>
           <w:lang w:val="es-CL"/>
@@ -4295,993 +4351,7 @@
     </w:p>
     <w:p>
       <w:pPr>
-        <w:rPr>
-          <w:rFonts w:ascii="Arial" w:hAnsi="Arial" w:cs="Arial"/>
-          <w:lang w:val="es-CL"/>
-        </w:rPr>
-      </w:pPr>
-      <w:proofErr w:type="gramStart"/>
-      <w:r>
-        <w:rPr>
-          <w:rFonts w:ascii="Arial" w:hAnsi="Arial" w:cs="Arial"/>
-          <w:lang w:val="es-CL"/>
-        </w:rPr>
-        <w:t>Evidencia técnica a revisar</w:t>
-      </w:r>
-      <w:proofErr w:type="gramEnd"/>
-      <w:r>
-        <w:rPr>
-          <w:rFonts w:ascii="Arial" w:hAnsi="Arial" w:cs="Arial"/>
-          <w:lang w:val="es-CL"/>
-        </w:rPr>
-        <w:t xml:space="preserve">: </w:t>
-      </w:r>
-      <w:proofErr w:type="spellStart"/>
-      <w:r>
-        <w:rPr>
-          <w:rFonts w:ascii="Arial" w:hAnsi="Arial" w:cs="Arial"/>
-          <w:lang w:val="es-CL"/>
-        </w:rPr>
-        <w:t>tenantIdFromRequest</w:t>
-      </w:r>
-      <w:proofErr w:type="spellEnd"/>
-      <w:r>
-        <w:rPr>
-          <w:rFonts w:ascii="Arial" w:hAnsi="Arial" w:cs="Arial"/>
-          <w:lang w:val="es-CL"/>
-        </w:rPr>
-        <w:t xml:space="preserve"> y </w:t>
-      </w:r>
-      <w:proofErr w:type="spellStart"/>
-      <w:r>
-        <w:rPr>
-          <w:rFonts w:ascii="Arial" w:hAnsi="Arial" w:cs="Arial"/>
-          <w:lang w:val="es-CL"/>
-        </w:rPr>
-        <w:t>repository.ts</w:t>
-      </w:r>
-      <w:proofErr w:type="spellEnd"/>
-      <w:r>
-        <w:rPr>
-          <w:rFonts w:ascii="Arial" w:hAnsi="Arial" w:cs="Arial"/>
-          <w:lang w:val="es-CL"/>
-        </w:rPr>
-        <w:t>.</w:t>
-      </w:r>
-    </w:p>
-    <w:p>
-      <w:pPr>
-        <w:pStyle w:val="Heading2"/>
-        <w:rPr>
-          <w:rFonts w:ascii="Arial" w:hAnsi="Arial" w:cs="Arial"/>
-          <w:lang w:val="es-CL"/>
-        </w:rPr>
-      </w:pPr>
-      <w:bookmarkStart w:id="8" w:name="_Toc242044763"/>
-      <w:r>
-        <w:rPr>
-          <w:rFonts w:ascii="Arial" w:hAnsi="Arial" w:cs="Arial"/>
-          <w:lang w:val="es-CL"/>
-        </w:rPr>
-        <w:t>4.4 HU04 Gestionar negocio y local</w:t>
-      </w:r>
-      <w:bookmarkEnd w:id="8"/>
-    </w:p>
-    <w:p>
-      <w:pPr>
-        <w:rPr>
-          <w:rFonts w:ascii="Arial" w:hAnsi="Arial" w:cs="Arial"/>
-          <w:lang w:val="es-CL"/>
-        </w:rPr>
-      </w:pPr>
-      <w:r>
-        <w:rPr>
-          <w:rFonts w:ascii="Arial" w:hAnsi="Arial" w:cs="Arial"/>
-          <w:lang w:val="es-CL"/>
-        </w:rPr>
-        <w:t>Como dueño, quiero gestionar negocio y local para mantener información operativa vigente.</w:t>
-      </w:r>
-    </w:p>
-    <w:p>
-      <w:pPr>
-        <w:rPr>
-          <w:rFonts w:ascii="Arial" w:hAnsi="Arial" w:cs="Arial"/>
-        </w:rPr>
-      </w:pPr>
-      <w:r>
-        <w:rPr>
-          <w:rFonts w:ascii="Arial" w:hAnsi="Arial" w:cs="Arial"/>
-          <w:lang w:val="es-CL"/>
-        </w:rPr>
-        <w:t xml:space="preserve">Estado al corte: Hecho según el registro documental del Sprint 2. </w:t>
-      </w:r>
-      <w:proofErr w:type="spellStart"/>
-      <w:r>
-        <w:rPr>
-          <w:rFonts w:ascii="Arial" w:hAnsi="Arial" w:cs="Arial"/>
-        </w:rPr>
-        <w:t>Responsable</w:t>
-      </w:r>
-      <w:proofErr w:type="spellEnd"/>
-      <w:r>
-        <w:rPr>
-          <w:rFonts w:ascii="Arial" w:hAnsi="Arial" w:cs="Arial"/>
-        </w:rPr>
-        <w:t xml:space="preserve"> documental: Camilo.</w:t>
-      </w:r>
-    </w:p>
-    <w:p>
-      <w:pPr>
-        <w:pStyle w:val="ListBullet"/>
-        <w:spacing w:after="80"/>
-        <w:rPr>
-          <w:rFonts w:ascii="Arial" w:hAnsi="Arial" w:cs="Arial"/>
-          <w:lang w:val="es-CL"/>
-        </w:rPr>
-      </w:pPr>
-      <w:r>
-        <w:rPr>
-          <w:rFonts w:ascii="Arial" w:hAnsi="Arial" w:cs="Arial"/>
-          <w:lang w:val="es-CL"/>
-        </w:rPr>
-        <w:t>Se guardan datos del negocio autenticado.</w:t>
-      </w:r>
-    </w:p>
-    <w:p>
-      <w:pPr>
-        <w:pStyle w:val="ListBullet"/>
-        <w:spacing w:after="80"/>
-        <w:rPr>
-          <w:rFonts w:ascii="Arial" w:hAnsi="Arial" w:cs="Arial"/>
-          <w:lang w:val="es-CL"/>
-        </w:rPr>
-      </w:pPr>
-      <w:r>
-        <w:rPr>
-          <w:rFonts w:ascii="Arial" w:hAnsi="Arial" w:cs="Arial"/>
-          <w:lang w:val="es-CL"/>
-        </w:rPr>
-        <w:t>Campos y preferencias inválidos se rechazan.</w:t>
-      </w:r>
-    </w:p>
-    <w:p>
-      <w:pPr>
-        <w:pStyle w:val="ListBullet"/>
-        <w:spacing w:after="80"/>
-        <w:rPr>
-          <w:rFonts w:ascii="Arial" w:hAnsi="Arial" w:cs="Arial"/>
-          <w:lang w:val="es-CL"/>
-        </w:rPr>
-      </w:pPr>
-      <w:r>
-        <w:rPr>
-          <w:rFonts w:ascii="Arial" w:hAnsi="Arial" w:cs="Arial"/>
-          <w:lang w:val="es-CL"/>
-        </w:rPr>
-        <w:t>La edición no permite modificar otro negocio.</w:t>
-      </w:r>
-    </w:p>
-    <w:p>
-      <w:pPr>
-        <w:rPr>
-          <w:rFonts w:ascii="Arial" w:hAnsi="Arial" w:cs="Arial"/>
-          <w:lang w:val="es-CL"/>
-        </w:rPr>
-      </w:pPr>
-      <w:proofErr w:type="gramStart"/>
-      <w:r>
-        <w:rPr>
-          <w:rFonts w:ascii="Arial" w:hAnsi="Arial" w:cs="Arial"/>
-          <w:lang w:val="es-CL"/>
-        </w:rPr>
-        <w:t>Evidencia técnica a revisar</w:t>
-      </w:r>
-      <w:proofErr w:type="gramEnd"/>
-      <w:r>
-        <w:rPr>
-          <w:rFonts w:ascii="Arial" w:hAnsi="Arial" w:cs="Arial"/>
-          <w:lang w:val="es-CL"/>
-        </w:rPr>
-        <w:t>: /</w:t>
-      </w:r>
-      <w:proofErr w:type="spellStart"/>
-      <w:r>
-        <w:rPr>
-          <w:rFonts w:ascii="Arial" w:hAnsi="Arial" w:cs="Arial"/>
-          <w:lang w:val="es-CL"/>
-        </w:rPr>
-        <w:t>tenant</w:t>
-      </w:r>
-      <w:proofErr w:type="spellEnd"/>
-      <w:r>
-        <w:rPr>
-          <w:rFonts w:ascii="Arial" w:hAnsi="Arial" w:cs="Arial"/>
-          <w:lang w:val="es-CL"/>
-        </w:rPr>
-        <w:t xml:space="preserve"> y </w:t>
-      </w:r>
-      <w:proofErr w:type="spellStart"/>
-      <w:r>
-        <w:rPr>
-          <w:rFonts w:ascii="Arial" w:hAnsi="Arial" w:cs="Arial"/>
-          <w:lang w:val="es-CL"/>
-        </w:rPr>
-        <w:t>businessPreferences.ts</w:t>
-      </w:r>
-      <w:proofErr w:type="spellEnd"/>
-      <w:r>
-        <w:rPr>
-          <w:rFonts w:ascii="Arial" w:hAnsi="Arial" w:cs="Arial"/>
-          <w:lang w:val="es-CL"/>
-        </w:rPr>
-        <w:t>.</w:t>
-      </w:r>
-    </w:p>
-    <w:p>
-      <w:pPr>
-        <w:pStyle w:val="Heading2"/>
-        <w:rPr>
-          <w:rFonts w:ascii="Arial" w:hAnsi="Arial" w:cs="Arial"/>
-          <w:lang w:val="es-CL"/>
-        </w:rPr>
-      </w:pPr>
-      <w:bookmarkStart w:id="9" w:name="_Toc242044764"/>
-      <w:r>
-        <w:rPr>
-          <w:rFonts w:ascii="Arial" w:hAnsi="Arial" w:cs="Arial"/>
-          <w:lang w:val="es-CL"/>
-        </w:rPr>
-        <w:t>4.5 HU05 Administrar usuarios</w:t>
-      </w:r>
-      <w:bookmarkEnd w:id="9"/>
-    </w:p>
-    <w:p>
-      <w:pPr>
-        <w:rPr>
-          <w:rFonts w:ascii="Arial" w:hAnsi="Arial" w:cs="Arial"/>
-          <w:lang w:val="es-CL"/>
-        </w:rPr>
-      </w:pPr>
-      <w:r>
-        <w:rPr>
-          <w:rFonts w:ascii="Arial" w:hAnsi="Arial" w:cs="Arial"/>
-          <w:lang w:val="es-CL"/>
-        </w:rPr>
-        <w:t>Como dueño, quiero administrar usuarios para controlar cuentas del equipo.</w:t>
-      </w:r>
-    </w:p>
-    <w:p>
-      <w:pPr>
-        <w:rPr>
-          <w:rFonts w:ascii="Arial" w:hAnsi="Arial" w:cs="Arial"/>
-        </w:rPr>
-      </w:pPr>
-      <w:r>
-        <w:rPr>
-          <w:rFonts w:ascii="Arial" w:hAnsi="Arial" w:cs="Arial"/>
-          <w:lang w:val="es-CL"/>
-        </w:rPr>
-        <w:t xml:space="preserve">Estado al corte: Hecho según el registro documental del Sprint 2. </w:t>
-      </w:r>
-      <w:proofErr w:type="spellStart"/>
-      <w:r>
-        <w:rPr>
-          <w:rFonts w:ascii="Arial" w:hAnsi="Arial" w:cs="Arial"/>
-        </w:rPr>
-        <w:t>Responsable</w:t>
-      </w:r>
-      <w:proofErr w:type="spellEnd"/>
-      <w:r>
-        <w:rPr>
-          <w:rFonts w:ascii="Arial" w:hAnsi="Arial" w:cs="Arial"/>
-        </w:rPr>
-        <w:t xml:space="preserve"> documental: Camilo.</w:t>
-      </w:r>
-    </w:p>
-    <w:p>
-      <w:pPr>
-        <w:pStyle w:val="ListBullet"/>
-        <w:spacing w:after="80"/>
-        <w:rPr>
-          <w:rFonts w:ascii="Arial" w:hAnsi="Arial" w:cs="Arial"/>
-          <w:lang w:val="es-CL"/>
-        </w:rPr>
-      </w:pPr>
-      <w:r>
-        <w:rPr>
-          <w:rFonts w:ascii="Arial" w:hAnsi="Arial" w:cs="Arial"/>
-          <w:lang w:val="es-CL"/>
-        </w:rPr>
-        <w:t>El usuario nuevo se vincula al negocio.</w:t>
-      </w:r>
-    </w:p>
-    <w:p>
-      <w:pPr>
-        <w:pStyle w:val="ListBullet"/>
-        <w:spacing w:after="80"/>
-        <w:rPr>
-          <w:rFonts w:ascii="Arial" w:hAnsi="Arial" w:cs="Arial"/>
-          <w:lang w:val="es-CL"/>
-        </w:rPr>
-      </w:pPr>
-      <w:r>
-        <w:rPr>
-          <w:rFonts w:ascii="Arial" w:hAnsi="Arial" w:cs="Arial"/>
-          <w:lang w:val="es-CL"/>
-        </w:rPr>
-        <w:lastRenderedPageBreak/>
-        <w:t>Se valida rol y contraseña.</w:t>
-      </w:r>
-    </w:p>
-    <w:p>
-      <w:pPr>
-        <w:pStyle w:val="ListBullet"/>
-        <w:spacing w:after="80"/>
-        <w:rPr>
-          <w:rFonts w:ascii="Arial" w:hAnsi="Arial" w:cs="Arial"/>
-          <w:lang w:val="es-CL"/>
-        </w:rPr>
-      </w:pPr>
-      <w:r>
-        <w:rPr>
-          <w:rFonts w:ascii="Arial" w:hAnsi="Arial" w:cs="Arial"/>
-          <w:lang w:val="es-CL"/>
-        </w:rPr>
-        <w:t>La desactivación limita acceso según la gestión de sesión existente.</w:t>
-      </w:r>
-    </w:p>
-    <w:p>
-      <w:pPr>
-        <w:rPr>
-          <w:rFonts w:ascii="Arial" w:hAnsi="Arial" w:cs="Arial"/>
-          <w:lang w:val="es-CL"/>
-        </w:rPr>
-      </w:pPr>
-      <w:proofErr w:type="gramStart"/>
-      <w:r>
-        <w:rPr>
-          <w:rFonts w:ascii="Arial" w:hAnsi="Arial" w:cs="Arial"/>
-          <w:lang w:val="es-CL"/>
-        </w:rPr>
-        <w:t>Evidencia técnica a revisar</w:t>
-      </w:r>
-      <w:proofErr w:type="gramEnd"/>
-      <w:r>
-        <w:rPr>
-          <w:rFonts w:ascii="Arial" w:hAnsi="Arial" w:cs="Arial"/>
-          <w:lang w:val="es-CL"/>
-        </w:rPr>
-        <w:t>: /</w:t>
-      </w:r>
-      <w:proofErr w:type="spellStart"/>
-      <w:r>
-        <w:rPr>
-          <w:rFonts w:ascii="Arial" w:hAnsi="Arial" w:cs="Arial"/>
-          <w:lang w:val="es-CL"/>
-        </w:rPr>
-        <w:t>users</w:t>
-      </w:r>
-      <w:proofErr w:type="spellEnd"/>
-      <w:r>
-        <w:rPr>
-          <w:rFonts w:ascii="Arial" w:hAnsi="Arial" w:cs="Arial"/>
-          <w:lang w:val="es-CL"/>
-        </w:rPr>
-        <w:t xml:space="preserve"> y repositorio.</w:t>
-      </w:r>
-    </w:p>
-    <w:p>
-      <w:pPr>
-        <w:pStyle w:val="Heading2"/>
-        <w:rPr>
-          <w:rFonts w:ascii="Arial" w:hAnsi="Arial" w:cs="Arial"/>
-          <w:lang w:val="es-CL"/>
-        </w:rPr>
-      </w:pPr>
-      <w:bookmarkStart w:id="10" w:name="_Toc242044765"/>
-      <w:r>
-        <w:rPr>
-          <w:rFonts w:ascii="Arial" w:hAnsi="Arial" w:cs="Arial"/>
-          <w:lang w:val="es-CL"/>
-        </w:rPr>
-        <w:t>4.6 HU06 Gestionar categorías de productos</w:t>
-      </w:r>
-      <w:bookmarkEnd w:id="10"/>
-    </w:p>
-    <w:p>
-      <w:pPr>
-        <w:rPr>
-          <w:rFonts w:ascii="Arial" w:hAnsi="Arial" w:cs="Arial"/>
-          <w:lang w:val="es-CL"/>
-        </w:rPr>
-      </w:pPr>
-      <w:r>
-        <w:rPr>
-          <w:rFonts w:ascii="Arial" w:hAnsi="Arial" w:cs="Arial"/>
-          <w:lang w:val="es-CL"/>
-        </w:rPr>
-        <w:t>Como dueño, quiero gestionar categorías de productos para organizar el catálogo.</w:t>
-      </w:r>
-    </w:p>
-    <w:p>
-      <w:pPr>
-        <w:rPr>
-          <w:rFonts w:ascii="Arial" w:hAnsi="Arial" w:cs="Arial"/>
-        </w:rPr>
-      </w:pPr>
-      <w:r>
-        <w:rPr>
-          <w:rFonts w:ascii="Arial" w:hAnsi="Arial" w:cs="Arial"/>
-          <w:lang w:val="es-CL"/>
-        </w:rPr>
-        <w:t xml:space="preserve">Estado al corte: Hecho según el registro documental del Sprint 2. </w:t>
-      </w:r>
-      <w:proofErr w:type="spellStart"/>
-      <w:r>
-        <w:rPr>
-          <w:rFonts w:ascii="Arial" w:hAnsi="Arial" w:cs="Arial"/>
-        </w:rPr>
-        <w:t>Responsable</w:t>
-      </w:r>
-      <w:proofErr w:type="spellEnd"/>
-      <w:r>
-        <w:rPr>
-          <w:rFonts w:ascii="Arial" w:hAnsi="Arial" w:cs="Arial"/>
-        </w:rPr>
-        <w:t xml:space="preserve"> documental: Camilo.</w:t>
-      </w:r>
-    </w:p>
-    <w:p>
-      <w:pPr>
-        <w:pStyle w:val="ListBullet"/>
-        <w:spacing w:after="80"/>
-        <w:rPr>
-          <w:rFonts w:ascii="Arial" w:hAnsi="Arial" w:cs="Arial"/>
-          <w:lang w:val="es-CL"/>
-        </w:rPr>
-      </w:pPr>
-      <w:r>
-        <w:rPr>
-          <w:rFonts w:ascii="Arial" w:hAnsi="Arial" w:cs="Arial"/>
-          <w:lang w:val="es-CL"/>
-        </w:rPr>
-        <w:t>Las categorías corresponden al negocio.</w:t>
-      </w:r>
-    </w:p>
-    <w:p>
-      <w:pPr>
-        <w:pStyle w:val="ListBullet"/>
-        <w:spacing w:after="80"/>
-        <w:rPr>
-          <w:rFonts w:ascii="Arial" w:hAnsi="Arial" w:cs="Arial"/>
-          <w:lang w:val="es-CL"/>
-        </w:rPr>
-      </w:pPr>
-      <w:r>
-        <w:rPr>
-          <w:rFonts w:ascii="Arial" w:hAnsi="Arial" w:cs="Arial"/>
-          <w:lang w:val="es-CL"/>
-        </w:rPr>
-        <w:t>Un producto conserva relación válida.</w:t>
-      </w:r>
-    </w:p>
-    <w:p>
-      <w:pPr>
-        <w:pStyle w:val="ListBullet"/>
-        <w:spacing w:after="80"/>
-        <w:rPr>
-          <w:rFonts w:ascii="Arial" w:hAnsi="Arial" w:cs="Arial"/>
-          <w:lang w:val="es-CL"/>
-        </w:rPr>
-      </w:pPr>
-      <w:r>
-        <w:rPr>
-          <w:rFonts w:ascii="Arial" w:hAnsi="Arial" w:cs="Arial"/>
-          <w:lang w:val="es-CL"/>
-        </w:rPr>
-        <w:t>La consulta no mezcla categorías ajenas.</w:t>
-      </w:r>
-    </w:p>
-    <w:p>
-      <w:pPr>
-        <w:rPr>
-          <w:rFonts w:ascii="Arial" w:hAnsi="Arial" w:cs="Arial"/>
-          <w:lang w:val="es-CL"/>
-        </w:rPr>
-      </w:pPr>
-      <w:proofErr w:type="gramStart"/>
-      <w:r>
-        <w:rPr>
-          <w:rFonts w:ascii="Arial" w:hAnsi="Arial" w:cs="Arial"/>
-          <w:lang w:val="es-CL"/>
-        </w:rPr>
-        <w:t>Evidencia técnica a revisar</w:t>
-      </w:r>
-      <w:proofErr w:type="gramEnd"/>
-      <w:r>
-        <w:rPr>
-          <w:rFonts w:ascii="Arial" w:hAnsi="Arial" w:cs="Arial"/>
-          <w:lang w:val="es-CL"/>
-        </w:rPr>
-        <w:t xml:space="preserve">: </w:t>
-      </w:r>
-      <w:proofErr w:type="spellStart"/>
-      <w:r>
-        <w:rPr>
-          <w:rFonts w:ascii="Arial" w:hAnsi="Arial" w:cs="Arial"/>
-          <w:lang w:val="es-CL"/>
-        </w:rPr>
-        <w:t>categorias</w:t>
-      </w:r>
-      <w:proofErr w:type="spellEnd"/>
-      <w:r>
-        <w:rPr>
-          <w:rFonts w:ascii="Arial" w:hAnsi="Arial" w:cs="Arial"/>
-          <w:lang w:val="es-CL"/>
-        </w:rPr>
-        <w:t xml:space="preserve"> en </w:t>
-      </w:r>
-      <w:proofErr w:type="spellStart"/>
-      <w:r>
-        <w:rPr>
-          <w:rFonts w:ascii="Arial" w:hAnsi="Arial" w:cs="Arial"/>
-          <w:lang w:val="es-CL"/>
-        </w:rPr>
-        <w:t>schema.sql</w:t>
-      </w:r>
-      <w:proofErr w:type="spellEnd"/>
-      <w:r>
-        <w:rPr>
-          <w:rFonts w:ascii="Arial" w:hAnsi="Arial" w:cs="Arial"/>
-          <w:lang w:val="es-CL"/>
-        </w:rPr>
-        <w:t>.</w:t>
-      </w:r>
-    </w:p>
-    <w:p>
-      <w:pPr>
-        <w:pStyle w:val="Heading2"/>
-        <w:rPr>
-          <w:rFonts w:ascii="Arial" w:hAnsi="Arial" w:cs="Arial"/>
-          <w:lang w:val="es-CL"/>
-        </w:rPr>
-      </w:pPr>
-      <w:bookmarkStart w:id="11" w:name="_Toc242044766"/>
-      <w:r>
-        <w:rPr>
-          <w:rFonts w:ascii="Arial" w:hAnsi="Arial" w:cs="Arial"/>
-          <w:lang w:val="es-CL"/>
-        </w:rPr>
-        <w:t>4.7 HU07 Gestionar catálogo de productos</w:t>
-      </w:r>
-      <w:bookmarkEnd w:id="11"/>
-    </w:p>
-    <w:p>
-      <w:pPr>
-        <w:rPr>
-          <w:rFonts w:ascii="Arial" w:hAnsi="Arial" w:cs="Arial"/>
-          <w:lang w:val="es-CL"/>
-        </w:rPr>
-      </w:pPr>
-      <w:r>
-        <w:rPr>
-          <w:rFonts w:ascii="Arial" w:hAnsi="Arial" w:cs="Arial"/>
-          <w:lang w:val="es-CL"/>
-        </w:rPr>
-        <w:t>Como dueño, quiero gestionar catálogo de productos para vender productos con información vigente.</w:t>
-      </w:r>
-    </w:p>
-    <w:p>
-      <w:pPr>
-        <w:rPr>
-          <w:rFonts w:ascii="Arial" w:hAnsi="Arial" w:cs="Arial"/>
-        </w:rPr>
-      </w:pPr>
-      <w:r>
-        <w:rPr>
-          <w:rFonts w:ascii="Arial" w:hAnsi="Arial" w:cs="Arial"/>
-          <w:lang w:val="es-CL"/>
-        </w:rPr>
-        <w:t xml:space="preserve">Estado al corte: Hecho según el registro documental del Sprint 2. </w:t>
-      </w:r>
-      <w:proofErr w:type="spellStart"/>
-      <w:r>
-        <w:rPr>
-          <w:rFonts w:ascii="Arial" w:hAnsi="Arial" w:cs="Arial"/>
-        </w:rPr>
-        <w:t>Responsable</w:t>
-      </w:r>
-      <w:proofErr w:type="spellEnd"/>
-      <w:r>
-        <w:rPr>
-          <w:rFonts w:ascii="Arial" w:hAnsi="Arial" w:cs="Arial"/>
-        </w:rPr>
-        <w:t xml:space="preserve"> documental: Camilo.</w:t>
-      </w:r>
-    </w:p>
-    <w:p>
-      <w:pPr>
-        <w:pStyle w:val="ListBullet"/>
-        <w:spacing w:after="80"/>
-        <w:rPr>
-          <w:rFonts w:ascii="Arial" w:hAnsi="Arial" w:cs="Arial"/>
-          <w:lang w:val="es-CL"/>
-        </w:rPr>
-      </w:pPr>
-      <w:r>
-        <w:rPr>
-          <w:rFonts w:ascii="Arial" w:hAnsi="Arial" w:cs="Arial"/>
-          <w:lang w:val="es-CL"/>
-        </w:rPr>
-        <w:t>Precio y datos obligatorios se validan.</w:t>
-      </w:r>
-    </w:p>
-    <w:p>
-      <w:pPr>
-        <w:pStyle w:val="ListBullet"/>
-        <w:spacing w:after="80"/>
-        <w:rPr>
-          <w:rFonts w:ascii="Arial" w:hAnsi="Arial" w:cs="Arial"/>
-          <w:lang w:val="es-CL"/>
-        </w:rPr>
-      </w:pPr>
-      <w:r>
-        <w:rPr>
-          <w:rFonts w:ascii="Arial" w:hAnsi="Arial" w:cs="Arial"/>
-          <w:lang w:val="es-CL"/>
-        </w:rPr>
-        <w:t>La edición queda visible en catálogo.</w:t>
-      </w:r>
-    </w:p>
-    <w:p>
-      <w:pPr>
-        <w:pStyle w:val="ListBullet"/>
-        <w:spacing w:after="80"/>
-        <w:rPr>
-          <w:rFonts w:ascii="Arial" w:hAnsi="Arial" w:cs="Arial"/>
-          <w:lang w:val="es-CL"/>
-        </w:rPr>
-      </w:pPr>
-      <w:r>
-        <w:rPr>
-          <w:rFonts w:ascii="Arial" w:hAnsi="Arial" w:cs="Arial"/>
-          <w:lang w:val="es-CL"/>
-        </w:rPr>
-        <w:t>Un producto desactivado no se vende como activo.</w:t>
-      </w:r>
-    </w:p>
-    <w:p>
-      <w:pPr>
-        <w:rPr>
-          <w:rFonts w:ascii="Arial" w:hAnsi="Arial" w:cs="Arial"/>
-          <w:lang w:val="es-CL"/>
-        </w:rPr>
-      </w:pPr>
-      <w:proofErr w:type="gramStart"/>
-      <w:r>
-        <w:rPr>
-          <w:rFonts w:ascii="Arial" w:hAnsi="Arial" w:cs="Arial"/>
-          <w:lang w:val="es-CL"/>
-        </w:rPr>
-        <w:t>Evidencia técnica a revisar</w:t>
-      </w:r>
-      <w:proofErr w:type="gramEnd"/>
-      <w:r>
-        <w:rPr>
-          <w:rFonts w:ascii="Arial" w:hAnsi="Arial" w:cs="Arial"/>
-          <w:lang w:val="es-CL"/>
-        </w:rPr>
-        <w:t>: /</w:t>
-      </w:r>
-      <w:proofErr w:type="spellStart"/>
-      <w:r>
-        <w:rPr>
-          <w:rFonts w:ascii="Arial" w:hAnsi="Arial" w:cs="Arial"/>
-          <w:lang w:val="es-CL"/>
-        </w:rPr>
-        <w:t>products</w:t>
-      </w:r>
-      <w:proofErr w:type="spellEnd"/>
-      <w:r>
-        <w:rPr>
-          <w:rFonts w:ascii="Arial" w:hAnsi="Arial" w:cs="Arial"/>
-          <w:lang w:val="es-CL"/>
-        </w:rPr>
-        <w:t xml:space="preserve"> y productos.</w:t>
-      </w:r>
-    </w:p>
-    <w:p>
-      <w:pPr>
-        <w:pStyle w:val="Heading2"/>
-        <w:rPr>
-          <w:rFonts w:ascii="Arial" w:hAnsi="Arial" w:cs="Arial"/>
-          <w:lang w:val="es-CL"/>
-        </w:rPr>
-      </w:pPr>
-      <w:bookmarkStart w:id="12" w:name="_Toc242044767"/>
-      <w:r>
-        <w:rPr>
-          <w:rFonts w:ascii="Arial" w:hAnsi="Arial" w:cs="Arial"/>
-          <w:lang w:val="es-CL"/>
-        </w:rPr>
-        <w:t>4.8 HU08 Registrar stock inicial</w:t>
-      </w:r>
-      <w:bookmarkEnd w:id="12"/>
-    </w:p>
-    <w:p>
-      <w:pPr>
-        <w:rPr>
-          <w:rFonts w:ascii="Arial" w:hAnsi="Arial" w:cs="Arial"/>
-          <w:lang w:val="es-CL"/>
-        </w:rPr>
-      </w:pPr>
-      <w:r>
-        <w:rPr>
-          <w:rFonts w:ascii="Arial" w:hAnsi="Arial" w:cs="Arial"/>
-          <w:lang w:val="es-CL"/>
-        </w:rPr>
-        <w:t>Como dueño, quiero registrar stock inicial para comenzar con existencias controladas.</w:t>
-      </w:r>
-    </w:p>
-    <w:p>
-      <w:pPr>
-        <w:rPr>
-          <w:rFonts w:ascii="Arial" w:hAnsi="Arial" w:cs="Arial"/>
-        </w:rPr>
-      </w:pPr>
-      <w:r>
-        <w:rPr>
-          <w:rFonts w:ascii="Arial" w:hAnsi="Arial" w:cs="Arial"/>
-          <w:lang w:val="es-CL"/>
-        </w:rPr>
-        <w:t xml:space="preserve">Estado al corte: Hecho según el registro documental del Sprint 2. </w:t>
-      </w:r>
-      <w:proofErr w:type="spellStart"/>
-      <w:r>
-        <w:rPr>
-          <w:rFonts w:ascii="Arial" w:hAnsi="Arial" w:cs="Arial"/>
-        </w:rPr>
-        <w:t>Responsable</w:t>
-      </w:r>
-      <w:proofErr w:type="spellEnd"/>
-      <w:r>
-        <w:rPr>
-          <w:rFonts w:ascii="Arial" w:hAnsi="Arial" w:cs="Arial"/>
-        </w:rPr>
-        <w:t xml:space="preserve"> documental: Camilo.</w:t>
-      </w:r>
-    </w:p>
-    <w:p>
-      <w:pPr>
-        <w:pStyle w:val="ListBullet"/>
-        <w:spacing w:after="80"/>
-        <w:rPr>
-          <w:rFonts w:ascii="Arial" w:hAnsi="Arial" w:cs="Arial"/>
-        </w:rPr>
-      </w:pPr>
-      <w:r>
-        <w:rPr>
-          <w:rFonts w:ascii="Arial" w:hAnsi="Arial" w:cs="Arial"/>
-        </w:rPr>
-        <w:t xml:space="preserve">Se </w:t>
-      </w:r>
-      <w:proofErr w:type="spellStart"/>
-      <w:r>
-        <w:rPr>
-          <w:rFonts w:ascii="Arial" w:hAnsi="Arial" w:cs="Arial"/>
-        </w:rPr>
-        <w:t>valida</w:t>
-      </w:r>
-      <w:proofErr w:type="spellEnd"/>
-      <w:r>
-        <w:rPr>
-          <w:rFonts w:ascii="Arial" w:hAnsi="Arial" w:cs="Arial"/>
-        </w:rPr>
-        <w:t xml:space="preserve"> </w:t>
-      </w:r>
-      <w:proofErr w:type="spellStart"/>
-      <w:r>
-        <w:rPr>
-          <w:rFonts w:ascii="Arial" w:hAnsi="Arial" w:cs="Arial"/>
-        </w:rPr>
-        <w:t>cantidad</w:t>
-      </w:r>
-      <w:proofErr w:type="spellEnd"/>
-      <w:r>
-        <w:rPr>
-          <w:rFonts w:ascii="Arial" w:hAnsi="Arial" w:cs="Arial"/>
-        </w:rPr>
-        <w:t>.</w:t>
-      </w:r>
-    </w:p>
-    <w:p>
-      <w:pPr>
-        <w:pStyle w:val="ListBullet"/>
-        <w:spacing w:after="80"/>
-        <w:rPr>
-          <w:rFonts w:ascii="Arial" w:hAnsi="Arial" w:cs="Arial"/>
-          <w:lang w:val="es-CL"/>
-        </w:rPr>
-      </w:pPr>
-      <w:r>
-        <w:rPr>
-          <w:rFonts w:ascii="Arial" w:hAnsi="Arial" w:cs="Arial"/>
-          <w:lang w:val="es-CL"/>
-        </w:rPr>
-        <w:t>El ajuste se asocia al producto autorizado.</w:t>
-      </w:r>
-    </w:p>
-    <w:p>
-      <w:pPr>
-        <w:pStyle w:val="ListBullet"/>
-        <w:spacing w:after="80"/>
-        <w:rPr>
-          <w:rFonts w:ascii="Arial" w:hAnsi="Arial" w:cs="Arial"/>
-          <w:lang w:val="es-CL"/>
-        </w:rPr>
-      </w:pPr>
-      <w:r>
-        <w:rPr>
-          <w:rFonts w:ascii="Arial" w:hAnsi="Arial" w:cs="Arial"/>
-          <w:lang w:val="es-CL"/>
-        </w:rPr>
-        <w:t>Se puede comprobar el stock antes y después.</w:t>
-      </w:r>
-    </w:p>
-    <w:p>
-      <w:pPr>
-        <w:rPr>
-          <w:rFonts w:ascii="Arial" w:hAnsi="Arial" w:cs="Arial"/>
-          <w:lang w:val="es-CL"/>
-        </w:rPr>
-      </w:pPr>
-      <w:proofErr w:type="gramStart"/>
-      <w:r>
-        <w:rPr>
-          <w:rFonts w:ascii="Arial" w:hAnsi="Arial" w:cs="Arial"/>
-          <w:lang w:val="es-CL"/>
-        </w:rPr>
-        <w:t>Evidencia técnica a revisar</w:t>
-      </w:r>
-      <w:proofErr w:type="gramEnd"/>
-      <w:r>
-        <w:rPr>
-          <w:rFonts w:ascii="Arial" w:hAnsi="Arial" w:cs="Arial"/>
-          <w:lang w:val="es-CL"/>
-        </w:rPr>
-        <w:t>: /</w:t>
-      </w:r>
-      <w:proofErr w:type="spellStart"/>
-      <w:r>
-        <w:rPr>
-          <w:rFonts w:ascii="Arial" w:hAnsi="Arial" w:cs="Arial"/>
-          <w:lang w:val="es-CL"/>
-        </w:rPr>
-        <w:t>products</w:t>
-      </w:r>
-      <w:proofErr w:type="spellEnd"/>
-      <w:r>
-        <w:rPr>
-          <w:rFonts w:ascii="Arial" w:hAnsi="Arial" w:cs="Arial"/>
-          <w:lang w:val="es-CL"/>
-        </w:rPr>
-        <w:t>/:id/stock.</w:t>
-      </w:r>
-    </w:p>
-    <w:p>
-      <w:pPr>
-        <w:pStyle w:val="Heading2"/>
-        <w:rPr>
-          <w:rFonts w:ascii="Arial" w:hAnsi="Arial" w:cs="Arial"/>
-          <w:lang w:val="es-CL"/>
-        </w:rPr>
-      </w:pPr>
-      <w:bookmarkStart w:id="13" w:name="_Toc242044768"/>
-      <w:r>
-        <w:rPr>
-          <w:rFonts w:ascii="Arial" w:hAnsi="Arial" w:cs="Arial"/>
-          <w:lang w:val="es-CL"/>
-        </w:rPr>
-        <w:t>4.9 HU09 Registrar movimientos de stock</w:t>
-      </w:r>
-      <w:bookmarkEnd w:id="13"/>
-    </w:p>
-    <w:p>
-      <w:pPr>
-        <w:rPr>
-          <w:rFonts w:ascii="Arial" w:hAnsi="Arial" w:cs="Arial"/>
-          <w:lang w:val="es-CL"/>
-        </w:rPr>
-      </w:pPr>
-      <w:r>
-        <w:rPr>
-          <w:rFonts w:ascii="Arial" w:hAnsi="Arial" w:cs="Arial"/>
-          <w:lang w:val="es-CL"/>
-        </w:rPr>
-        <w:t>Como dueño, quiero registrar movimientos de stock para explicar cambios de existencias.</w:t>
-      </w:r>
-    </w:p>
-    <w:p>
-      <w:pPr>
-        <w:rPr>
-          <w:rFonts w:ascii="Arial" w:hAnsi="Arial" w:cs="Arial"/>
-        </w:rPr>
-      </w:pPr>
-      <w:r>
-        <w:rPr>
-          <w:rFonts w:ascii="Arial" w:hAnsi="Arial" w:cs="Arial"/>
-          <w:lang w:val="es-CL"/>
-        </w:rPr>
-        <w:t xml:space="preserve">Estado al corte: Hecho según el registro documental del Sprint 3. </w:t>
-      </w:r>
-      <w:proofErr w:type="spellStart"/>
-      <w:r>
-        <w:rPr>
-          <w:rFonts w:ascii="Arial" w:hAnsi="Arial" w:cs="Arial"/>
-        </w:rPr>
-        <w:t>Responsable</w:t>
-      </w:r>
-      <w:proofErr w:type="spellEnd"/>
-      <w:r>
-        <w:rPr>
-          <w:rFonts w:ascii="Arial" w:hAnsi="Arial" w:cs="Arial"/>
-        </w:rPr>
-        <w:t xml:space="preserve"> documental: Camilo.</w:t>
-      </w:r>
-    </w:p>
-    <w:p>
-      <w:pPr>
-        <w:pStyle w:val="ListBullet"/>
-        <w:spacing w:after="80"/>
-        <w:rPr>
-          <w:rFonts w:ascii="Arial" w:hAnsi="Arial" w:cs="Arial"/>
-          <w:lang w:val="es-CL"/>
-        </w:rPr>
-      </w:pPr>
-      <w:r>
-        <w:rPr>
-          <w:rFonts w:ascii="Arial" w:hAnsi="Arial" w:cs="Arial"/>
-          <w:lang w:val="es-CL"/>
-        </w:rPr>
-        <w:t>Una operación genera movimiento correspondiente.</w:t>
-      </w:r>
-    </w:p>
-    <w:p>
-      <w:pPr>
-        <w:pStyle w:val="ListBullet"/>
-        <w:spacing w:after="80"/>
-        <w:rPr>
-          <w:rFonts w:ascii="Arial" w:hAnsi="Arial" w:cs="Arial"/>
-          <w:lang w:val="es-CL"/>
-        </w:rPr>
-      </w:pPr>
-      <w:r>
-        <w:rPr>
-          <w:rFonts w:ascii="Arial" w:hAnsi="Arial" w:cs="Arial"/>
-          <w:lang w:val="es-CL"/>
-        </w:rPr>
-        <w:t>El registro conserva cantidad y stock resultante.</w:t>
-      </w:r>
-    </w:p>
-    <w:p>
-      <w:pPr>
-        <w:pStyle w:val="ListBullet"/>
-        <w:spacing w:after="80"/>
-        <w:rPr>
-          <w:rFonts w:ascii="Arial" w:hAnsi="Arial" w:cs="Arial"/>
-          <w:lang w:val="es-CL"/>
-        </w:rPr>
-      </w:pPr>
-      <w:r>
-        <w:rPr>
-          <w:rFonts w:ascii="Arial" w:hAnsi="Arial" w:cs="Arial"/>
-          <w:lang w:val="es-CL"/>
-        </w:rPr>
-        <w:t>Se mantiene negocio y autor cuando aplica.</w:t>
-      </w:r>
-    </w:p>
-    <w:p>
-      <w:pPr>
+        <w:spacing w:line="360" w:lineRule="auto"/>
         <w:rPr>
           <w:rFonts w:ascii="Arial" w:hAnsi="Arial" w:cs="Arial"/>
           <w:lang w:val="es-CL"/>
@@ -5310,6 +4380,1017 @@
           <w:rFonts w:ascii="Arial" w:hAnsi="Arial" w:cs="Arial"/>
           <w:lang w:val="es-CL"/>
         </w:rPr>
+        <w:t>tenantIdFromRequest</w:t>
+      </w:r>
+      <w:proofErr w:type="spellEnd"/>
+      <w:r>
+        <w:rPr>
+          <w:rFonts w:ascii="Arial" w:hAnsi="Arial" w:cs="Arial"/>
+          <w:lang w:val="es-CL"/>
+        </w:rPr>
+        <w:t xml:space="preserve"> y </w:t>
+      </w:r>
+      <w:proofErr w:type="spellStart"/>
+      <w:r>
+        <w:rPr>
+          <w:rFonts w:ascii="Arial" w:hAnsi="Arial" w:cs="Arial"/>
+          <w:lang w:val="es-CL"/>
+        </w:rPr>
+        <w:t>repository.ts</w:t>
+      </w:r>
+      <w:proofErr w:type="spellEnd"/>
+      <w:r>
+        <w:rPr>
+          <w:rFonts w:ascii="Arial" w:hAnsi="Arial" w:cs="Arial"/>
+          <w:lang w:val="es-CL"/>
+        </w:rPr>
+        <w:t>.</w:t>
+      </w:r>
+    </w:p>
+    <w:p>
+      <w:pPr>
+        <w:pStyle w:val="Heading2"/>
+        <w:spacing w:line="360" w:lineRule="auto"/>
+        <w:rPr>
+          <w:rFonts w:ascii="Arial" w:hAnsi="Arial" w:cs="Arial"/>
+          <w:lang w:val="es-CL"/>
+        </w:rPr>
+      </w:pPr>
+      <w:bookmarkStart w:id="8" w:name="_Toc242044763"/>
+      <w:r>
+        <w:rPr>
+          <w:rFonts w:ascii="Arial" w:hAnsi="Arial" w:cs="Arial"/>
+          <w:lang w:val="es-CL"/>
+        </w:rPr>
+        <w:t>4.4 HU04 Gestionar negocio y local</w:t>
+      </w:r>
+      <w:bookmarkEnd w:id="8"/>
+    </w:p>
+    <w:p>
+      <w:pPr>
+        <w:spacing w:line="360" w:lineRule="auto"/>
+        <w:rPr>
+          <w:rFonts w:ascii="Arial" w:hAnsi="Arial" w:cs="Arial"/>
+          <w:lang w:val="es-CL"/>
+        </w:rPr>
+      </w:pPr>
+      <w:r>
+        <w:rPr>
+          <w:rFonts w:ascii="Arial" w:hAnsi="Arial" w:cs="Arial"/>
+          <w:lang w:val="es-CL"/>
+        </w:rPr>
+        <w:t>Como dueño, quiero gestionar negocio y local para mantener información operativa vigente.</w:t>
+      </w:r>
+    </w:p>
+    <w:p>
+      <w:pPr>
+        <w:spacing w:line="360" w:lineRule="auto"/>
+        <w:rPr>
+          <w:rFonts w:ascii="Arial" w:hAnsi="Arial" w:cs="Arial"/>
+        </w:rPr>
+      </w:pPr>
+      <w:r>
+        <w:rPr>
+          <w:rFonts w:ascii="Arial" w:hAnsi="Arial" w:cs="Arial"/>
+          <w:lang w:val="es-CL"/>
+        </w:rPr>
+        <w:t xml:space="preserve">Estado al corte: Hecho según el registro documental del Sprint 2. </w:t>
+      </w:r>
+      <w:proofErr w:type="spellStart"/>
+      <w:r>
+        <w:rPr>
+          <w:rFonts w:ascii="Arial" w:hAnsi="Arial" w:cs="Arial"/>
+        </w:rPr>
+        <w:t>Responsable</w:t>
+      </w:r>
+      <w:proofErr w:type="spellEnd"/>
+      <w:r>
+        <w:rPr>
+          <w:rFonts w:ascii="Arial" w:hAnsi="Arial" w:cs="Arial"/>
+        </w:rPr>
+        <w:t xml:space="preserve"> documental: Camilo.</w:t>
+      </w:r>
+    </w:p>
+    <w:p>
+      <w:pPr>
+        <w:pStyle w:val="ListBullet"/>
+        <w:spacing w:after="80" w:line="360" w:lineRule="auto"/>
+        <w:rPr>
+          <w:rFonts w:ascii="Arial" w:hAnsi="Arial" w:cs="Arial"/>
+          <w:lang w:val="es-CL"/>
+        </w:rPr>
+      </w:pPr>
+      <w:r>
+        <w:rPr>
+          <w:rFonts w:ascii="Arial" w:hAnsi="Arial" w:cs="Arial"/>
+          <w:lang w:val="es-CL"/>
+        </w:rPr>
+        <w:t>Se guardan datos del negocio autenticado.</w:t>
+      </w:r>
+    </w:p>
+    <w:p>
+      <w:pPr>
+        <w:pStyle w:val="ListBullet"/>
+        <w:spacing w:after="80" w:line="360" w:lineRule="auto"/>
+        <w:rPr>
+          <w:rFonts w:ascii="Arial" w:hAnsi="Arial" w:cs="Arial"/>
+          <w:lang w:val="es-CL"/>
+        </w:rPr>
+      </w:pPr>
+      <w:r>
+        <w:rPr>
+          <w:rFonts w:ascii="Arial" w:hAnsi="Arial" w:cs="Arial"/>
+          <w:lang w:val="es-CL"/>
+        </w:rPr>
+        <w:t>Campos y preferencias inválidos se rechazan.</w:t>
+      </w:r>
+    </w:p>
+    <w:p>
+      <w:pPr>
+        <w:pStyle w:val="ListBullet"/>
+        <w:spacing w:after="80" w:line="360" w:lineRule="auto"/>
+        <w:rPr>
+          <w:rFonts w:ascii="Arial" w:hAnsi="Arial" w:cs="Arial"/>
+          <w:lang w:val="es-CL"/>
+        </w:rPr>
+      </w:pPr>
+      <w:r>
+        <w:rPr>
+          <w:rFonts w:ascii="Arial" w:hAnsi="Arial" w:cs="Arial"/>
+          <w:lang w:val="es-CL"/>
+        </w:rPr>
+        <w:t>La edición no permite modificar otro negocio.</w:t>
+      </w:r>
+    </w:p>
+    <w:p>
+      <w:pPr>
+        <w:spacing w:line="360" w:lineRule="auto"/>
+        <w:rPr>
+          <w:rFonts w:ascii="Arial" w:hAnsi="Arial" w:cs="Arial"/>
+          <w:lang w:val="es-CL"/>
+        </w:rPr>
+      </w:pPr>
+      <w:proofErr w:type="gramStart"/>
+      <w:r>
+        <w:rPr>
+          <w:rFonts w:ascii="Arial" w:hAnsi="Arial" w:cs="Arial"/>
+          <w:lang w:val="es-CL"/>
+        </w:rPr>
+        <w:t>Evidencia técnica a revisar</w:t>
+      </w:r>
+      <w:proofErr w:type="gramEnd"/>
+      <w:r>
+        <w:rPr>
+          <w:rFonts w:ascii="Arial" w:hAnsi="Arial" w:cs="Arial"/>
+          <w:lang w:val="es-CL"/>
+        </w:rPr>
+        <w:t>: /</w:t>
+      </w:r>
+      <w:proofErr w:type="spellStart"/>
+      <w:r>
+        <w:rPr>
+          <w:rFonts w:ascii="Arial" w:hAnsi="Arial" w:cs="Arial"/>
+          <w:lang w:val="es-CL"/>
+        </w:rPr>
+        <w:t>tenant</w:t>
+      </w:r>
+      <w:proofErr w:type="spellEnd"/>
+      <w:r>
+        <w:rPr>
+          <w:rFonts w:ascii="Arial" w:hAnsi="Arial" w:cs="Arial"/>
+          <w:lang w:val="es-CL"/>
+        </w:rPr>
+        <w:t xml:space="preserve"> y </w:t>
+      </w:r>
+      <w:proofErr w:type="spellStart"/>
+      <w:r>
+        <w:rPr>
+          <w:rFonts w:ascii="Arial" w:hAnsi="Arial" w:cs="Arial"/>
+          <w:lang w:val="es-CL"/>
+        </w:rPr>
+        <w:t>businessPreferences.ts</w:t>
+      </w:r>
+      <w:proofErr w:type="spellEnd"/>
+      <w:r>
+        <w:rPr>
+          <w:rFonts w:ascii="Arial" w:hAnsi="Arial" w:cs="Arial"/>
+          <w:lang w:val="es-CL"/>
+        </w:rPr>
+        <w:t>.</w:t>
+      </w:r>
+    </w:p>
+    <w:p>
+      <w:pPr>
+        <w:pStyle w:val="Heading2"/>
+        <w:spacing w:line="360" w:lineRule="auto"/>
+        <w:rPr>
+          <w:rFonts w:ascii="Arial" w:hAnsi="Arial" w:cs="Arial"/>
+          <w:lang w:val="es-CL"/>
+        </w:rPr>
+      </w:pPr>
+      <w:bookmarkStart w:id="9" w:name="_Toc242044764"/>
+      <w:r>
+        <w:rPr>
+          <w:rFonts w:ascii="Arial" w:hAnsi="Arial" w:cs="Arial"/>
+          <w:lang w:val="es-CL"/>
+        </w:rPr>
+        <w:t>4.5 HU05 Administrar usuarios</w:t>
+      </w:r>
+      <w:bookmarkEnd w:id="9"/>
+    </w:p>
+    <w:p>
+      <w:pPr>
+        <w:spacing w:line="360" w:lineRule="auto"/>
+        <w:rPr>
+          <w:rFonts w:ascii="Arial" w:hAnsi="Arial" w:cs="Arial"/>
+          <w:lang w:val="es-CL"/>
+        </w:rPr>
+      </w:pPr>
+      <w:r>
+        <w:rPr>
+          <w:rFonts w:ascii="Arial" w:hAnsi="Arial" w:cs="Arial"/>
+          <w:lang w:val="es-CL"/>
+        </w:rPr>
+        <w:t>Como dueño, quiero administrar usuarios para controlar cuentas del equipo.</w:t>
+      </w:r>
+    </w:p>
+    <w:p>
+      <w:pPr>
+        <w:spacing w:line="360" w:lineRule="auto"/>
+        <w:rPr>
+          <w:rFonts w:ascii="Arial" w:hAnsi="Arial" w:cs="Arial"/>
+        </w:rPr>
+      </w:pPr>
+      <w:r>
+        <w:rPr>
+          <w:rFonts w:ascii="Arial" w:hAnsi="Arial" w:cs="Arial"/>
+          <w:lang w:val="es-CL"/>
+        </w:rPr>
+        <w:t xml:space="preserve">Estado al corte: Hecho según el registro documental del Sprint 2. </w:t>
+      </w:r>
+      <w:proofErr w:type="spellStart"/>
+      <w:r>
+        <w:rPr>
+          <w:rFonts w:ascii="Arial" w:hAnsi="Arial" w:cs="Arial"/>
+        </w:rPr>
+        <w:t>Responsable</w:t>
+      </w:r>
+      <w:proofErr w:type="spellEnd"/>
+      <w:r>
+        <w:rPr>
+          <w:rFonts w:ascii="Arial" w:hAnsi="Arial" w:cs="Arial"/>
+        </w:rPr>
+        <w:t xml:space="preserve"> documental: Camilo.</w:t>
+      </w:r>
+    </w:p>
+    <w:p>
+      <w:pPr>
+        <w:pStyle w:val="ListBullet"/>
+        <w:spacing w:after="80" w:line="360" w:lineRule="auto"/>
+        <w:rPr>
+          <w:rFonts w:ascii="Arial" w:hAnsi="Arial" w:cs="Arial"/>
+          <w:lang w:val="es-CL"/>
+        </w:rPr>
+      </w:pPr>
+      <w:r>
+        <w:rPr>
+          <w:rFonts w:ascii="Arial" w:hAnsi="Arial" w:cs="Arial"/>
+          <w:lang w:val="es-CL"/>
+        </w:rPr>
+        <w:t>El usuario nuevo se vincula al negocio.</w:t>
+      </w:r>
+    </w:p>
+    <w:p>
+      <w:pPr>
+        <w:pStyle w:val="ListBullet"/>
+        <w:spacing w:after="80" w:line="360" w:lineRule="auto"/>
+        <w:rPr>
+          <w:rFonts w:ascii="Arial" w:hAnsi="Arial" w:cs="Arial"/>
+          <w:lang w:val="es-CL"/>
+        </w:rPr>
+      </w:pPr>
+      <w:r>
+        <w:rPr>
+          <w:rFonts w:ascii="Arial" w:hAnsi="Arial" w:cs="Arial"/>
+          <w:lang w:val="es-CL"/>
+        </w:rPr>
+        <w:t>Se valida rol y contraseña.</w:t>
+      </w:r>
+    </w:p>
+    <w:p>
+      <w:pPr>
+        <w:pStyle w:val="ListBullet"/>
+        <w:spacing w:after="80" w:line="360" w:lineRule="auto"/>
+        <w:rPr>
+          <w:rFonts w:ascii="Arial" w:hAnsi="Arial" w:cs="Arial"/>
+          <w:lang w:val="es-CL"/>
+        </w:rPr>
+      </w:pPr>
+      <w:r>
+        <w:rPr>
+          <w:rFonts w:ascii="Arial" w:hAnsi="Arial" w:cs="Arial"/>
+          <w:lang w:val="es-CL"/>
+        </w:rPr>
+        <w:t>La desactivación limita acceso según la gestión de sesión existente.</w:t>
+      </w:r>
+    </w:p>
+    <w:p>
+      <w:pPr>
+        <w:spacing w:line="360" w:lineRule="auto"/>
+        <w:rPr>
+          <w:rFonts w:ascii="Arial" w:hAnsi="Arial" w:cs="Arial"/>
+          <w:lang w:val="es-CL"/>
+        </w:rPr>
+      </w:pPr>
+      <w:proofErr w:type="gramStart"/>
+      <w:r>
+        <w:rPr>
+          <w:rFonts w:ascii="Arial" w:hAnsi="Arial" w:cs="Arial"/>
+          <w:lang w:val="es-CL"/>
+        </w:rPr>
+        <w:t>Evidencia técnica a revisar</w:t>
+      </w:r>
+      <w:proofErr w:type="gramEnd"/>
+      <w:r>
+        <w:rPr>
+          <w:rFonts w:ascii="Arial" w:hAnsi="Arial" w:cs="Arial"/>
+          <w:lang w:val="es-CL"/>
+        </w:rPr>
+        <w:t>: /</w:t>
+      </w:r>
+      <w:proofErr w:type="spellStart"/>
+      <w:r>
+        <w:rPr>
+          <w:rFonts w:ascii="Arial" w:hAnsi="Arial" w:cs="Arial"/>
+          <w:lang w:val="es-CL"/>
+        </w:rPr>
+        <w:t>users</w:t>
+      </w:r>
+      <w:proofErr w:type="spellEnd"/>
+      <w:r>
+        <w:rPr>
+          <w:rFonts w:ascii="Arial" w:hAnsi="Arial" w:cs="Arial"/>
+          <w:lang w:val="es-CL"/>
+        </w:rPr>
+        <w:t xml:space="preserve"> y repositorio.</w:t>
+      </w:r>
+    </w:p>
+    <w:p>
+      <w:pPr>
+        <w:pStyle w:val="Heading2"/>
+        <w:spacing w:line="360" w:lineRule="auto"/>
+        <w:rPr>
+          <w:rFonts w:ascii="Arial" w:hAnsi="Arial" w:cs="Arial"/>
+          <w:lang w:val="es-CL"/>
+        </w:rPr>
+      </w:pPr>
+      <w:bookmarkStart w:id="10" w:name="_Toc242044765"/>
+      <w:r>
+        <w:rPr>
+          <w:rFonts w:ascii="Arial" w:hAnsi="Arial" w:cs="Arial"/>
+          <w:lang w:val="es-CL"/>
+        </w:rPr>
+        <w:t>4.6 HU06 Gestionar categorías de productos</w:t>
+      </w:r>
+      <w:bookmarkEnd w:id="10"/>
+    </w:p>
+    <w:p>
+      <w:pPr>
+        <w:spacing w:line="360" w:lineRule="auto"/>
+        <w:rPr>
+          <w:rFonts w:ascii="Arial" w:hAnsi="Arial" w:cs="Arial"/>
+          <w:lang w:val="es-CL"/>
+        </w:rPr>
+      </w:pPr>
+      <w:r>
+        <w:rPr>
+          <w:rFonts w:ascii="Arial" w:hAnsi="Arial" w:cs="Arial"/>
+          <w:lang w:val="es-CL"/>
+        </w:rPr>
+        <w:t>Como dueño, quiero gestionar categorías de productos para organizar el catálogo.</w:t>
+      </w:r>
+    </w:p>
+    <w:p>
+      <w:pPr>
+        <w:spacing w:line="360" w:lineRule="auto"/>
+        <w:rPr>
+          <w:rFonts w:ascii="Arial" w:hAnsi="Arial" w:cs="Arial"/>
+        </w:rPr>
+      </w:pPr>
+      <w:r>
+        <w:rPr>
+          <w:rFonts w:ascii="Arial" w:hAnsi="Arial" w:cs="Arial"/>
+          <w:lang w:val="es-CL"/>
+        </w:rPr>
+        <w:t xml:space="preserve">Estado al corte: Hecho según el registro documental del Sprint 2. </w:t>
+      </w:r>
+      <w:proofErr w:type="spellStart"/>
+      <w:r>
+        <w:rPr>
+          <w:rFonts w:ascii="Arial" w:hAnsi="Arial" w:cs="Arial"/>
+        </w:rPr>
+        <w:t>Responsable</w:t>
+      </w:r>
+      <w:proofErr w:type="spellEnd"/>
+      <w:r>
+        <w:rPr>
+          <w:rFonts w:ascii="Arial" w:hAnsi="Arial" w:cs="Arial"/>
+        </w:rPr>
+        <w:t xml:space="preserve"> documental: Camilo.</w:t>
+      </w:r>
+    </w:p>
+    <w:p>
+      <w:pPr>
+        <w:pStyle w:val="ListBullet"/>
+        <w:spacing w:after="80" w:line="360" w:lineRule="auto"/>
+        <w:rPr>
+          <w:rFonts w:ascii="Arial" w:hAnsi="Arial" w:cs="Arial"/>
+          <w:lang w:val="es-CL"/>
+        </w:rPr>
+      </w:pPr>
+      <w:r>
+        <w:rPr>
+          <w:rFonts w:ascii="Arial" w:hAnsi="Arial" w:cs="Arial"/>
+          <w:lang w:val="es-CL"/>
+        </w:rPr>
+        <w:t>Las categorías corresponden al negocio.</w:t>
+      </w:r>
+    </w:p>
+    <w:p>
+      <w:pPr>
+        <w:pStyle w:val="ListBullet"/>
+        <w:spacing w:after="80" w:line="360" w:lineRule="auto"/>
+        <w:rPr>
+          <w:rFonts w:ascii="Arial" w:hAnsi="Arial" w:cs="Arial"/>
+          <w:lang w:val="es-CL"/>
+        </w:rPr>
+      </w:pPr>
+      <w:r>
+        <w:rPr>
+          <w:rFonts w:ascii="Arial" w:hAnsi="Arial" w:cs="Arial"/>
+          <w:lang w:val="es-CL"/>
+        </w:rPr>
+        <w:t>Un producto conserva relación válida.</w:t>
+      </w:r>
+    </w:p>
+    <w:p>
+      <w:pPr>
+        <w:pStyle w:val="ListBullet"/>
+        <w:spacing w:after="80" w:line="360" w:lineRule="auto"/>
+        <w:rPr>
+          <w:rFonts w:ascii="Arial" w:hAnsi="Arial" w:cs="Arial"/>
+          <w:lang w:val="es-CL"/>
+        </w:rPr>
+      </w:pPr>
+      <w:r>
+        <w:rPr>
+          <w:rFonts w:ascii="Arial" w:hAnsi="Arial" w:cs="Arial"/>
+          <w:lang w:val="es-CL"/>
+        </w:rPr>
+        <w:t>La consulta no mezcla categorías ajenas.</w:t>
+      </w:r>
+    </w:p>
+    <w:p>
+      <w:pPr>
+        <w:spacing w:line="360" w:lineRule="auto"/>
+        <w:rPr>
+          <w:rFonts w:ascii="Arial" w:hAnsi="Arial" w:cs="Arial"/>
+          <w:lang w:val="es-CL"/>
+        </w:rPr>
+      </w:pPr>
+      <w:proofErr w:type="gramStart"/>
+      <w:r>
+        <w:rPr>
+          <w:rFonts w:ascii="Arial" w:hAnsi="Arial" w:cs="Arial"/>
+          <w:lang w:val="es-CL"/>
+        </w:rPr>
+        <w:t>Evidencia técnica a revisar</w:t>
+      </w:r>
+      <w:proofErr w:type="gramEnd"/>
+      <w:r>
+        <w:rPr>
+          <w:rFonts w:ascii="Arial" w:hAnsi="Arial" w:cs="Arial"/>
+          <w:lang w:val="es-CL"/>
+        </w:rPr>
+        <w:t xml:space="preserve">: </w:t>
+      </w:r>
+      <w:proofErr w:type="spellStart"/>
+      <w:r>
+        <w:rPr>
+          <w:rFonts w:ascii="Arial" w:hAnsi="Arial" w:cs="Arial"/>
+          <w:lang w:val="es-CL"/>
+        </w:rPr>
+        <w:t>categorias</w:t>
+      </w:r>
+      <w:proofErr w:type="spellEnd"/>
+      <w:r>
+        <w:rPr>
+          <w:rFonts w:ascii="Arial" w:hAnsi="Arial" w:cs="Arial"/>
+          <w:lang w:val="es-CL"/>
+        </w:rPr>
+        <w:t xml:space="preserve"> en </w:t>
+      </w:r>
+      <w:proofErr w:type="spellStart"/>
+      <w:r>
+        <w:rPr>
+          <w:rFonts w:ascii="Arial" w:hAnsi="Arial" w:cs="Arial"/>
+          <w:lang w:val="es-CL"/>
+        </w:rPr>
+        <w:t>schema.sql</w:t>
+      </w:r>
+      <w:proofErr w:type="spellEnd"/>
+      <w:r>
+        <w:rPr>
+          <w:rFonts w:ascii="Arial" w:hAnsi="Arial" w:cs="Arial"/>
+          <w:lang w:val="es-CL"/>
+        </w:rPr>
+        <w:t>.</w:t>
+      </w:r>
+    </w:p>
+    <w:p>
+      <w:pPr>
+        <w:pStyle w:val="Heading2"/>
+        <w:spacing w:line="360" w:lineRule="auto"/>
+        <w:rPr>
+          <w:rFonts w:ascii="Arial" w:hAnsi="Arial" w:cs="Arial"/>
+          <w:lang w:val="es-CL"/>
+        </w:rPr>
+      </w:pPr>
+      <w:bookmarkStart w:id="11" w:name="_Toc242044766"/>
+      <w:r>
+        <w:rPr>
+          <w:rFonts w:ascii="Arial" w:hAnsi="Arial" w:cs="Arial"/>
+          <w:lang w:val="es-CL"/>
+        </w:rPr>
+        <w:t>4.7 HU07 Gestionar catálogo de productos</w:t>
+      </w:r>
+      <w:bookmarkEnd w:id="11"/>
+    </w:p>
+    <w:p>
+      <w:pPr>
+        <w:spacing w:line="360" w:lineRule="auto"/>
+        <w:rPr>
+          <w:rFonts w:ascii="Arial" w:hAnsi="Arial" w:cs="Arial"/>
+          <w:lang w:val="es-CL"/>
+        </w:rPr>
+      </w:pPr>
+      <w:r>
+        <w:rPr>
+          <w:rFonts w:ascii="Arial" w:hAnsi="Arial" w:cs="Arial"/>
+          <w:lang w:val="es-CL"/>
+        </w:rPr>
+        <w:t>Como dueño, quiero gestionar catálogo de productos para vender productos con información vigente.</w:t>
+      </w:r>
+    </w:p>
+    <w:p>
+      <w:pPr>
+        <w:spacing w:line="360" w:lineRule="auto"/>
+        <w:rPr>
+          <w:rFonts w:ascii="Arial" w:hAnsi="Arial" w:cs="Arial"/>
+        </w:rPr>
+      </w:pPr>
+      <w:r>
+        <w:rPr>
+          <w:rFonts w:ascii="Arial" w:hAnsi="Arial" w:cs="Arial"/>
+          <w:lang w:val="es-CL"/>
+        </w:rPr>
+        <w:lastRenderedPageBreak/>
+        <w:t xml:space="preserve">Estado al corte: Hecho según el registro documental del Sprint 2. </w:t>
+      </w:r>
+      <w:proofErr w:type="spellStart"/>
+      <w:r>
+        <w:rPr>
+          <w:rFonts w:ascii="Arial" w:hAnsi="Arial" w:cs="Arial"/>
+        </w:rPr>
+        <w:t>Responsable</w:t>
+      </w:r>
+      <w:proofErr w:type="spellEnd"/>
+      <w:r>
+        <w:rPr>
+          <w:rFonts w:ascii="Arial" w:hAnsi="Arial" w:cs="Arial"/>
+        </w:rPr>
+        <w:t xml:space="preserve"> documental: Camilo.</w:t>
+      </w:r>
+    </w:p>
+    <w:p>
+      <w:pPr>
+        <w:pStyle w:val="ListBullet"/>
+        <w:spacing w:after="80" w:line="360" w:lineRule="auto"/>
+        <w:rPr>
+          <w:rFonts w:ascii="Arial" w:hAnsi="Arial" w:cs="Arial"/>
+          <w:lang w:val="es-CL"/>
+        </w:rPr>
+      </w:pPr>
+      <w:r>
+        <w:rPr>
+          <w:rFonts w:ascii="Arial" w:hAnsi="Arial" w:cs="Arial"/>
+          <w:lang w:val="es-CL"/>
+        </w:rPr>
+        <w:t>Precio y datos obligatorios se validan.</w:t>
+      </w:r>
+    </w:p>
+    <w:p>
+      <w:pPr>
+        <w:pStyle w:val="ListBullet"/>
+        <w:spacing w:after="80" w:line="360" w:lineRule="auto"/>
+        <w:rPr>
+          <w:rFonts w:ascii="Arial" w:hAnsi="Arial" w:cs="Arial"/>
+          <w:lang w:val="es-CL"/>
+        </w:rPr>
+      </w:pPr>
+      <w:r>
+        <w:rPr>
+          <w:rFonts w:ascii="Arial" w:hAnsi="Arial" w:cs="Arial"/>
+          <w:lang w:val="es-CL"/>
+        </w:rPr>
+        <w:t>La edición queda visible en catálogo.</w:t>
+      </w:r>
+    </w:p>
+    <w:p>
+      <w:pPr>
+        <w:pStyle w:val="ListBullet"/>
+        <w:spacing w:after="80" w:line="360" w:lineRule="auto"/>
+        <w:rPr>
+          <w:rFonts w:ascii="Arial" w:hAnsi="Arial" w:cs="Arial"/>
+          <w:lang w:val="es-CL"/>
+        </w:rPr>
+      </w:pPr>
+      <w:r>
+        <w:rPr>
+          <w:rFonts w:ascii="Arial" w:hAnsi="Arial" w:cs="Arial"/>
+          <w:lang w:val="es-CL"/>
+        </w:rPr>
+        <w:t>Un producto desactivado no se vende como activo.</w:t>
+      </w:r>
+    </w:p>
+    <w:p>
+      <w:pPr>
+        <w:spacing w:line="360" w:lineRule="auto"/>
+        <w:rPr>
+          <w:rFonts w:ascii="Arial" w:hAnsi="Arial" w:cs="Arial"/>
+          <w:lang w:val="es-CL"/>
+        </w:rPr>
+      </w:pPr>
+      <w:proofErr w:type="gramStart"/>
+      <w:r>
+        <w:rPr>
+          <w:rFonts w:ascii="Arial" w:hAnsi="Arial" w:cs="Arial"/>
+          <w:lang w:val="es-CL"/>
+        </w:rPr>
+        <w:t>Evidencia técnica a revisar</w:t>
+      </w:r>
+      <w:proofErr w:type="gramEnd"/>
+      <w:r>
+        <w:rPr>
+          <w:rFonts w:ascii="Arial" w:hAnsi="Arial" w:cs="Arial"/>
+          <w:lang w:val="es-CL"/>
+        </w:rPr>
+        <w:t>: /</w:t>
+      </w:r>
+      <w:proofErr w:type="spellStart"/>
+      <w:r>
+        <w:rPr>
+          <w:rFonts w:ascii="Arial" w:hAnsi="Arial" w:cs="Arial"/>
+          <w:lang w:val="es-CL"/>
+        </w:rPr>
+        <w:t>products</w:t>
+      </w:r>
+      <w:proofErr w:type="spellEnd"/>
+      <w:r>
+        <w:rPr>
+          <w:rFonts w:ascii="Arial" w:hAnsi="Arial" w:cs="Arial"/>
+          <w:lang w:val="es-CL"/>
+        </w:rPr>
+        <w:t xml:space="preserve"> y productos.</w:t>
+      </w:r>
+    </w:p>
+    <w:p>
+      <w:pPr>
+        <w:pStyle w:val="Heading2"/>
+        <w:spacing w:line="360" w:lineRule="auto"/>
+        <w:rPr>
+          <w:rFonts w:ascii="Arial" w:hAnsi="Arial" w:cs="Arial"/>
+          <w:lang w:val="es-CL"/>
+        </w:rPr>
+      </w:pPr>
+      <w:bookmarkStart w:id="12" w:name="_Toc242044767"/>
+      <w:r>
+        <w:rPr>
+          <w:rFonts w:ascii="Arial" w:hAnsi="Arial" w:cs="Arial"/>
+          <w:lang w:val="es-CL"/>
+        </w:rPr>
+        <w:t>4.8 HU08 Registrar stock inicial</w:t>
+      </w:r>
+      <w:bookmarkEnd w:id="12"/>
+    </w:p>
+    <w:p>
+      <w:pPr>
+        <w:spacing w:line="360" w:lineRule="auto"/>
+        <w:rPr>
+          <w:rFonts w:ascii="Arial" w:hAnsi="Arial" w:cs="Arial"/>
+          <w:lang w:val="es-CL"/>
+        </w:rPr>
+      </w:pPr>
+      <w:r>
+        <w:rPr>
+          <w:rFonts w:ascii="Arial" w:hAnsi="Arial" w:cs="Arial"/>
+          <w:lang w:val="es-CL"/>
+        </w:rPr>
+        <w:t>Como dueño, quiero registrar stock inicial para comenzar con existencias controladas.</w:t>
+      </w:r>
+    </w:p>
+    <w:p>
+      <w:pPr>
+        <w:spacing w:line="360" w:lineRule="auto"/>
+        <w:rPr>
+          <w:rFonts w:ascii="Arial" w:hAnsi="Arial" w:cs="Arial"/>
+        </w:rPr>
+      </w:pPr>
+      <w:r>
+        <w:rPr>
+          <w:rFonts w:ascii="Arial" w:hAnsi="Arial" w:cs="Arial"/>
+          <w:lang w:val="es-CL"/>
+        </w:rPr>
+        <w:t xml:space="preserve">Estado al corte: Hecho según el registro documental del Sprint 2. </w:t>
+      </w:r>
+      <w:proofErr w:type="spellStart"/>
+      <w:r>
+        <w:rPr>
+          <w:rFonts w:ascii="Arial" w:hAnsi="Arial" w:cs="Arial"/>
+        </w:rPr>
+        <w:t>Responsable</w:t>
+      </w:r>
+      <w:proofErr w:type="spellEnd"/>
+      <w:r>
+        <w:rPr>
+          <w:rFonts w:ascii="Arial" w:hAnsi="Arial" w:cs="Arial"/>
+        </w:rPr>
+        <w:t xml:space="preserve"> documental: Camilo.</w:t>
+      </w:r>
+    </w:p>
+    <w:p>
+      <w:pPr>
+        <w:pStyle w:val="ListBullet"/>
+        <w:spacing w:after="80" w:line="360" w:lineRule="auto"/>
+        <w:rPr>
+          <w:rFonts w:ascii="Arial" w:hAnsi="Arial" w:cs="Arial"/>
+        </w:rPr>
+      </w:pPr>
+      <w:r>
+        <w:rPr>
+          <w:rFonts w:ascii="Arial" w:hAnsi="Arial" w:cs="Arial"/>
+        </w:rPr>
+        <w:t xml:space="preserve">Se </w:t>
+      </w:r>
+      <w:proofErr w:type="spellStart"/>
+      <w:r>
+        <w:rPr>
+          <w:rFonts w:ascii="Arial" w:hAnsi="Arial" w:cs="Arial"/>
+        </w:rPr>
+        <w:t>valida</w:t>
+      </w:r>
+      <w:proofErr w:type="spellEnd"/>
+      <w:r>
+        <w:rPr>
+          <w:rFonts w:ascii="Arial" w:hAnsi="Arial" w:cs="Arial"/>
+        </w:rPr>
+        <w:t xml:space="preserve"> </w:t>
+      </w:r>
+      <w:proofErr w:type="spellStart"/>
+      <w:r>
+        <w:rPr>
+          <w:rFonts w:ascii="Arial" w:hAnsi="Arial" w:cs="Arial"/>
+        </w:rPr>
+        <w:t>cantidad</w:t>
+      </w:r>
+      <w:proofErr w:type="spellEnd"/>
+      <w:r>
+        <w:rPr>
+          <w:rFonts w:ascii="Arial" w:hAnsi="Arial" w:cs="Arial"/>
+        </w:rPr>
+        <w:t>.</w:t>
+      </w:r>
+    </w:p>
+    <w:p>
+      <w:pPr>
+        <w:pStyle w:val="ListBullet"/>
+        <w:spacing w:after="80" w:line="360" w:lineRule="auto"/>
+        <w:rPr>
+          <w:rFonts w:ascii="Arial" w:hAnsi="Arial" w:cs="Arial"/>
+          <w:lang w:val="es-CL"/>
+        </w:rPr>
+      </w:pPr>
+      <w:r>
+        <w:rPr>
+          <w:rFonts w:ascii="Arial" w:hAnsi="Arial" w:cs="Arial"/>
+          <w:lang w:val="es-CL"/>
+        </w:rPr>
+        <w:t>El ajuste se asocia al producto autorizado.</w:t>
+      </w:r>
+    </w:p>
+    <w:p>
+      <w:pPr>
+        <w:pStyle w:val="ListBullet"/>
+        <w:spacing w:after="80" w:line="360" w:lineRule="auto"/>
+        <w:rPr>
+          <w:rFonts w:ascii="Arial" w:hAnsi="Arial" w:cs="Arial"/>
+          <w:lang w:val="es-CL"/>
+        </w:rPr>
+      </w:pPr>
+      <w:r>
+        <w:rPr>
+          <w:rFonts w:ascii="Arial" w:hAnsi="Arial" w:cs="Arial"/>
+          <w:lang w:val="es-CL"/>
+        </w:rPr>
+        <w:t>Se puede comprobar el stock antes y después.</w:t>
+      </w:r>
+    </w:p>
+    <w:p>
+      <w:pPr>
+        <w:spacing w:line="360" w:lineRule="auto"/>
+        <w:rPr>
+          <w:rFonts w:ascii="Arial" w:hAnsi="Arial" w:cs="Arial"/>
+          <w:lang w:val="es-CL"/>
+        </w:rPr>
+      </w:pPr>
+      <w:proofErr w:type="gramStart"/>
+      <w:r>
+        <w:rPr>
+          <w:rFonts w:ascii="Arial" w:hAnsi="Arial" w:cs="Arial"/>
+          <w:lang w:val="es-CL"/>
+        </w:rPr>
+        <w:t>Evidencia técnica a revisar</w:t>
+      </w:r>
+      <w:proofErr w:type="gramEnd"/>
+      <w:r>
+        <w:rPr>
+          <w:rFonts w:ascii="Arial" w:hAnsi="Arial" w:cs="Arial"/>
+          <w:lang w:val="es-CL"/>
+        </w:rPr>
+        <w:t>: /</w:t>
+      </w:r>
+      <w:proofErr w:type="spellStart"/>
+      <w:r>
+        <w:rPr>
+          <w:rFonts w:ascii="Arial" w:hAnsi="Arial" w:cs="Arial"/>
+          <w:lang w:val="es-CL"/>
+        </w:rPr>
+        <w:t>products</w:t>
+      </w:r>
+      <w:proofErr w:type="spellEnd"/>
+      <w:r>
+        <w:rPr>
+          <w:rFonts w:ascii="Arial" w:hAnsi="Arial" w:cs="Arial"/>
+          <w:lang w:val="es-CL"/>
+        </w:rPr>
+        <w:t>/:id/stock.</w:t>
+      </w:r>
+    </w:p>
+    <w:p>
+      <w:pPr>
+        <w:pStyle w:val="Heading2"/>
+        <w:spacing w:line="360" w:lineRule="auto"/>
+        <w:rPr>
+          <w:rFonts w:ascii="Arial" w:hAnsi="Arial" w:cs="Arial"/>
+          <w:lang w:val="es-CL"/>
+        </w:rPr>
+      </w:pPr>
+      <w:bookmarkStart w:id="13" w:name="_Toc242044768"/>
+      <w:r>
+        <w:rPr>
+          <w:rFonts w:ascii="Arial" w:hAnsi="Arial" w:cs="Arial"/>
+          <w:lang w:val="es-CL"/>
+        </w:rPr>
+        <w:t>4.9 HU09 Registrar movimientos de stock</w:t>
+      </w:r>
+      <w:bookmarkEnd w:id="13"/>
+    </w:p>
+    <w:p>
+      <w:pPr>
+        <w:spacing w:line="360" w:lineRule="auto"/>
+        <w:rPr>
+          <w:rFonts w:ascii="Arial" w:hAnsi="Arial" w:cs="Arial"/>
+          <w:lang w:val="es-CL"/>
+        </w:rPr>
+      </w:pPr>
+      <w:r>
+        <w:rPr>
+          <w:rFonts w:ascii="Arial" w:hAnsi="Arial" w:cs="Arial"/>
+          <w:lang w:val="es-CL"/>
+        </w:rPr>
+        <w:t>Como dueño, quiero registrar movimientos de stock para explicar cambios de existencias.</w:t>
+      </w:r>
+    </w:p>
+    <w:p>
+      <w:pPr>
+        <w:spacing w:line="360" w:lineRule="auto"/>
+        <w:rPr>
+          <w:rFonts w:ascii="Arial" w:hAnsi="Arial" w:cs="Arial"/>
+        </w:rPr>
+      </w:pPr>
+      <w:r>
+        <w:rPr>
+          <w:rFonts w:ascii="Arial" w:hAnsi="Arial" w:cs="Arial"/>
+          <w:lang w:val="es-CL"/>
+        </w:rPr>
+        <w:t xml:space="preserve">Estado al corte: Hecho según el registro documental del Sprint 3. </w:t>
+      </w:r>
+      <w:proofErr w:type="spellStart"/>
+      <w:r>
+        <w:rPr>
+          <w:rFonts w:ascii="Arial" w:hAnsi="Arial" w:cs="Arial"/>
+        </w:rPr>
+        <w:t>Responsable</w:t>
+      </w:r>
+      <w:proofErr w:type="spellEnd"/>
+      <w:r>
+        <w:rPr>
+          <w:rFonts w:ascii="Arial" w:hAnsi="Arial" w:cs="Arial"/>
+        </w:rPr>
+        <w:t xml:space="preserve"> documental: Camilo.</w:t>
+      </w:r>
+    </w:p>
+    <w:p>
+      <w:pPr>
+        <w:pStyle w:val="ListBullet"/>
+        <w:spacing w:after="80" w:line="360" w:lineRule="auto"/>
+        <w:rPr>
+          <w:rFonts w:ascii="Arial" w:hAnsi="Arial" w:cs="Arial"/>
+          <w:lang w:val="es-CL"/>
+        </w:rPr>
+      </w:pPr>
+      <w:r>
+        <w:rPr>
+          <w:rFonts w:ascii="Arial" w:hAnsi="Arial" w:cs="Arial"/>
+          <w:lang w:val="es-CL"/>
+        </w:rPr>
+        <w:t>Una operación genera movimiento correspondiente.</w:t>
+      </w:r>
+    </w:p>
+    <w:p>
+      <w:pPr>
+        <w:pStyle w:val="ListBullet"/>
+        <w:spacing w:after="80" w:line="360" w:lineRule="auto"/>
+        <w:rPr>
+          <w:rFonts w:ascii="Arial" w:hAnsi="Arial" w:cs="Arial"/>
+          <w:lang w:val="es-CL"/>
+        </w:rPr>
+      </w:pPr>
+      <w:r>
+        <w:rPr>
+          <w:rFonts w:ascii="Arial" w:hAnsi="Arial" w:cs="Arial"/>
+          <w:lang w:val="es-CL"/>
+        </w:rPr>
+        <w:t>El registro conserva cantidad y stock resultante.</w:t>
+      </w:r>
+    </w:p>
+    <w:p>
+      <w:pPr>
+        <w:pStyle w:val="ListBullet"/>
+        <w:spacing w:after="80" w:line="360" w:lineRule="auto"/>
+        <w:rPr>
+          <w:rFonts w:ascii="Arial" w:hAnsi="Arial" w:cs="Arial"/>
+          <w:lang w:val="es-CL"/>
+        </w:rPr>
+      </w:pPr>
+      <w:r>
+        <w:rPr>
+          <w:rFonts w:ascii="Arial" w:hAnsi="Arial" w:cs="Arial"/>
+          <w:lang w:val="es-CL"/>
+        </w:rPr>
+        <w:t>Se mantiene negocio y autor cuando aplica.</w:t>
+      </w:r>
+    </w:p>
+    <w:p>
+      <w:pPr>
+        <w:spacing w:line="360" w:lineRule="auto"/>
+        <w:rPr>
+          <w:rFonts w:ascii="Arial" w:hAnsi="Arial" w:cs="Arial"/>
+          <w:lang w:val="es-CL"/>
+        </w:rPr>
+      </w:pPr>
+      <w:proofErr w:type="gramStart"/>
+      <w:r>
+        <w:rPr>
+          <w:rFonts w:ascii="Arial" w:hAnsi="Arial" w:cs="Arial"/>
+          <w:lang w:val="es-CL"/>
+        </w:rPr>
+        <w:t>Evidencia técnica a revisar</w:t>
+      </w:r>
+      <w:proofErr w:type="gramEnd"/>
+      <w:r>
+        <w:rPr>
+          <w:rFonts w:ascii="Arial" w:hAnsi="Arial" w:cs="Arial"/>
+          <w:lang w:val="es-CL"/>
+        </w:rPr>
+        <w:t xml:space="preserve">: </w:t>
+      </w:r>
+      <w:proofErr w:type="spellStart"/>
+      <w:r>
+        <w:rPr>
+          <w:rFonts w:ascii="Arial" w:hAnsi="Arial" w:cs="Arial"/>
+          <w:lang w:val="es-CL"/>
+        </w:rPr>
         <w:t>movimientos_stock</w:t>
       </w:r>
       <w:proofErr w:type="spellEnd"/>
@@ -5324,6 +5405,7 @@
     <w:p>
       <w:pPr>
         <w:pStyle w:val="Heading2"/>
+        <w:spacing w:line="360" w:lineRule="auto"/>
         <w:rPr>
           <w:rFonts w:ascii="Arial" w:hAnsi="Arial" w:cs="Arial"/>
           <w:lang w:val="es-CL"/>
@@ -5341,6 +5423,7 @@
     </w:p>
     <w:p>
       <w:pPr>
+        <w:spacing w:line="360" w:lineRule="auto"/>
         <w:rPr>
           <w:rFonts w:ascii="Arial" w:hAnsi="Arial" w:cs="Arial"/>
           <w:lang w:val="es-CL"/>
@@ -5356,6 +5439,7 @@
     </w:p>
     <w:p>
       <w:pPr>
+        <w:spacing w:line="360" w:lineRule="auto"/>
         <w:rPr>
           <w:rFonts w:ascii="Arial" w:hAnsi="Arial" w:cs="Arial"/>
         </w:rPr>
@@ -5385,7 +5469,7 @@
     <w:p>
       <w:pPr>
         <w:pStyle w:val="ListBullet"/>
-        <w:spacing w:after="80"/>
+        <w:spacing w:after="80" w:line="360" w:lineRule="auto"/>
         <w:rPr>
           <w:rFonts w:ascii="Arial" w:hAnsi="Arial" w:cs="Arial"/>
           <w:lang w:val="es-CL"/>
@@ -5402,7 +5486,7 @@
     <w:p>
       <w:pPr>
         <w:pStyle w:val="ListBullet"/>
-        <w:spacing w:after="80"/>
+        <w:spacing w:after="80" w:line="360" w:lineRule="auto"/>
         <w:rPr>
           <w:rFonts w:ascii="Arial" w:hAnsi="Arial" w:cs="Arial"/>
           <w:lang w:val="es-CL"/>
@@ -5419,7 +5503,7 @@
     <w:p>
       <w:pPr>
         <w:pStyle w:val="ListBullet"/>
-        <w:spacing w:after="80"/>
+        <w:spacing w:after="80" w:line="360" w:lineRule="auto"/>
         <w:rPr>
           <w:rFonts w:ascii="Arial" w:hAnsi="Arial" w:cs="Arial"/>
           <w:lang w:val="es-CL"/>
@@ -5435,6 +5519,7 @@
     </w:p>
     <w:p>
       <w:pPr>
+        <w:spacing w:line="360" w:lineRule="auto"/>
         <w:rPr>
           <w:rFonts w:ascii="Arial" w:hAnsi="Arial" w:cs="Arial"/>
           <w:lang w:val="es-CL"/>
@@ -5446,6 +5531,7 @@
           <w:rFonts w:ascii="Arial" w:hAnsi="Arial" w:cs="Arial"/>
           <w:lang w:val="es-CL"/>
         </w:rPr>
+        <w:lastRenderedPageBreak/>
         <w:t>Evidencia técnica a revisar</w:t>
       </w:r>
       <w:proofErr w:type="gramEnd"/>
@@ -5476,6 +5562,7 @@
     <w:p>
       <w:pPr>
         <w:pStyle w:val="Heading2"/>
+        <w:spacing w:line="360" w:lineRule="auto"/>
         <w:rPr>
           <w:rFonts w:ascii="Arial" w:hAnsi="Arial" w:cs="Arial"/>
           <w:lang w:val="es-CL"/>
@@ -5493,6 +5580,7 @@
     </w:p>
     <w:p>
       <w:pPr>
+        <w:spacing w:line="360" w:lineRule="auto"/>
         <w:rPr>
           <w:rFonts w:ascii="Arial" w:hAnsi="Arial" w:cs="Arial"/>
           <w:lang w:val="es-CL"/>
@@ -5508,6 +5596,7 @@
     </w:p>
     <w:p>
       <w:pPr>
+        <w:spacing w:line="360" w:lineRule="auto"/>
         <w:rPr>
           <w:rFonts w:ascii="Arial" w:hAnsi="Arial" w:cs="Arial"/>
         </w:rPr>
@@ -5537,7 +5626,7 @@
     <w:p>
       <w:pPr>
         <w:pStyle w:val="ListBullet"/>
-        <w:spacing w:after="80"/>
+        <w:spacing w:after="80" w:line="360" w:lineRule="auto"/>
         <w:rPr>
           <w:rFonts w:ascii="Arial" w:hAnsi="Arial" w:cs="Arial"/>
           <w:lang w:val="es-CL"/>
@@ -5554,7 +5643,7 @@
     <w:p>
       <w:pPr>
         <w:pStyle w:val="ListBullet"/>
-        <w:spacing w:after="80"/>
+        <w:spacing w:after="80" w:line="360" w:lineRule="auto"/>
         <w:rPr>
           <w:rFonts w:ascii="Arial" w:hAnsi="Arial" w:cs="Arial"/>
           <w:lang w:val="es-CL"/>
@@ -5571,7 +5660,7 @@
     <w:p>
       <w:pPr>
         <w:pStyle w:val="ListBullet"/>
-        <w:spacing w:after="80"/>
+        <w:spacing w:after="80" w:line="360" w:lineRule="auto"/>
         <w:rPr>
           <w:rFonts w:ascii="Arial" w:hAnsi="Arial" w:cs="Arial"/>
           <w:lang w:val="es-CL"/>
@@ -5587,6 +5676,7 @@
     </w:p>
     <w:p>
       <w:pPr>
+        <w:spacing w:line="360" w:lineRule="auto"/>
         <w:rPr>
           <w:rFonts w:ascii="Arial" w:hAnsi="Arial" w:cs="Arial"/>
           <w:lang w:val="es-CL"/>
@@ -5628,6 +5718,7 @@
     <w:p>
       <w:pPr>
         <w:pStyle w:val="Heading2"/>
+        <w:spacing w:line="360" w:lineRule="auto"/>
         <w:rPr>
           <w:rFonts w:ascii="Arial" w:hAnsi="Arial" w:cs="Arial"/>
           <w:lang w:val="es-CL"/>
@@ -5645,6 +5736,7 @@
     </w:p>
     <w:p>
       <w:pPr>
+        <w:spacing w:line="360" w:lineRule="auto"/>
         <w:rPr>
           <w:rFonts w:ascii="Arial" w:hAnsi="Arial" w:cs="Arial"/>
           <w:lang w:val="es-CL"/>
@@ -5660,6 +5752,7 @@
     </w:p>
     <w:p>
       <w:pPr>
+        <w:spacing w:line="360" w:lineRule="auto"/>
         <w:rPr>
           <w:rFonts w:ascii="Arial" w:hAnsi="Arial" w:cs="Arial"/>
         </w:rPr>
@@ -5689,7 +5782,7 @@
     <w:p>
       <w:pPr>
         <w:pStyle w:val="ListBullet"/>
-        <w:spacing w:after="80"/>
+        <w:spacing w:after="80" w:line="360" w:lineRule="auto"/>
         <w:rPr>
           <w:rFonts w:ascii="Arial" w:hAnsi="Arial" w:cs="Arial"/>
           <w:lang w:val="es-CL"/>
@@ -5706,7 +5799,7 @@
     <w:p>
       <w:pPr>
         <w:pStyle w:val="ListBullet"/>
-        <w:spacing w:after="80"/>
+        <w:spacing w:after="80" w:line="360" w:lineRule="auto"/>
         <w:rPr>
           <w:rFonts w:ascii="Arial" w:hAnsi="Arial" w:cs="Arial"/>
           <w:lang w:val="es-CL"/>
@@ -5723,7 +5816,7 @@
     <w:p>
       <w:pPr>
         <w:pStyle w:val="ListBullet"/>
-        <w:spacing w:after="80"/>
+        <w:spacing w:after="80" w:line="360" w:lineRule="auto"/>
         <w:rPr>
           <w:rFonts w:ascii="Arial" w:hAnsi="Arial" w:cs="Arial"/>
           <w:lang w:val="es-CL"/>
@@ -5739,6 +5832,7 @@
     </w:p>
     <w:p>
       <w:pPr>
+        <w:spacing w:line="360" w:lineRule="auto"/>
         <w:rPr>
           <w:rFonts w:ascii="Arial" w:hAnsi="Arial" w:cs="Arial"/>
           <w:lang w:val="es-CL"/>
@@ -5780,6 +5874,7 @@
     <w:p>
       <w:pPr>
         <w:pStyle w:val="Heading2"/>
+        <w:spacing w:line="360" w:lineRule="auto"/>
         <w:rPr>
           <w:rFonts w:ascii="Arial" w:hAnsi="Arial" w:cs="Arial"/>
           <w:lang w:val="es-CL"/>
@@ -5797,6 +5892,7 @@
     </w:p>
     <w:p>
       <w:pPr>
+        <w:spacing w:line="360" w:lineRule="auto"/>
         <w:rPr>
           <w:rFonts w:ascii="Arial" w:hAnsi="Arial" w:cs="Arial"/>
           <w:lang w:val="es-CL"/>
@@ -5812,6 +5908,7 @@
     </w:p>
     <w:p>
       <w:pPr>
+        <w:spacing w:line="360" w:lineRule="auto"/>
         <w:rPr>
           <w:rFonts w:ascii="Arial" w:hAnsi="Arial" w:cs="Arial"/>
         </w:rPr>
@@ -5841,7 +5938,7 @@
     <w:p>
       <w:pPr>
         <w:pStyle w:val="ListBullet"/>
-        <w:spacing w:after="80"/>
+        <w:spacing w:after="80" w:line="360" w:lineRule="auto"/>
         <w:rPr>
           <w:rFonts w:ascii="Arial" w:hAnsi="Arial" w:cs="Arial"/>
           <w:lang w:val="es-CL"/>
@@ -5874,7 +5971,7 @@
     <w:p>
       <w:pPr>
         <w:pStyle w:val="ListBullet"/>
-        <w:spacing w:after="80"/>
+        <w:spacing w:after="80" w:line="360" w:lineRule="auto"/>
         <w:rPr>
           <w:rFonts w:ascii="Arial" w:hAnsi="Arial" w:cs="Arial"/>
           <w:lang w:val="es-CL"/>
@@ -5891,7 +5988,7 @@
     <w:p>
       <w:pPr>
         <w:pStyle w:val="ListBullet"/>
-        <w:spacing w:after="80"/>
+        <w:spacing w:after="80" w:line="360" w:lineRule="auto"/>
         <w:rPr>
           <w:rFonts w:ascii="Arial" w:hAnsi="Arial" w:cs="Arial"/>
           <w:lang w:val="es-CL"/>
@@ -5907,6 +6004,7 @@
     </w:p>
     <w:p>
       <w:pPr>
+        <w:spacing w:line="360" w:lineRule="auto"/>
         <w:rPr>
           <w:rFonts w:ascii="Arial" w:hAnsi="Arial" w:cs="Arial"/>
           <w:lang w:val="es-CL"/>
@@ -5964,6 +6062,7 @@
     <w:p>
       <w:pPr>
         <w:pStyle w:val="Heading2"/>
+        <w:spacing w:line="360" w:lineRule="auto"/>
         <w:rPr>
           <w:rFonts w:ascii="Arial" w:hAnsi="Arial" w:cs="Arial"/>
           <w:lang w:val="es-CL"/>
@@ -5975,48 +6074,202 @@
           <w:rFonts w:ascii="Arial" w:hAnsi="Arial" w:cs="Arial"/>
           <w:lang w:val="es-CL"/>
         </w:rPr>
+        <w:t>4.14 HU14 Registrar una venta en el POS</w:t>
+      </w:r>
+      <w:bookmarkEnd w:id="18"/>
+    </w:p>
+    <w:p>
+      <w:pPr>
+        <w:spacing w:line="360" w:lineRule="auto"/>
+        <w:rPr>
+          <w:rFonts w:ascii="Arial" w:hAnsi="Arial" w:cs="Arial"/>
+          <w:lang w:val="es-CL"/>
+        </w:rPr>
+      </w:pPr>
+      <w:r>
+        <w:rPr>
+          <w:rFonts w:ascii="Arial" w:hAnsi="Arial" w:cs="Arial"/>
+          <w:lang w:val="es-CL"/>
+        </w:rPr>
+        <w:t xml:space="preserve">Como vendedor, quiero registrar una venta en el </w:t>
+      </w:r>
+      <w:proofErr w:type="spellStart"/>
+      <w:r>
+        <w:rPr>
+          <w:rFonts w:ascii="Arial" w:hAnsi="Arial" w:cs="Arial"/>
+          <w:lang w:val="es-CL"/>
+        </w:rPr>
+        <w:t>pos</w:t>
+      </w:r>
+      <w:proofErr w:type="spellEnd"/>
+      <w:r>
+        <w:rPr>
+          <w:rFonts w:ascii="Arial" w:hAnsi="Arial" w:cs="Arial"/>
+          <w:lang w:val="es-CL"/>
+        </w:rPr>
+        <w:t xml:space="preserve"> para atender y registrar el </w:t>
+      </w:r>
+      <w:proofErr w:type="gramStart"/>
+      <w:r>
+        <w:rPr>
+          <w:rFonts w:ascii="Arial" w:hAnsi="Arial" w:cs="Arial"/>
+          <w:lang w:val="es-CL"/>
+        </w:rPr>
+        <w:t>ticket</w:t>
+      </w:r>
+      <w:proofErr w:type="gramEnd"/>
+      <w:r>
+        <w:rPr>
+          <w:rFonts w:ascii="Arial" w:hAnsi="Arial" w:cs="Arial"/>
+          <w:lang w:val="es-CL"/>
+        </w:rPr>
+        <w:t>.</w:t>
+      </w:r>
+    </w:p>
+    <w:p>
+      <w:pPr>
+        <w:spacing w:line="360" w:lineRule="auto"/>
+        <w:rPr>
+          <w:rFonts w:ascii="Arial" w:hAnsi="Arial" w:cs="Arial"/>
+        </w:rPr>
+      </w:pPr>
+      <w:r>
+        <w:rPr>
+          <w:rFonts w:ascii="Arial" w:hAnsi="Arial" w:cs="Arial"/>
+          <w:lang w:val="es-CL"/>
+        </w:rPr>
         <w:lastRenderedPageBreak/>
-        <w:t>4.14 HU14 Registrar una venta en el POS</w:t>
-      </w:r>
-      <w:bookmarkEnd w:id="18"/>
-    </w:p>
-    <w:p>
-      <w:pPr>
-        <w:rPr>
-          <w:rFonts w:ascii="Arial" w:hAnsi="Arial" w:cs="Arial"/>
-          <w:lang w:val="es-CL"/>
-        </w:rPr>
-      </w:pPr>
-      <w:r>
-        <w:rPr>
-          <w:rFonts w:ascii="Arial" w:hAnsi="Arial" w:cs="Arial"/>
-          <w:lang w:val="es-CL"/>
-        </w:rPr>
-        <w:t xml:space="preserve">Como vendedor, quiero registrar una venta en el </w:t>
+        <w:t xml:space="preserve">Estado al corte: Hecho según el registro documental del Sprint 4. </w:t>
       </w:r>
       <w:proofErr w:type="spellStart"/>
       <w:r>
         <w:rPr>
           <w:rFonts w:ascii="Arial" w:hAnsi="Arial" w:cs="Arial"/>
-          <w:lang w:val="es-CL"/>
-        </w:rPr>
-        <w:t>pos</w:t>
+        </w:rPr>
+        <w:t>Responsable</w:t>
       </w:r>
       <w:proofErr w:type="spellEnd"/>
       <w:r>
         <w:rPr>
           <w:rFonts w:ascii="Arial" w:hAnsi="Arial" w:cs="Arial"/>
-          <w:lang w:val="es-CL"/>
-        </w:rPr>
-        <w:t xml:space="preserve"> para atender y registrar el </w:t>
-      </w:r>
+        </w:rPr>
+        <w:t xml:space="preserve"> documental: Camilo.</w:t>
+      </w:r>
+    </w:p>
+    <w:p>
+      <w:pPr>
+        <w:pStyle w:val="ListBullet"/>
+        <w:spacing w:after="80" w:line="360" w:lineRule="auto"/>
+        <w:rPr>
+          <w:rFonts w:ascii="Arial" w:hAnsi="Arial" w:cs="Arial"/>
+        </w:rPr>
+      </w:pPr>
+      <w:proofErr w:type="spellStart"/>
+      <w:r>
+        <w:rPr>
+          <w:rFonts w:ascii="Arial" w:hAnsi="Arial" w:cs="Arial"/>
+        </w:rPr>
+        <w:t>Servidor</w:t>
+      </w:r>
+      <w:proofErr w:type="spellEnd"/>
+      <w:r>
+        <w:rPr>
+          <w:rFonts w:ascii="Arial" w:hAnsi="Arial" w:cs="Arial"/>
+        </w:rPr>
+        <w:t xml:space="preserve"> </w:t>
+      </w:r>
+      <w:proofErr w:type="spellStart"/>
+      <w:r>
+        <w:rPr>
+          <w:rFonts w:ascii="Arial" w:hAnsi="Arial" w:cs="Arial"/>
+        </w:rPr>
+        <w:t>usa</w:t>
+      </w:r>
+      <w:proofErr w:type="spellEnd"/>
+      <w:r>
+        <w:rPr>
+          <w:rFonts w:ascii="Arial" w:hAnsi="Arial" w:cs="Arial"/>
+        </w:rPr>
+        <w:t xml:space="preserve"> </w:t>
+      </w:r>
+      <w:proofErr w:type="spellStart"/>
+      <w:r>
+        <w:rPr>
+          <w:rFonts w:ascii="Arial" w:hAnsi="Arial" w:cs="Arial"/>
+        </w:rPr>
+        <w:t>precio</w:t>
+      </w:r>
+      <w:proofErr w:type="spellEnd"/>
+      <w:r>
+        <w:rPr>
+          <w:rFonts w:ascii="Arial" w:hAnsi="Arial" w:cs="Arial"/>
+        </w:rPr>
+        <w:t xml:space="preserve"> </w:t>
+      </w:r>
+      <w:proofErr w:type="spellStart"/>
+      <w:r>
+        <w:rPr>
+          <w:rFonts w:ascii="Arial" w:hAnsi="Arial" w:cs="Arial"/>
+        </w:rPr>
+        <w:t>vigente</w:t>
+      </w:r>
+      <w:proofErr w:type="spellEnd"/>
+      <w:r>
+        <w:rPr>
+          <w:rFonts w:ascii="Arial" w:hAnsi="Arial" w:cs="Arial"/>
+        </w:rPr>
+        <w:t>.</w:t>
+      </w:r>
+    </w:p>
+    <w:p>
+      <w:pPr>
+        <w:pStyle w:val="ListBullet"/>
+        <w:spacing w:after="80" w:line="360" w:lineRule="auto"/>
+        <w:rPr>
+          <w:rFonts w:ascii="Arial" w:hAnsi="Arial" w:cs="Arial"/>
+          <w:lang w:val="es-CL"/>
+        </w:rPr>
+      </w:pPr>
+      <w:r>
+        <w:rPr>
+          <w:rFonts w:ascii="Arial" w:hAnsi="Arial" w:cs="Arial"/>
+          <w:lang w:val="es-CL"/>
+        </w:rPr>
+        <w:t>La venta aceptada conserva detalles y efecto de stock.</w:t>
+      </w:r>
+    </w:p>
+    <w:p>
+      <w:pPr>
+        <w:pStyle w:val="ListBullet"/>
+        <w:spacing w:after="80" w:line="360" w:lineRule="auto"/>
+        <w:rPr>
+          <w:rFonts w:ascii="Arial" w:hAnsi="Arial" w:cs="Arial"/>
+          <w:lang w:val="es-CL"/>
+        </w:rPr>
+      </w:pPr>
+      <w:r>
+        <w:rPr>
+          <w:rFonts w:ascii="Arial" w:hAnsi="Arial" w:cs="Arial"/>
+          <w:lang w:val="es-CL"/>
+        </w:rPr>
+        <w:t>Un error de validación no deja una operación parcial.</w:t>
+      </w:r>
+    </w:p>
+    <w:p>
+      <w:pPr>
+        <w:spacing w:line="360" w:lineRule="auto"/>
+        <w:rPr>
+          <w:rFonts w:ascii="Arial" w:hAnsi="Arial" w:cs="Arial"/>
+          <w:lang w:val="es-CL"/>
+        </w:rPr>
+      </w:pPr>
       <w:proofErr w:type="gramStart"/>
       <w:r>
         <w:rPr>
           <w:rFonts w:ascii="Arial" w:hAnsi="Arial" w:cs="Arial"/>
           <w:lang w:val="es-CL"/>
         </w:rPr>
-        <w:t>ticket</w:t>
+        <w:t>Evidencia técnica a revisar</w:t>
       </w:r>
       <w:proofErr w:type="gramEnd"/>
       <w:r>
@@ -6024,179 +6277,29 @@
           <w:rFonts w:ascii="Arial" w:hAnsi="Arial" w:cs="Arial"/>
           <w:lang w:val="es-CL"/>
         </w:rPr>
+        <w:t xml:space="preserve">: POST /sales y </w:t>
+      </w:r>
+      <w:proofErr w:type="spellStart"/>
+      <w:r>
+        <w:rPr>
+          <w:rFonts w:ascii="Arial" w:hAnsi="Arial" w:cs="Arial"/>
+          <w:lang w:val="es-CL"/>
+        </w:rPr>
+        <w:t>createSaleWithClient</w:t>
+      </w:r>
+      <w:proofErr w:type="spellEnd"/>
+      <w:r>
+        <w:rPr>
+          <w:rFonts w:ascii="Arial" w:hAnsi="Arial" w:cs="Arial"/>
+          <w:lang w:val="es-CL"/>
+        </w:rPr>
         <w:t>.</w:t>
       </w:r>
     </w:p>
     <w:p>
       <w:pPr>
-        <w:rPr>
-          <w:rFonts w:ascii="Arial" w:hAnsi="Arial" w:cs="Arial"/>
-        </w:rPr>
-      </w:pPr>
-      <w:r>
-        <w:rPr>
-          <w:rFonts w:ascii="Arial" w:hAnsi="Arial" w:cs="Arial"/>
-          <w:lang w:val="es-CL"/>
-        </w:rPr>
-        <w:t xml:space="preserve">Estado al corte: Hecho según el registro documental del Sprint 4. </w:t>
-      </w:r>
-      <w:proofErr w:type="spellStart"/>
-      <w:r>
-        <w:rPr>
-          <w:rFonts w:ascii="Arial" w:hAnsi="Arial" w:cs="Arial"/>
-        </w:rPr>
-        <w:t>Responsable</w:t>
-      </w:r>
-      <w:proofErr w:type="spellEnd"/>
-      <w:r>
-        <w:rPr>
-          <w:rFonts w:ascii="Arial" w:hAnsi="Arial" w:cs="Arial"/>
-        </w:rPr>
-        <w:t xml:space="preserve"> documental: Camilo.</w:t>
-      </w:r>
-    </w:p>
-    <w:p>
-      <w:pPr>
-        <w:pStyle w:val="ListBullet"/>
-        <w:spacing w:after="80"/>
-        <w:rPr>
-          <w:rFonts w:ascii="Arial" w:hAnsi="Arial" w:cs="Arial"/>
-        </w:rPr>
-      </w:pPr>
-      <w:proofErr w:type="spellStart"/>
-      <w:r>
-        <w:rPr>
-          <w:rFonts w:ascii="Arial" w:hAnsi="Arial" w:cs="Arial"/>
-        </w:rPr>
-        <w:t>Servidor</w:t>
-      </w:r>
-      <w:proofErr w:type="spellEnd"/>
-      <w:r>
-        <w:rPr>
-          <w:rFonts w:ascii="Arial" w:hAnsi="Arial" w:cs="Arial"/>
-        </w:rPr>
-        <w:t xml:space="preserve"> </w:t>
-      </w:r>
-      <w:proofErr w:type="spellStart"/>
-      <w:r>
-        <w:rPr>
-          <w:rFonts w:ascii="Arial" w:hAnsi="Arial" w:cs="Arial"/>
-        </w:rPr>
-        <w:t>usa</w:t>
-      </w:r>
-      <w:proofErr w:type="spellEnd"/>
-      <w:r>
-        <w:rPr>
-          <w:rFonts w:ascii="Arial" w:hAnsi="Arial" w:cs="Arial"/>
-        </w:rPr>
-        <w:t xml:space="preserve"> </w:t>
-      </w:r>
-      <w:proofErr w:type="spellStart"/>
-      <w:r>
-        <w:rPr>
-          <w:rFonts w:ascii="Arial" w:hAnsi="Arial" w:cs="Arial"/>
-        </w:rPr>
-        <w:t>precio</w:t>
-      </w:r>
-      <w:proofErr w:type="spellEnd"/>
-      <w:r>
-        <w:rPr>
-          <w:rFonts w:ascii="Arial" w:hAnsi="Arial" w:cs="Arial"/>
-        </w:rPr>
-        <w:t xml:space="preserve"> </w:t>
-      </w:r>
-      <w:proofErr w:type="spellStart"/>
-      <w:r>
-        <w:rPr>
-          <w:rFonts w:ascii="Arial" w:hAnsi="Arial" w:cs="Arial"/>
-        </w:rPr>
-        <w:t>vigente</w:t>
-      </w:r>
-      <w:proofErr w:type="spellEnd"/>
-      <w:r>
-        <w:rPr>
-          <w:rFonts w:ascii="Arial" w:hAnsi="Arial" w:cs="Arial"/>
-        </w:rPr>
-        <w:t>.</w:t>
-      </w:r>
-    </w:p>
-    <w:p>
-      <w:pPr>
-        <w:pStyle w:val="ListBullet"/>
-        <w:spacing w:after="80"/>
-        <w:rPr>
-          <w:rFonts w:ascii="Arial" w:hAnsi="Arial" w:cs="Arial"/>
-          <w:lang w:val="es-CL"/>
-        </w:rPr>
-      </w:pPr>
-      <w:r>
-        <w:rPr>
-          <w:rFonts w:ascii="Arial" w:hAnsi="Arial" w:cs="Arial"/>
-          <w:lang w:val="es-CL"/>
-        </w:rPr>
-        <w:t>La venta aceptada conserva detalles y efecto de stock.</w:t>
-      </w:r>
-    </w:p>
-    <w:p>
-      <w:pPr>
-        <w:pStyle w:val="ListBullet"/>
-        <w:spacing w:after="80"/>
-        <w:rPr>
-          <w:rFonts w:ascii="Arial" w:hAnsi="Arial" w:cs="Arial"/>
-          <w:lang w:val="es-CL"/>
-        </w:rPr>
-      </w:pPr>
-      <w:r>
-        <w:rPr>
-          <w:rFonts w:ascii="Arial" w:hAnsi="Arial" w:cs="Arial"/>
-          <w:lang w:val="es-CL"/>
-        </w:rPr>
-        <w:t>Un error de validación no deja una operación parcial.</w:t>
-      </w:r>
-    </w:p>
-    <w:p>
-      <w:pPr>
-        <w:rPr>
-          <w:rFonts w:ascii="Arial" w:hAnsi="Arial" w:cs="Arial"/>
-          <w:lang w:val="es-CL"/>
-        </w:rPr>
-      </w:pPr>
-      <w:proofErr w:type="gramStart"/>
-      <w:r>
-        <w:rPr>
-          <w:rFonts w:ascii="Arial" w:hAnsi="Arial" w:cs="Arial"/>
-          <w:lang w:val="es-CL"/>
-        </w:rPr>
-        <w:t>Evidencia técnica a revisar</w:t>
-      </w:r>
-      <w:proofErr w:type="gramEnd"/>
-      <w:r>
-        <w:rPr>
-          <w:rFonts w:ascii="Arial" w:hAnsi="Arial" w:cs="Arial"/>
-          <w:lang w:val="es-CL"/>
-        </w:rPr>
-        <w:t xml:space="preserve">: POST /sales y </w:t>
-      </w:r>
-      <w:proofErr w:type="spellStart"/>
-      <w:r>
-        <w:rPr>
-          <w:rFonts w:ascii="Arial" w:hAnsi="Arial" w:cs="Arial"/>
-          <w:lang w:val="es-CL"/>
-        </w:rPr>
-        <w:t>createSaleWithClient</w:t>
-      </w:r>
-      <w:proofErr w:type="spellEnd"/>
-      <w:r>
-        <w:rPr>
-          <w:rFonts w:ascii="Arial" w:hAnsi="Arial" w:cs="Arial"/>
-          <w:lang w:val="es-CL"/>
-        </w:rPr>
-        <w:t>.</w:t>
-      </w:r>
-    </w:p>
-    <w:p>
-      <w:pPr>
         <w:pStyle w:val="Heading2"/>
+        <w:spacing w:line="360" w:lineRule="auto"/>
         <w:rPr>
           <w:rFonts w:ascii="Arial" w:hAnsi="Arial" w:cs="Arial"/>
           <w:lang w:val="es-CL"/>
@@ -6214,6 +6317,7 @@
     </w:p>
     <w:p>
       <w:pPr>
+        <w:spacing w:line="360" w:lineRule="auto"/>
         <w:rPr>
           <w:rFonts w:ascii="Arial" w:hAnsi="Arial" w:cs="Arial"/>
           <w:lang w:val="es-CL"/>
@@ -6229,6 +6333,7 @@
     </w:p>
     <w:p>
       <w:pPr>
+        <w:spacing w:line="360" w:lineRule="auto"/>
         <w:rPr>
           <w:rFonts w:ascii="Arial" w:hAnsi="Arial" w:cs="Arial"/>
         </w:rPr>
@@ -6266,7 +6371,7 @@
     <w:p>
       <w:pPr>
         <w:pStyle w:val="ListBullet"/>
-        <w:spacing w:after="80"/>
+        <w:spacing w:after="80" w:line="360" w:lineRule="auto"/>
         <w:rPr>
           <w:rFonts w:ascii="Arial" w:hAnsi="Arial" w:cs="Arial"/>
           <w:lang w:val="es-CL"/>
@@ -6283,7 +6388,7 @@
     <w:p>
       <w:pPr>
         <w:pStyle w:val="ListBullet"/>
-        <w:spacing w:after="80"/>
+        <w:spacing w:after="80" w:line="360" w:lineRule="auto"/>
         <w:rPr>
           <w:rFonts w:ascii="Arial" w:hAnsi="Arial" w:cs="Arial"/>
           <w:lang w:val="es-CL"/>
@@ -6300,7 +6405,7 @@
     <w:p>
       <w:pPr>
         <w:pStyle w:val="ListBullet"/>
-        <w:spacing w:after="80"/>
+        <w:spacing w:after="80" w:line="360" w:lineRule="auto"/>
         <w:rPr>
           <w:rFonts w:ascii="Arial" w:hAnsi="Arial" w:cs="Arial"/>
           <w:lang w:val="es-CL"/>
@@ -6316,6 +6421,7 @@
     </w:p>
     <w:p>
       <w:pPr>
+        <w:spacing w:line="360" w:lineRule="auto"/>
         <w:rPr>
           <w:rFonts w:ascii="Arial" w:hAnsi="Arial" w:cs="Arial"/>
           <w:lang w:val="es-CL"/>
@@ -6357,6 +6463,7 @@
     <w:p>
       <w:pPr>
         <w:pStyle w:val="Heading2"/>
+        <w:spacing w:line="360" w:lineRule="auto"/>
         <w:rPr>
           <w:rFonts w:ascii="Arial" w:hAnsi="Arial" w:cs="Arial"/>
           <w:lang w:val="es-CL"/>
@@ -6374,6 +6481,7 @@
     </w:p>
     <w:p>
       <w:pPr>
+        <w:spacing w:line="360" w:lineRule="auto"/>
         <w:rPr>
           <w:rFonts w:ascii="Arial" w:hAnsi="Arial" w:cs="Arial"/>
           <w:lang w:val="es-CL"/>
@@ -6389,6 +6497,7 @@
     </w:p>
     <w:p>
       <w:pPr>
+        <w:spacing w:line="360" w:lineRule="auto"/>
         <w:rPr>
           <w:rFonts w:ascii="Arial" w:hAnsi="Arial" w:cs="Arial"/>
         </w:rPr>
@@ -6418,7 +6527,7 @@
     <w:p>
       <w:pPr>
         <w:pStyle w:val="ListBullet"/>
-        <w:spacing w:after="80"/>
+        <w:spacing w:after="80" w:line="360" w:lineRule="auto"/>
         <w:rPr>
           <w:rFonts w:ascii="Arial" w:hAnsi="Arial" w:cs="Arial"/>
           <w:lang w:val="es-CL"/>
@@ -6435,7 +6544,7 @@
     <w:p>
       <w:pPr>
         <w:pStyle w:val="ListBullet"/>
-        <w:spacing w:after="80"/>
+        <w:spacing w:after="80" w:line="360" w:lineRule="auto"/>
         <w:rPr>
           <w:rFonts w:ascii="Arial" w:hAnsi="Arial" w:cs="Arial"/>
         </w:rPr>
@@ -6492,7 +6601,7 @@
     <w:p>
       <w:pPr>
         <w:pStyle w:val="ListBullet"/>
-        <w:spacing w:after="80"/>
+        <w:spacing w:after="80" w:line="360" w:lineRule="auto"/>
         <w:rPr>
           <w:rFonts w:ascii="Arial" w:hAnsi="Arial" w:cs="Arial"/>
           <w:lang w:val="es-CL"/>
@@ -6508,6 +6617,7 @@
     </w:p>
     <w:p>
       <w:pPr>
+        <w:spacing w:line="360" w:lineRule="auto"/>
         <w:rPr>
           <w:rFonts w:ascii="Arial" w:hAnsi="Arial" w:cs="Arial"/>
           <w:lang w:val="es-CL"/>
@@ -6565,6 +6675,7 @@
     <w:p>
       <w:pPr>
         <w:pStyle w:val="Heading2"/>
+        <w:spacing w:line="360" w:lineRule="auto"/>
         <w:rPr>
           <w:rFonts w:ascii="Arial" w:hAnsi="Arial" w:cs="Arial"/>
           <w:lang w:val="es-CL"/>
@@ -6582,6 +6693,7 @@
     </w:p>
     <w:p>
       <w:pPr>
+        <w:spacing w:line="360" w:lineRule="auto"/>
         <w:rPr>
           <w:rFonts w:ascii="Arial" w:hAnsi="Arial" w:cs="Arial"/>
           <w:lang w:val="es-CL"/>
@@ -6597,6 +6709,7 @@
     </w:p>
     <w:p>
       <w:pPr>
+        <w:spacing w:line="360" w:lineRule="auto"/>
         <w:rPr>
           <w:rFonts w:ascii="Arial" w:hAnsi="Arial" w:cs="Arial"/>
         </w:rPr>
@@ -6626,7 +6739,7 @@
     <w:p>
       <w:pPr>
         <w:pStyle w:val="ListBullet"/>
-        <w:spacing w:after="80"/>
+        <w:spacing w:after="80" w:line="360" w:lineRule="auto"/>
         <w:rPr>
           <w:rFonts w:ascii="Arial" w:hAnsi="Arial" w:cs="Arial"/>
           <w:lang w:val="es-CL"/>
@@ -6643,7 +6756,7 @@
     <w:p>
       <w:pPr>
         <w:pStyle w:val="ListBullet"/>
-        <w:spacing w:after="80"/>
+        <w:spacing w:after="80" w:line="360" w:lineRule="auto"/>
         <w:rPr>
           <w:rFonts w:ascii="Arial" w:hAnsi="Arial" w:cs="Arial"/>
           <w:lang w:val="es-CL"/>
@@ -6660,7 +6773,7 @@
     <w:p>
       <w:pPr>
         <w:pStyle w:val="ListBullet"/>
-        <w:spacing w:after="80"/>
+        <w:spacing w:after="80" w:line="360" w:lineRule="auto"/>
         <w:rPr>
           <w:rFonts w:ascii="Arial" w:hAnsi="Arial" w:cs="Arial"/>
           <w:lang w:val="es-CL"/>
@@ -6676,6 +6789,7 @@
     </w:p>
     <w:p>
       <w:pPr>
+        <w:spacing w:line="360" w:lineRule="auto"/>
         <w:rPr>
           <w:rFonts w:ascii="Arial" w:hAnsi="Arial" w:cs="Arial"/>
           <w:lang w:val="es-CL"/>
@@ -6687,6 +6801,7 @@
           <w:rFonts w:ascii="Arial" w:hAnsi="Arial" w:cs="Arial"/>
           <w:lang w:val="es-CL"/>
         </w:rPr>
+        <w:lastRenderedPageBreak/>
         <w:t>Evidencia técnica a revisar</w:t>
       </w:r>
       <w:proofErr w:type="gramEnd"/>
@@ -6717,6 +6832,7 @@
     <w:p>
       <w:pPr>
         <w:pStyle w:val="Heading2"/>
+        <w:spacing w:line="360" w:lineRule="auto"/>
         <w:rPr>
           <w:rFonts w:ascii="Arial" w:hAnsi="Arial" w:cs="Arial"/>
           <w:lang w:val="es-CL"/>
@@ -6734,6 +6850,7 @@
     </w:p>
     <w:p>
       <w:pPr>
+        <w:spacing w:line="360" w:lineRule="auto"/>
         <w:rPr>
           <w:rFonts w:ascii="Arial" w:hAnsi="Arial" w:cs="Arial"/>
           <w:lang w:val="es-CL"/>
@@ -6749,6 +6866,7 @@
     </w:p>
     <w:p>
       <w:pPr>
+        <w:spacing w:line="360" w:lineRule="auto"/>
         <w:rPr>
           <w:rFonts w:ascii="Arial" w:hAnsi="Arial" w:cs="Arial"/>
         </w:rPr>
@@ -6778,25 +6896,24 @@
     <w:p>
       <w:pPr>
         <w:pStyle w:val="ListBullet"/>
-        <w:spacing w:after="80"/>
-        <w:rPr>
-          <w:rFonts w:ascii="Arial" w:hAnsi="Arial" w:cs="Arial"/>
-          <w:lang w:val="es-CL"/>
-        </w:rPr>
-      </w:pPr>
-      <w:r>
-        <w:rPr>
-          <w:rFonts w:ascii="Arial" w:hAnsi="Arial" w:cs="Arial"/>
-          <w:lang w:val="es-CL"/>
-        </w:rPr>
-        <w:lastRenderedPageBreak/>
+        <w:spacing w:after="80" w:line="360" w:lineRule="auto"/>
+        <w:rPr>
+          <w:rFonts w:ascii="Arial" w:hAnsi="Arial" w:cs="Arial"/>
+          <w:lang w:val="es-CL"/>
+        </w:rPr>
+      </w:pPr>
+      <w:r>
+        <w:rPr>
+          <w:rFonts w:ascii="Arial" w:hAnsi="Arial" w:cs="Arial"/>
+          <w:lang w:val="es-CL"/>
+        </w:rPr>
         <w:t>Se conserva esperado y contado.</w:t>
       </w:r>
     </w:p>
     <w:p>
       <w:pPr>
         <w:pStyle w:val="ListBullet"/>
-        <w:spacing w:after="80"/>
+        <w:spacing w:after="80" w:line="360" w:lineRule="auto"/>
         <w:rPr>
           <w:rFonts w:ascii="Arial" w:hAnsi="Arial" w:cs="Arial"/>
         </w:rPr>
@@ -6853,7 +6970,7 @@
     <w:p>
       <w:pPr>
         <w:pStyle w:val="ListBullet"/>
-        <w:spacing w:after="80"/>
+        <w:spacing w:after="80" w:line="360" w:lineRule="auto"/>
         <w:rPr>
           <w:rFonts w:ascii="Arial" w:hAnsi="Arial" w:cs="Arial"/>
           <w:lang w:val="es-CL"/>
@@ -6869,6 +6986,7 @@
     </w:p>
     <w:p>
       <w:pPr>
+        <w:spacing w:line="360" w:lineRule="auto"/>
         <w:rPr>
           <w:rFonts w:ascii="Arial" w:hAnsi="Arial" w:cs="Arial"/>
           <w:lang w:val="es-CL"/>
@@ -6910,6 +7028,7 @@
     <w:p>
       <w:pPr>
         <w:pStyle w:val="Heading2"/>
+        <w:spacing w:line="360" w:lineRule="auto"/>
         <w:rPr>
           <w:rFonts w:ascii="Arial" w:hAnsi="Arial" w:cs="Arial"/>
           <w:lang w:val="es-CL"/>
@@ -6927,6 +7046,7 @@
     </w:p>
     <w:p>
       <w:pPr>
+        <w:spacing w:line="360" w:lineRule="auto"/>
         <w:rPr>
           <w:rFonts w:ascii="Arial" w:hAnsi="Arial" w:cs="Arial"/>
           <w:lang w:val="es-CL"/>
@@ -6942,6 +7062,7 @@
     </w:p>
     <w:p>
       <w:pPr>
+        <w:spacing w:line="360" w:lineRule="auto"/>
         <w:rPr>
           <w:rFonts w:ascii="Arial" w:hAnsi="Arial" w:cs="Arial"/>
         </w:rPr>
@@ -6995,7 +7116,7 @@
     <w:p>
       <w:pPr>
         <w:pStyle w:val="ListBullet"/>
-        <w:spacing w:after="80"/>
+        <w:spacing w:after="80" w:line="360" w:lineRule="auto"/>
         <w:rPr>
           <w:rFonts w:ascii="Arial" w:hAnsi="Arial" w:cs="Arial"/>
         </w:rPr>
@@ -7038,7 +7159,7 @@
     <w:p>
       <w:pPr>
         <w:pStyle w:val="ListBullet"/>
-        <w:spacing w:after="80"/>
+        <w:spacing w:after="80" w:line="360" w:lineRule="auto"/>
         <w:rPr>
           <w:rFonts w:ascii="Arial" w:hAnsi="Arial" w:cs="Arial"/>
           <w:lang w:val="es-CL"/>
@@ -7055,7 +7176,7 @@
     <w:p>
       <w:pPr>
         <w:pStyle w:val="ListBullet"/>
-        <w:spacing w:after="80"/>
+        <w:spacing w:after="80" w:line="360" w:lineRule="auto"/>
         <w:rPr>
           <w:rFonts w:ascii="Arial" w:hAnsi="Arial" w:cs="Arial"/>
           <w:lang w:val="es-CL"/>
@@ -7071,6 +7192,7 @@
     </w:p>
     <w:p>
       <w:pPr>
+        <w:spacing w:line="360" w:lineRule="auto"/>
         <w:rPr>
           <w:rFonts w:ascii="Arial" w:hAnsi="Arial" w:cs="Arial"/>
           <w:lang w:val="es-CL"/>
@@ -7112,6 +7234,7 @@
     <w:p>
       <w:pPr>
         <w:pStyle w:val="Heading2"/>
+        <w:spacing w:line="360" w:lineRule="auto"/>
         <w:rPr>
           <w:rFonts w:ascii="Arial" w:hAnsi="Arial" w:cs="Arial"/>
           <w:lang w:val="es-CL"/>
@@ -7129,6 +7252,7 @@
     </w:p>
     <w:p>
       <w:pPr>
+        <w:spacing w:line="360" w:lineRule="auto"/>
         <w:rPr>
           <w:rFonts w:ascii="Arial" w:hAnsi="Arial" w:cs="Arial"/>
           <w:lang w:val="es-CL"/>
@@ -7144,6 +7268,7 @@
     </w:p>
     <w:p>
       <w:pPr>
+        <w:spacing w:line="360" w:lineRule="auto"/>
         <w:rPr>
           <w:rFonts w:ascii="Arial" w:hAnsi="Arial" w:cs="Arial"/>
         </w:rPr>
@@ -7197,7 +7322,7 @@
     <w:p>
       <w:pPr>
         <w:pStyle w:val="ListBullet"/>
-        <w:spacing w:after="80"/>
+        <w:spacing w:after="80" w:line="360" w:lineRule="auto"/>
         <w:rPr>
           <w:rFonts w:ascii="Arial" w:hAnsi="Arial" w:cs="Arial"/>
         </w:rPr>
@@ -7262,7 +7387,7 @@
     <w:p>
       <w:pPr>
         <w:pStyle w:val="ListBullet"/>
-        <w:spacing w:after="80"/>
+        <w:spacing w:after="80" w:line="360" w:lineRule="auto"/>
         <w:rPr>
           <w:rFonts w:ascii="Arial" w:hAnsi="Arial" w:cs="Arial"/>
           <w:lang w:val="es-CL"/>
@@ -7279,7 +7404,7 @@
     <w:p>
       <w:pPr>
         <w:pStyle w:val="ListBullet"/>
-        <w:spacing w:after="80"/>
+        <w:spacing w:after="80" w:line="360" w:lineRule="auto"/>
         <w:rPr>
           <w:rFonts w:ascii="Arial" w:hAnsi="Arial" w:cs="Arial"/>
           <w:lang w:val="es-CL"/>
@@ -7295,6 +7420,7 @@
     </w:p>
     <w:p>
       <w:pPr>
+        <w:spacing w:line="360" w:lineRule="auto"/>
         <w:rPr>
           <w:rFonts w:ascii="Arial" w:hAnsi="Arial" w:cs="Arial"/>
           <w:lang w:val="es-CL"/>
@@ -7352,6 +7478,7 @@
     <w:p>
       <w:pPr>
         <w:pStyle w:val="Heading2"/>
+        <w:spacing w:line="360" w:lineRule="auto"/>
         <w:rPr>
           <w:rFonts w:ascii="Arial" w:hAnsi="Arial" w:cs="Arial"/>
           <w:lang w:val="es-CL"/>
@@ -7369,6 +7496,7 @@
     </w:p>
     <w:p>
       <w:pPr>
+        <w:spacing w:line="360" w:lineRule="auto"/>
         <w:rPr>
           <w:rFonts w:ascii="Arial" w:hAnsi="Arial" w:cs="Arial"/>
           <w:lang w:val="es-CL"/>
@@ -7384,6 +7512,7 @@
     </w:p>
     <w:p>
       <w:pPr>
+        <w:spacing w:line="360" w:lineRule="auto"/>
         <w:rPr>
           <w:rFonts w:ascii="Arial" w:hAnsi="Arial" w:cs="Arial"/>
         </w:rPr>
@@ -7437,24 +7566,25 @@
     <w:p>
       <w:pPr>
         <w:pStyle w:val="ListBullet"/>
-        <w:spacing w:after="80"/>
-        <w:rPr>
-          <w:rFonts w:ascii="Arial" w:hAnsi="Arial" w:cs="Arial"/>
-          <w:lang w:val="es-CL"/>
-        </w:rPr>
-      </w:pPr>
-      <w:r>
-        <w:rPr>
-          <w:rFonts w:ascii="Arial" w:hAnsi="Arial" w:cs="Arial"/>
-          <w:lang w:val="es-CL"/>
-        </w:rPr>
+        <w:spacing w:after="80" w:line="360" w:lineRule="auto"/>
+        <w:rPr>
+          <w:rFonts w:ascii="Arial" w:hAnsi="Arial" w:cs="Arial"/>
+          <w:lang w:val="es-CL"/>
+        </w:rPr>
+      </w:pPr>
+      <w:r>
+        <w:rPr>
+          <w:rFonts w:ascii="Arial" w:hAnsi="Arial" w:cs="Arial"/>
+          <w:lang w:val="es-CL"/>
+        </w:rPr>
+        <w:lastRenderedPageBreak/>
         <w:t>Monto y método se validan.</w:t>
       </w:r>
     </w:p>
     <w:p>
       <w:pPr>
         <w:pStyle w:val="ListBullet"/>
-        <w:spacing w:after="80"/>
+        <w:spacing w:after="80" w:line="360" w:lineRule="auto"/>
         <w:rPr>
           <w:rFonts w:ascii="Arial" w:hAnsi="Arial" w:cs="Arial"/>
           <w:lang w:val="es-CL"/>
@@ -7471,7 +7601,7 @@
     <w:p>
       <w:pPr>
         <w:pStyle w:val="ListBullet"/>
-        <w:spacing w:after="80"/>
+        <w:spacing w:after="80" w:line="360" w:lineRule="auto"/>
         <w:rPr>
           <w:rFonts w:ascii="Arial" w:hAnsi="Arial" w:cs="Arial"/>
           <w:lang w:val="es-CL"/>
@@ -7487,6 +7617,7 @@
     </w:p>
     <w:p>
       <w:pPr>
+        <w:spacing w:line="360" w:lineRule="auto"/>
         <w:rPr>
           <w:rFonts w:ascii="Arial" w:hAnsi="Arial" w:cs="Arial"/>
           <w:lang w:val="es-CL"/>
@@ -7528,6 +7659,7 @@
     <w:p>
       <w:pPr>
         <w:pStyle w:val="Heading2"/>
+        <w:spacing w:line="360" w:lineRule="auto"/>
         <w:rPr>
           <w:rFonts w:ascii="Arial" w:hAnsi="Arial" w:cs="Arial"/>
           <w:lang w:val="es-CL"/>
@@ -7545,6 +7677,7 @@
     </w:p>
     <w:p>
       <w:pPr>
+        <w:spacing w:line="360" w:lineRule="auto"/>
         <w:rPr>
           <w:rFonts w:ascii="Arial" w:hAnsi="Arial" w:cs="Arial"/>
           <w:lang w:val="es-CL"/>
@@ -7560,6 +7693,7 @@
     </w:p>
     <w:p>
       <w:pPr>
+        <w:spacing w:line="360" w:lineRule="auto"/>
         <w:rPr>
           <w:rFonts w:ascii="Arial" w:hAnsi="Arial" w:cs="Arial"/>
         </w:rPr>
@@ -7613,7 +7747,7 @@
     <w:p>
       <w:pPr>
         <w:pStyle w:val="ListBullet"/>
-        <w:spacing w:after="80"/>
+        <w:spacing w:after="80" w:line="360" w:lineRule="auto"/>
         <w:rPr>
           <w:rFonts w:ascii="Arial" w:hAnsi="Arial" w:cs="Arial"/>
           <w:lang w:val="es-CL"/>
@@ -7630,7 +7764,7 @@
     <w:p>
       <w:pPr>
         <w:pStyle w:val="ListBullet"/>
-        <w:spacing w:after="80"/>
+        <w:spacing w:after="80" w:line="360" w:lineRule="auto"/>
         <w:rPr>
           <w:rFonts w:ascii="Arial" w:hAnsi="Arial" w:cs="Arial"/>
         </w:rPr>
@@ -7673,7 +7807,7 @@
     <w:p>
       <w:pPr>
         <w:pStyle w:val="ListBullet"/>
-        <w:spacing w:after="80"/>
+        <w:spacing w:after="80" w:line="360" w:lineRule="auto"/>
         <w:rPr>
           <w:rFonts w:ascii="Arial" w:hAnsi="Arial" w:cs="Arial"/>
           <w:lang w:val="es-CL"/>
@@ -7689,6 +7823,1953 @@
     </w:p>
     <w:p>
       <w:pPr>
+        <w:spacing w:line="360" w:lineRule="auto"/>
+        <w:rPr>
+          <w:rFonts w:ascii="Arial" w:hAnsi="Arial" w:cs="Arial"/>
+          <w:lang w:val="es-CL"/>
+        </w:rPr>
+      </w:pPr>
+      <w:proofErr w:type="gramStart"/>
+      <w:r>
+        <w:rPr>
+          <w:rFonts w:ascii="Arial" w:hAnsi="Arial" w:cs="Arial"/>
+          <w:lang w:val="es-CL"/>
+        </w:rPr>
+        <w:t>Evidencia técnica a revisar</w:t>
+      </w:r>
+      <w:proofErr w:type="gramEnd"/>
+      <w:r>
+        <w:rPr>
+          <w:rFonts w:ascii="Arial" w:hAnsi="Arial" w:cs="Arial"/>
+          <w:lang w:val="es-CL"/>
+        </w:rPr>
+        <w:t xml:space="preserve">: </w:t>
+      </w:r>
+      <w:proofErr w:type="spellStart"/>
+      <w:r>
+        <w:rPr>
+          <w:rFonts w:ascii="Arial" w:hAnsi="Arial" w:cs="Arial"/>
+          <w:lang w:val="es-CL"/>
+        </w:rPr>
+        <w:t>getDebts</w:t>
+      </w:r>
+      <w:proofErr w:type="spellEnd"/>
+      <w:r>
+        <w:rPr>
+          <w:rFonts w:ascii="Arial" w:hAnsi="Arial" w:cs="Arial"/>
+          <w:lang w:val="es-CL"/>
+        </w:rPr>
+        <w:t>.</w:t>
+      </w:r>
+    </w:p>
+    <w:p>
+      <w:pPr>
+        <w:pStyle w:val="Heading2"/>
+        <w:spacing w:line="360" w:lineRule="auto"/>
+        <w:rPr>
+          <w:rFonts w:ascii="Arial" w:hAnsi="Arial" w:cs="Arial"/>
+          <w:lang w:val="es-CL"/>
+        </w:rPr>
+      </w:pPr>
+      <w:bookmarkStart w:id="27" w:name="_Toc242044782"/>
+      <w:r>
+        <w:rPr>
+          <w:rFonts w:ascii="Arial" w:hAnsi="Arial" w:cs="Arial"/>
+          <w:lang w:val="es-CL"/>
+        </w:rPr>
+        <w:t>4.23 HU23 Gestionar devoluciones y anulaciones</w:t>
+      </w:r>
+      <w:bookmarkEnd w:id="27"/>
+    </w:p>
+    <w:p>
+      <w:pPr>
+        <w:spacing w:line="360" w:lineRule="auto"/>
+        <w:rPr>
+          <w:rFonts w:ascii="Arial" w:hAnsi="Arial" w:cs="Arial"/>
+          <w:lang w:val="es-CL"/>
+        </w:rPr>
+      </w:pPr>
+      <w:r>
+        <w:rPr>
+          <w:rFonts w:ascii="Arial" w:hAnsi="Arial" w:cs="Arial"/>
+          <w:lang w:val="es-CL"/>
+        </w:rPr>
+        <w:t>Como dueño, quiero gestionar devoluciones y anulaciones para corregir ventas con trazabilidad.</w:t>
+      </w:r>
+    </w:p>
+    <w:p>
+      <w:pPr>
+        <w:spacing w:line="360" w:lineRule="auto"/>
+        <w:rPr>
+          <w:rFonts w:ascii="Arial" w:hAnsi="Arial" w:cs="Arial"/>
+        </w:rPr>
+      </w:pPr>
+      <w:r>
+        <w:rPr>
+          <w:rFonts w:ascii="Arial" w:hAnsi="Arial" w:cs="Arial"/>
+          <w:lang w:val="es-CL"/>
+        </w:rPr>
+        <w:t xml:space="preserve">Estado al corte: </w:t>
+      </w:r>
+      <w:proofErr w:type="spellStart"/>
+      <w:r>
+        <w:rPr>
+          <w:rFonts w:ascii="Arial" w:hAnsi="Arial" w:cs="Arial"/>
+          <w:lang w:val="es-CL"/>
+        </w:rPr>
+        <w:t>Product</w:t>
+      </w:r>
+      <w:proofErr w:type="spellEnd"/>
+      <w:r>
+        <w:rPr>
+          <w:rFonts w:ascii="Arial" w:hAnsi="Arial" w:cs="Arial"/>
+          <w:lang w:val="es-CL"/>
+        </w:rPr>
+        <w:t xml:space="preserve"> Backlog sin Sprint futuro comprometido. </w:t>
+      </w:r>
+      <w:proofErr w:type="spellStart"/>
+      <w:proofErr w:type="gramStart"/>
+      <w:r>
+        <w:rPr>
+          <w:rFonts w:ascii="Arial" w:hAnsi="Arial" w:cs="Arial"/>
+        </w:rPr>
+        <w:t>Responsable</w:t>
+      </w:r>
+      <w:proofErr w:type="spellEnd"/>
+      <w:r>
+        <w:rPr>
+          <w:rFonts w:ascii="Arial" w:hAnsi="Arial" w:cs="Arial"/>
+        </w:rPr>
+        <w:t xml:space="preserve"> documental</w:t>
+      </w:r>
+      <w:proofErr w:type="gramEnd"/>
+      <w:r>
+        <w:rPr>
+          <w:rFonts w:ascii="Arial" w:hAnsi="Arial" w:cs="Arial"/>
+        </w:rPr>
+        <w:t>: Alexander.</w:t>
+      </w:r>
+    </w:p>
+    <w:p>
+      <w:pPr>
+        <w:pStyle w:val="ListBullet"/>
+        <w:spacing w:after="80" w:line="360" w:lineRule="auto"/>
+        <w:rPr>
+          <w:rFonts w:ascii="Arial" w:hAnsi="Arial" w:cs="Arial"/>
+          <w:lang w:val="es-CL"/>
+        </w:rPr>
+      </w:pPr>
+      <w:r>
+        <w:rPr>
+          <w:rFonts w:ascii="Arial" w:hAnsi="Arial" w:cs="Arial"/>
+          <w:lang w:val="es-CL"/>
+        </w:rPr>
+        <w:t>No se devuelve más de lo vendido.</w:t>
+      </w:r>
+    </w:p>
+    <w:p>
+      <w:pPr>
+        <w:pStyle w:val="ListBullet"/>
+        <w:spacing w:after="80" w:line="360" w:lineRule="auto"/>
+        <w:rPr>
+          <w:rFonts w:ascii="Arial" w:hAnsi="Arial" w:cs="Arial"/>
+          <w:lang w:val="es-CL"/>
+        </w:rPr>
+      </w:pPr>
+      <w:r>
+        <w:rPr>
+          <w:rFonts w:ascii="Arial" w:hAnsi="Arial" w:cs="Arial"/>
+          <w:lang w:val="es-CL"/>
+        </w:rPr>
+        <w:t>La reposición considera unidades descontadas.</w:t>
+      </w:r>
+    </w:p>
+    <w:p>
+      <w:pPr>
+        <w:pStyle w:val="ListBullet"/>
+        <w:spacing w:after="80" w:line="360" w:lineRule="auto"/>
+        <w:rPr>
+          <w:rFonts w:ascii="Arial" w:hAnsi="Arial" w:cs="Arial"/>
+          <w:lang w:val="es-CL"/>
+        </w:rPr>
+      </w:pPr>
+      <w:r>
+        <w:rPr>
+          <w:rFonts w:ascii="Arial" w:hAnsi="Arial" w:cs="Arial"/>
+          <w:lang w:val="es-CL"/>
+        </w:rPr>
+        <w:t>Un reintento exige consultar estado cuando la respuesta es ambigua.</w:t>
+      </w:r>
+    </w:p>
+    <w:p>
+      <w:pPr>
+        <w:spacing w:line="360" w:lineRule="auto"/>
+        <w:rPr>
+          <w:rFonts w:ascii="Arial" w:hAnsi="Arial" w:cs="Arial"/>
+          <w:lang w:val="es-CL"/>
+        </w:rPr>
+      </w:pPr>
+      <w:proofErr w:type="gramStart"/>
+      <w:r>
+        <w:rPr>
+          <w:rFonts w:ascii="Arial" w:hAnsi="Arial" w:cs="Arial"/>
+          <w:lang w:val="es-CL"/>
+        </w:rPr>
+        <w:t>Evidencia técnica a revisar</w:t>
+      </w:r>
+      <w:proofErr w:type="gramEnd"/>
+      <w:r>
+        <w:rPr>
+          <w:rFonts w:ascii="Arial" w:hAnsi="Arial" w:cs="Arial"/>
+          <w:lang w:val="es-CL"/>
+        </w:rPr>
+        <w:t xml:space="preserve">: </w:t>
+      </w:r>
+      <w:proofErr w:type="spellStart"/>
+      <w:r>
+        <w:rPr>
+          <w:rFonts w:ascii="Arial" w:hAnsi="Arial" w:cs="Arial"/>
+          <w:lang w:val="es-CL"/>
+        </w:rPr>
+        <w:t>devoluciones_venta</w:t>
+      </w:r>
+      <w:proofErr w:type="spellEnd"/>
+      <w:r>
+        <w:rPr>
+          <w:rFonts w:ascii="Arial" w:hAnsi="Arial" w:cs="Arial"/>
+          <w:lang w:val="es-CL"/>
+        </w:rPr>
+        <w:t xml:space="preserve"> y repositorio.</w:t>
+      </w:r>
+    </w:p>
+    <w:p>
+      <w:pPr>
+        <w:pStyle w:val="Heading2"/>
+        <w:spacing w:line="360" w:lineRule="auto"/>
+        <w:rPr>
+          <w:rFonts w:ascii="Arial" w:hAnsi="Arial" w:cs="Arial"/>
+          <w:lang w:val="es-CL"/>
+        </w:rPr>
+      </w:pPr>
+      <w:bookmarkStart w:id="28" w:name="_Toc242044783"/>
+      <w:r>
+        <w:rPr>
+          <w:rFonts w:ascii="Arial" w:hAnsi="Arial" w:cs="Arial"/>
+          <w:lang w:val="es-CL"/>
+        </w:rPr>
+        <w:t>4.24 HU24 Auditar movimientos sensibles</w:t>
+      </w:r>
+      <w:bookmarkEnd w:id="28"/>
+    </w:p>
+    <w:p>
+      <w:pPr>
+        <w:spacing w:line="360" w:lineRule="auto"/>
+        <w:rPr>
+          <w:rFonts w:ascii="Arial" w:hAnsi="Arial" w:cs="Arial"/>
+          <w:lang w:val="es-CL"/>
+        </w:rPr>
+      </w:pPr>
+      <w:r>
+        <w:rPr>
+          <w:rFonts w:ascii="Arial" w:hAnsi="Arial" w:cs="Arial"/>
+          <w:lang w:val="es-CL"/>
+        </w:rPr>
+        <w:t>Como dueño, quiero auditar movimientos sensibles para revisar acciones relevantes.</w:t>
+      </w:r>
+    </w:p>
+    <w:p>
+      <w:pPr>
+        <w:spacing w:line="360" w:lineRule="auto"/>
+        <w:rPr>
+          <w:rFonts w:ascii="Arial" w:hAnsi="Arial" w:cs="Arial"/>
+        </w:rPr>
+      </w:pPr>
+      <w:r>
+        <w:rPr>
+          <w:rFonts w:ascii="Arial" w:hAnsi="Arial" w:cs="Arial"/>
+          <w:lang w:val="es-CL"/>
+        </w:rPr>
+        <w:t xml:space="preserve">Estado al corte: </w:t>
+      </w:r>
+      <w:proofErr w:type="spellStart"/>
+      <w:r>
+        <w:rPr>
+          <w:rFonts w:ascii="Arial" w:hAnsi="Arial" w:cs="Arial"/>
+          <w:lang w:val="es-CL"/>
+        </w:rPr>
+        <w:t>Product</w:t>
+      </w:r>
+      <w:proofErr w:type="spellEnd"/>
+      <w:r>
+        <w:rPr>
+          <w:rFonts w:ascii="Arial" w:hAnsi="Arial" w:cs="Arial"/>
+          <w:lang w:val="es-CL"/>
+        </w:rPr>
+        <w:t xml:space="preserve"> Backlog sin Sprint futuro comprometido. </w:t>
+      </w:r>
+      <w:proofErr w:type="spellStart"/>
+      <w:proofErr w:type="gramStart"/>
+      <w:r>
+        <w:rPr>
+          <w:rFonts w:ascii="Arial" w:hAnsi="Arial" w:cs="Arial"/>
+        </w:rPr>
+        <w:t>Responsable</w:t>
+      </w:r>
+      <w:proofErr w:type="spellEnd"/>
+      <w:r>
+        <w:rPr>
+          <w:rFonts w:ascii="Arial" w:hAnsi="Arial" w:cs="Arial"/>
+        </w:rPr>
+        <w:t xml:space="preserve"> documental</w:t>
+      </w:r>
+      <w:proofErr w:type="gramEnd"/>
+      <w:r>
+        <w:rPr>
+          <w:rFonts w:ascii="Arial" w:hAnsi="Arial" w:cs="Arial"/>
+        </w:rPr>
+        <w:t>: Alexander.</w:t>
+      </w:r>
+    </w:p>
+    <w:p>
+      <w:pPr>
+        <w:pStyle w:val="ListBullet"/>
+        <w:spacing w:after="80" w:line="360" w:lineRule="auto"/>
+        <w:rPr>
+          <w:rFonts w:ascii="Arial" w:hAnsi="Arial" w:cs="Arial"/>
+          <w:lang w:val="es-CL"/>
+        </w:rPr>
+      </w:pPr>
+      <w:r>
+        <w:rPr>
+          <w:rFonts w:ascii="Arial" w:hAnsi="Arial" w:cs="Arial"/>
+          <w:lang w:val="es-CL"/>
+        </w:rPr>
+        <w:t>Se relaciona acción con usuario y negocio.</w:t>
+      </w:r>
+    </w:p>
+    <w:p>
+      <w:pPr>
+        <w:pStyle w:val="ListBullet"/>
+        <w:spacing w:after="80" w:line="360" w:lineRule="auto"/>
+        <w:rPr>
+          <w:rFonts w:ascii="Arial" w:hAnsi="Arial" w:cs="Arial"/>
+          <w:lang w:val="es-CL"/>
+        </w:rPr>
+      </w:pPr>
+      <w:r>
+        <w:rPr>
+          <w:rFonts w:ascii="Arial" w:hAnsi="Arial" w:cs="Arial"/>
+          <w:lang w:val="es-CL"/>
+        </w:rPr>
+        <w:t>Se conservan detalle y fecha.</w:t>
+      </w:r>
+    </w:p>
+    <w:p>
+      <w:pPr>
+        <w:pStyle w:val="ListBullet"/>
+        <w:spacing w:after="80" w:line="360" w:lineRule="auto"/>
+        <w:rPr>
+          <w:rFonts w:ascii="Arial" w:hAnsi="Arial" w:cs="Arial"/>
+          <w:lang w:val="es-CL"/>
+        </w:rPr>
+      </w:pPr>
+      <w:r>
+        <w:rPr>
+          <w:rFonts w:ascii="Arial" w:hAnsi="Arial" w:cs="Arial"/>
+          <w:lang w:val="es-CL"/>
+        </w:rPr>
+        <w:t>Filtros y paginación se distinguen de una lista limitada.</w:t>
+      </w:r>
+    </w:p>
+    <w:p>
+      <w:pPr>
+        <w:spacing w:line="360" w:lineRule="auto"/>
+        <w:rPr>
+          <w:rFonts w:ascii="Arial" w:hAnsi="Arial" w:cs="Arial"/>
+          <w:lang w:val="es-CL"/>
+        </w:rPr>
+      </w:pPr>
+      <w:proofErr w:type="gramStart"/>
+      <w:r>
+        <w:rPr>
+          <w:rFonts w:ascii="Arial" w:hAnsi="Arial" w:cs="Arial"/>
+          <w:lang w:val="es-CL"/>
+        </w:rPr>
+        <w:t>Evidencia técnica a revisar</w:t>
+      </w:r>
+      <w:proofErr w:type="gramEnd"/>
+      <w:r>
+        <w:rPr>
+          <w:rFonts w:ascii="Arial" w:hAnsi="Arial" w:cs="Arial"/>
+          <w:lang w:val="es-CL"/>
+        </w:rPr>
+        <w:t xml:space="preserve">: </w:t>
+      </w:r>
+      <w:proofErr w:type="spellStart"/>
+      <w:r>
+        <w:rPr>
+          <w:rFonts w:ascii="Arial" w:hAnsi="Arial" w:cs="Arial"/>
+          <w:lang w:val="es-CL"/>
+        </w:rPr>
+        <w:t>auditQuery.ts</w:t>
+      </w:r>
+      <w:proofErr w:type="spellEnd"/>
+      <w:r>
+        <w:rPr>
+          <w:rFonts w:ascii="Arial" w:hAnsi="Arial" w:cs="Arial"/>
+          <w:lang w:val="es-CL"/>
+        </w:rPr>
+        <w:t xml:space="preserve"> y auditoria.</w:t>
+      </w:r>
+    </w:p>
+    <w:p>
+      <w:pPr>
+        <w:pStyle w:val="Heading2"/>
+        <w:spacing w:line="360" w:lineRule="auto"/>
+        <w:rPr>
+          <w:rFonts w:ascii="Arial" w:hAnsi="Arial" w:cs="Arial"/>
+          <w:lang w:val="es-CL"/>
+        </w:rPr>
+      </w:pPr>
+      <w:bookmarkStart w:id="29" w:name="_Toc242044784"/>
+      <w:r>
+        <w:rPr>
+          <w:rFonts w:ascii="Arial" w:hAnsi="Arial" w:cs="Arial"/>
+          <w:lang w:val="es-CL"/>
+        </w:rPr>
+        <w:lastRenderedPageBreak/>
+        <w:t>4.25 HU25 Gestionar proveedores</w:t>
+      </w:r>
+      <w:bookmarkEnd w:id="29"/>
+    </w:p>
+    <w:p>
+      <w:pPr>
+        <w:spacing w:line="360" w:lineRule="auto"/>
+        <w:rPr>
+          <w:rFonts w:ascii="Arial" w:hAnsi="Arial" w:cs="Arial"/>
+          <w:lang w:val="es-CL"/>
+        </w:rPr>
+      </w:pPr>
+      <w:r>
+        <w:rPr>
+          <w:rFonts w:ascii="Arial" w:hAnsi="Arial" w:cs="Arial"/>
+          <w:lang w:val="es-CL"/>
+        </w:rPr>
+        <w:t>Como dueño, quiero gestionar proveedores para preparar compras con datos conocidos.</w:t>
+      </w:r>
+    </w:p>
+    <w:p>
+      <w:pPr>
+        <w:spacing w:line="360" w:lineRule="auto"/>
+        <w:rPr>
+          <w:rFonts w:ascii="Arial" w:hAnsi="Arial" w:cs="Arial"/>
+        </w:rPr>
+      </w:pPr>
+      <w:r>
+        <w:rPr>
+          <w:rFonts w:ascii="Arial" w:hAnsi="Arial" w:cs="Arial"/>
+          <w:lang w:val="es-CL"/>
+        </w:rPr>
+        <w:t xml:space="preserve">Estado al corte: </w:t>
+      </w:r>
+      <w:proofErr w:type="spellStart"/>
+      <w:r>
+        <w:rPr>
+          <w:rFonts w:ascii="Arial" w:hAnsi="Arial" w:cs="Arial"/>
+          <w:lang w:val="es-CL"/>
+        </w:rPr>
+        <w:t>Product</w:t>
+      </w:r>
+      <w:proofErr w:type="spellEnd"/>
+      <w:r>
+        <w:rPr>
+          <w:rFonts w:ascii="Arial" w:hAnsi="Arial" w:cs="Arial"/>
+          <w:lang w:val="es-CL"/>
+        </w:rPr>
+        <w:t xml:space="preserve"> Backlog sin Sprint futuro comprometido. </w:t>
+      </w:r>
+      <w:proofErr w:type="spellStart"/>
+      <w:proofErr w:type="gramStart"/>
+      <w:r>
+        <w:rPr>
+          <w:rFonts w:ascii="Arial" w:hAnsi="Arial" w:cs="Arial"/>
+        </w:rPr>
+        <w:t>Responsable</w:t>
+      </w:r>
+      <w:proofErr w:type="spellEnd"/>
+      <w:r>
+        <w:rPr>
+          <w:rFonts w:ascii="Arial" w:hAnsi="Arial" w:cs="Arial"/>
+        </w:rPr>
+        <w:t xml:space="preserve"> documental</w:t>
+      </w:r>
+      <w:proofErr w:type="gramEnd"/>
+      <w:r>
+        <w:rPr>
+          <w:rFonts w:ascii="Arial" w:hAnsi="Arial" w:cs="Arial"/>
+        </w:rPr>
+        <w:t>: Alexander.</w:t>
+      </w:r>
+    </w:p>
+    <w:p>
+      <w:pPr>
+        <w:pStyle w:val="ListBullet"/>
+        <w:spacing w:after="80" w:line="360" w:lineRule="auto"/>
+        <w:rPr>
+          <w:rFonts w:ascii="Arial" w:hAnsi="Arial" w:cs="Arial"/>
+        </w:rPr>
+      </w:pPr>
+      <w:proofErr w:type="spellStart"/>
+      <w:r>
+        <w:rPr>
+          <w:rFonts w:ascii="Arial" w:hAnsi="Arial" w:cs="Arial"/>
+        </w:rPr>
+        <w:t>Proveedor</w:t>
+      </w:r>
+      <w:proofErr w:type="spellEnd"/>
+      <w:r>
+        <w:rPr>
+          <w:rFonts w:ascii="Arial" w:hAnsi="Arial" w:cs="Arial"/>
+        </w:rPr>
+        <w:t xml:space="preserve"> </w:t>
+      </w:r>
+      <w:proofErr w:type="spellStart"/>
+      <w:r>
+        <w:rPr>
+          <w:rFonts w:ascii="Arial" w:hAnsi="Arial" w:cs="Arial"/>
+        </w:rPr>
+        <w:t>pertenece</w:t>
+      </w:r>
+      <w:proofErr w:type="spellEnd"/>
+      <w:r>
+        <w:rPr>
+          <w:rFonts w:ascii="Arial" w:hAnsi="Arial" w:cs="Arial"/>
+        </w:rPr>
+        <w:t xml:space="preserve"> al </w:t>
+      </w:r>
+      <w:proofErr w:type="spellStart"/>
+      <w:r>
+        <w:rPr>
+          <w:rFonts w:ascii="Arial" w:hAnsi="Arial" w:cs="Arial"/>
+        </w:rPr>
+        <w:t>negocio</w:t>
+      </w:r>
+      <w:proofErr w:type="spellEnd"/>
+      <w:r>
+        <w:rPr>
+          <w:rFonts w:ascii="Arial" w:hAnsi="Arial" w:cs="Arial"/>
+        </w:rPr>
+        <w:t>.</w:t>
+      </w:r>
+    </w:p>
+    <w:p>
+      <w:pPr>
+        <w:pStyle w:val="ListBullet"/>
+        <w:spacing w:after="80" w:line="360" w:lineRule="auto"/>
+        <w:rPr>
+          <w:rFonts w:ascii="Arial" w:hAnsi="Arial" w:cs="Arial"/>
+          <w:lang w:val="es-CL"/>
+        </w:rPr>
+      </w:pPr>
+      <w:r>
+        <w:rPr>
+          <w:rFonts w:ascii="Arial" w:hAnsi="Arial" w:cs="Arial"/>
+          <w:lang w:val="es-CL"/>
+        </w:rPr>
+        <w:t>Se guardan contacto y estado.</w:t>
+      </w:r>
+    </w:p>
+    <w:p>
+      <w:pPr>
+        <w:pStyle w:val="ListBullet"/>
+        <w:spacing w:after="80" w:line="360" w:lineRule="auto"/>
+        <w:rPr>
+          <w:rFonts w:ascii="Arial" w:hAnsi="Arial" w:cs="Arial"/>
+        </w:rPr>
+      </w:pPr>
+      <w:proofErr w:type="spellStart"/>
+      <w:r>
+        <w:rPr>
+          <w:rFonts w:ascii="Arial" w:hAnsi="Arial" w:cs="Arial"/>
+        </w:rPr>
+        <w:t>Ediciones</w:t>
+      </w:r>
+      <w:proofErr w:type="spellEnd"/>
+      <w:r>
+        <w:rPr>
+          <w:rFonts w:ascii="Arial" w:hAnsi="Arial" w:cs="Arial"/>
+        </w:rPr>
+        <w:t xml:space="preserve"> </w:t>
+      </w:r>
+      <w:proofErr w:type="spellStart"/>
+      <w:r>
+        <w:rPr>
+          <w:rFonts w:ascii="Arial" w:hAnsi="Arial" w:cs="Arial"/>
+        </w:rPr>
+        <w:t>ajenas</w:t>
+      </w:r>
+      <w:proofErr w:type="spellEnd"/>
+      <w:r>
+        <w:rPr>
+          <w:rFonts w:ascii="Arial" w:hAnsi="Arial" w:cs="Arial"/>
+        </w:rPr>
+        <w:t xml:space="preserve"> se </w:t>
+      </w:r>
+      <w:proofErr w:type="spellStart"/>
+      <w:r>
+        <w:rPr>
+          <w:rFonts w:ascii="Arial" w:hAnsi="Arial" w:cs="Arial"/>
+        </w:rPr>
+        <w:t>rechazan</w:t>
+      </w:r>
+      <w:proofErr w:type="spellEnd"/>
+      <w:r>
+        <w:rPr>
+          <w:rFonts w:ascii="Arial" w:hAnsi="Arial" w:cs="Arial"/>
+        </w:rPr>
+        <w:t>.</w:t>
+      </w:r>
+    </w:p>
+    <w:p>
+      <w:pPr>
+        <w:spacing w:line="360" w:lineRule="auto"/>
+        <w:rPr>
+          <w:rFonts w:ascii="Arial" w:hAnsi="Arial" w:cs="Arial"/>
+          <w:lang w:val="es-CL"/>
+        </w:rPr>
+      </w:pPr>
+      <w:proofErr w:type="gramStart"/>
+      <w:r>
+        <w:rPr>
+          <w:rFonts w:ascii="Arial" w:hAnsi="Arial" w:cs="Arial"/>
+          <w:lang w:val="es-CL"/>
+        </w:rPr>
+        <w:t>Evidencia técnica a revisar</w:t>
+      </w:r>
+      <w:proofErr w:type="gramEnd"/>
+      <w:r>
+        <w:rPr>
+          <w:rFonts w:ascii="Arial" w:hAnsi="Arial" w:cs="Arial"/>
+          <w:lang w:val="es-CL"/>
+        </w:rPr>
+        <w:t>: proveedores y /</w:t>
+      </w:r>
+      <w:proofErr w:type="spellStart"/>
+      <w:r>
+        <w:rPr>
+          <w:rFonts w:ascii="Arial" w:hAnsi="Arial" w:cs="Arial"/>
+          <w:lang w:val="es-CL"/>
+        </w:rPr>
+        <w:t>suppliers</w:t>
+      </w:r>
+      <w:proofErr w:type="spellEnd"/>
+      <w:r>
+        <w:rPr>
+          <w:rFonts w:ascii="Arial" w:hAnsi="Arial" w:cs="Arial"/>
+          <w:lang w:val="es-CL"/>
+        </w:rPr>
+        <w:t>.</w:t>
+      </w:r>
+    </w:p>
+    <w:p>
+      <w:pPr>
+        <w:pStyle w:val="Heading2"/>
+        <w:spacing w:line="360" w:lineRule="auto"/>
+        <w:rPr>
+          <w:rFonts w:ascii="Arial" w:hAnsi="Arial" w:cs="Arial"/>
+          <w:lang w:val="es-CL"/>
+        </w:rPr>
+      </w:pPr>
+      <w:bookmarkStart w:id="30" w:name="_Toc242044785"/>
+      <w:r>
+        <w:rPr>
+          <w:rFonts w:ascii="Arial" w:hAnsi="Arial" w:cs="Arial"/>
+          <w:lang w:val="es-CL"/>
+        </w:rPr>
+        <w:t>4.26 HU26 Crear órdenes de compra</w:t>
+      </w:r>
+      <w:bookmarkEnd w:id="30"/>
+    </w:p>
+    <w:p>
+      <w:pPr>
+        <w:spacing w:line="360" w:lineRule="auto"/>
+        <w:rPr>
+          <w:rFonts w:ascii="Arial" w:hAnsi="Arial" w:cs="Arial"/>
+          <w:lang w:val="es-CL"/>
+        </w:rPr>
+      </w:pPr>
+      <w:r>
+        <w:rPr>
+          <w:rFonts w:ascii="Arial" w:hAnsi="Arial" w:cs="Arial"/>
+          <w:lang w:val="es-CL"/>
+        </w:rPr>
+        <w:t>Como dueño, quiero crear órdenes de compra para planificar ingreso de mercadería.</w:t>
+      </w:r>
+    </w:p>
+    <w:p>
+      <w:pPr>
+        <w:spacing w:line="360" w:lineRule="auto"/>
+        <w:rPr>
+          <w:rFonts w:ascii="Arial" w:hAnsi="Arial" w:cs="Arial"/>
+        </w:rPr>
+      </w:pPr>
+      <w:r>
+        <w:rPr>
+          <w:rFonts w:ascii="Arial" w:hAnsi="Arial" w:cs="Arial"/>
+          <w:lang w:val="es-CL"/>
+        </w:rPr>
+        <w:t xml:space="preserve">Estado al corte: </w:t>
+      </w:r>
+      <w:proofErr w:type="spellStart"/>
+      <w:r>
+        <w:rPr>
+          <w:rFonts w:ascii="Arial" w:hAnsi="Arial" w:cs="Arial"/>
+          <w:lang w:val="es-CL"/>
+        </w:rPr>
+        <w:t>Product</w:t>
+      </w:r>
+      <w:proofErr w:type="spellEnd"/>
+      <w:r>
+        <w:rPr>
+          <w:rFonts w:ascii="Arial" w:hAnsi="Arial" w:cs="Arial"/>
+          <w:lang w:val="es-CL"/>
+        </w:rPr>
+        <w:t xml:space="preserve"> Backlog sin Sprint futuro comprometido. </w:t>
+      </w:r>
+      <w:proofErr w:type="spellStart"/>
+      <w:proofErr w:type="gramStart"/>
+      <w:r>
+        <w:rPr>
+          <w:rFonts w:ascii="Arial" w:hAnsi="Arial" w:cs="Arial"/>
+        </w:rPr>
+        <w:t>Responsable</w:t>
+      </w:r>
+      <w:proofErr w:type="spellEnd"/>
+      <w:r>
+        <w:rPr>
+          <w:rFonts w:ascii="Arial" w:hAnsi="Arial" w:cs="Arial"/>
+        </w:rPr>
+        <w:t xml:space="preserve"> documental</w:t>
+      </w:r>
+      <w:proofErr w:type="gramEnd"/>
+      <w:r>
+        <w:rPr>
+          <w:rFonts w:ascii="Arial" w:hAnsi="Arial" w:cs="Arial"/>
+        </w:rPr>
+        <w:t>: Alexander.</w:t>
+      </w:r>
+    </w:p>
+    <w:p>
+      <w:pPr>
+        <w:pStyle w:val="ListBullet"/>
+        <w:spacing w:after="80" w:line="360" w:lineRule="auto"/>
+        <w:rPr>
+          <w:rFonts w:ascii="Arial" w:hAnsi="Arial" w:cs="Arial"/>
+          <w:lang w:val="es-CL"/>
+        </w:rPr>
+      </w:pPr>
+      <w:r>
+        <w:rPr>
+          <w:rFonts w:ascii="Arial" w:hAnsi="Arial" w:cs="Arial"/>
+          <w:lang w:val="es-CL"/>
+        </w:rPr>
+        <w:t>Se vinculan proveedor y productos válidos.</w:t>
+      </w:r>
+    </w:p>
+    <w:p>
+      <w:pPr>
+        <w:pStyle w:val="ListBullet"/>
+        <w:spacing w:after="80" w:line="360" w:lineRule="auto"/>
+        <w:rPr>
+          <w:rFonts w:ascii="Arial" w:hAnsi="Arial" w:cs="Arial"/>
+          <w:lang w:val="es-CL"/>
+        </w:rPr>
+      </w:pPr>
+      <w:r>
+        <w:rPr>
+          <w:rFonts w:ascii="Arial" w:hAnsi="Arial" w:cs="Arial"/>
+          <w:lang w:val="es-CL"/>
+        </w:rPr>
+        <w:t>Cantidades y costos se validan.</w:t>
+      </w:r>
+    </w:p>
+    <w:p>
+      <w:pPr>
+        <w:pStyle w:val="ListBullet"/>
+        <w:spacing w:after="80" w:line="360" w:lineRule="auto"/>
+        <w:rPr>
+          <w:rFonts w:ascii="Arial" w:hAnsi="Arial" w:cs="Arial"/>
+          <w:lang w:val="es-CL"/>
+        </w:rPr>
+      </w:pPr>
+      <w:r>
+        <w:rPr>
+          <w:rFonts w:ascii="Arial" w:hAnsi="Arial" w:cs="Arial"/>
+          <w:lang w:val="es-CL"/>
+        </w:rPr>
+        <w:t>La orden conserva detalle y estado.</w:t>
+      </w:r>
+    </w:p>
+    <w:p>
+      <w:pPr>
+        <w:spacing w:line="360" w:lineRule="auto"/>
+        <w:rPr>
+          <w:rFonts w:ascii="Arial" w:hAnsi="Arial" w:cs="Arial"/>
+          <w:lang w:val="es-CL"/>
+        </w:rPr>
+      </w:pPr>
+      <w:proofErr w:type="gramStart"/>
+      <w:r>
+        <w:rPr>
+          <w:rFonts w:ascii="Arial" w:hAnsi="Arial" w:cs="Arial"/>
+          <w:lang w:val="es-CL"/>
+        </w:rPr>
+        <w:t>Evidencia técnica a revisar</w:t>
+      </w:r>
+      <w:proofErr w:type="gramEnd"/>
+      <w:r>
+        <w:rPr>
+          <w:rFonts w:ascii="Arial" w:hAnsi="Arial" w:cs="Arial"/>
+          <w:lang w:val="es-CL"/>
+        </w:rPr>
+        <w:t xml:space="preserve">: </w:t>
+      </w:r>
+      <w:proofErr w:type="spellStart"/>
+      <w:r>
+        <w:rPr>
+          <w:rFonts w:ascii="Arial" w:hAnsi="Arial" w:cs="Arial"/>
+          <w:lang w:val="es-CL"/>
+        </w:rPr>
+        <w:t>ordenes_compra</w:t>
+      </w:r>
+      <w:proofErr w:type="spellEnd"/>
+      <w:r>
+        <w:rPr>
+          <w:rFonts w:ascii="Arial" w:hAnsi="Arial" w:cs="Arial"/>
+          <w:lang w:val="es-CL"/>
+        </w:rPr>
+        <w:t xml:space="preserve"> y </w:t>
+      </w:r>
+      <w:proofErr w:type="spellStart"/>
+      <w:r>
+        <w:rPr>
+          <w:rFonts w:ascii="Arial" w:hAnsi="Arial" w:cs="Arial"/>
+          <w:lang w:val="es-CL"/>
+        </w:rPr>
+        <w:t>detalle_ordenes_compra</w:t>
+      </w:r>
+      <w:proofErr w:type="spellEnd"/>
+      <w:r>
+        <w:rPr>
+          <w:rFonts w:ascii="Arial" w:hAnsi="Arial" w:cs="Arial"/>
+          <w:lang w:val="es-CL"/>
+        </w:rPr>
+        <w:t>.</w:t>
+      </w:r>
+    </w:p>
+    <w:p>
+      <w:pPr>
+        <w:pStyle w:val="Heading2"/>
+        <w:spacing w:line="360" w:lineRule="auto"/>
+        <w:rPr>
+          <w:rFonts w:ascii="Arial" w:hAnsi="Arial" w:cs="Arial"/>
+          <w:lang w:val="es-CL"/>
+        </w:rPr>
+      </w:pPr>
+      <w:bookmarkStart w:id="31" w:name="_Toc242044786"/>
+      <w:r>
+        <w:rPr>
+          <w:rFonts w:ascii="Arial" w:hAnsi="Arial" w:cs="Arial"/>
+          <w:lang w:val="es-CL"/>
+        </w:rPr>
+        <w:t xml:space="preserve">4.27 HU27 </w:t>
+      </w:r>
+      <w:proofErr w:type="spellStart"/>
+      <w:r>
+        <w:rPr>
+          <w:rFonts w:ascii="Arial" w:hAnsi="Arial" w:cs="Arial"/>
+          <w:lang w:val="es-CL"/>
+        </w:rPr>
+        <w:t>Recepcionar</w:t>
+      </w:r>
+      <w:proofErr w:type="spellEnd"/>
+      <w:r>
+        <w:rPr>
+          <w:rFonts w:ascii="Arial" w:hAnsi="Arial" w:cs="Arial"/>
+          <w:lang w:val="es-CL"/>
+        </w:rPr>
+        <w:t xml:space="preserve"> mercadería</w:t>
+      </w:r>
+      <w:bookmarkEnd w:id="31"/>
+    </w:p>
+    <w:p>
+      <w:pPr>
+        <w:spacing w:line="360" w:lineRule="auto"/>
+        <w:rPr>
+          <w:rFonts w:ascii="Arial" w:hAnsi="Arial" w:cs="Arial"/>
+          <w:lang w:val="es-CL"/>
+        </w:rPr>
+      </w:pPr>
+      <w:r>
+        <w:rPr>
+          <w:rFonts w:ascii="Arial" w:hAnsi="Arial" w:cs="Arial"/>
+          <w:lang w:val="es-CL"/>
+        </w:rPr>
+        <w:t xml:space="preserve">Como dueño, quiero </w:t>
+      </w:r>
+      <w:proofErr w:type="spellStart"/>
+      <w:r>
+        <w:rPr>
+          <w:rFonts w:ascii="Arial" w:hAnsi="Arial" w:cs="Arial"/>
+          <w:lang w:val="es-CL"/>
+        </w:rPr>
+        <w:t>recepcionar</w:t>
+      </w:r>
+      <w:proofErr w:type="spellEnd"/>
+      <w:r>
+        <w:rPr>
+          <w:rFonts w:ascii="Arial" w:hAnsi="Arial" w:cs="Arial"/>
+          <w:lang w:val="es-CL"/>
+        </w:rPr>
+        <w:t xml:space="preserve"> mercadería para registrar lo recibido.</w:t>
+      </w:r>
+    </w:p>
+    <w:p>
+      <w:pPr>
+        <w:spacing w:line="360" w:lineRule="auto"/>
+        <w:rPr>
+          <w:rFonts w:ascii="Arial" w:hAnsi="Arial" w:cs="Arial"/>
+        </w:rPr>
+      </w:pPr>
+      <w:r>
+        <w:rPr>
+          <w:rFonts w:ascii="Arial" w:hAnsi="Arial" w:cs="Arial"/>
+          <w:lang w:val="es-CL"/>
+        </w:rPr>
+        <w:t xml:space="preserve">Estado al corte: </w:t>
+      </w:r>
+      <w:proofErr w:type="spellStart"/>
+      <w:r>
+        <w:rPr>
+          <w:rFonts w:ascii="Arial" w:hAnsi="Arial" w:cs="Arial"/>
+          <w:lang w:val="es-CL"/>
+        </w:rPr>
+        <w:t>Product</w:t>
+      </w:r>
+      <w:proofErr w:type="spellEnd"/>
+      <w:r>
+        <w:rPr>
+          <w:rFonts w:ascii="Arial" w:hAnsi="Arial" w:cs="Arial"/>
+          <w:lang w:val="es-CL"/>
+        </w:rPr>
+        <w:t xml:space="preserve"> Backlog sin Sprint futuro comprometido. </w:t>
+      </w:r>
+      <w:proofErr w:type="spellStart"/>
+      <w:proofErr w:type="gramStart"/>
+      <w:r>
+        <w:rPr>
+          <w:rFonts w:ascii="Arial" w:hAnsi="Arial" w:cs="Arial"/>
+        </w:rPr>
+        <w:t>Responsable</w:t>
+      </w:r>
+      <w:proofErr w:type="spellEnd"/>
+      <w:r>
+        <w:rPr>
+          <w:rFonts w:ascii="Arial" w:hAnsi="Arial" w:cs="Arial"/>
+        </w:rPr>
+        <w:t xml:space="preserve"> documental</w:t>
+      </w:r>
+      <w:proofErr w:type="gramEnd"/>
+      <w:r>
+        <w:rPr>
+          <w:rFonts w:ascii="Arial" w:hAnsi="Arial" w:cs="Arial"/>
+        </w:rPr>
+        <w:t>: Alexander.</w:t>
+      </w:r>
+    </w:p>
+    <w:p>
+      <w:pPr>
+        <w:pStyle w:val="ListBullet"/>
+        <w:spacing w:after="80" w:line="360" w:lineRule="auto"/>
+        <w:rPr>
+          <w:rFonts w:ascii="Arial" w:hAnsi="Arial" w:cs="Arial"/>
+        </w:rPr>
+      </w:pPr>
+      <w:r>
+        <w:rPr>
+          <w:rFonts w:ascii="Arial" w:hAnsi="Arial" w:cs="Arial"/>
+        </w:rPr>
+        <w:t xml:space="preserve">Se </w:t>
+      </w:r>
+      <w:proofErr w:type="spellStart"/>
+      <w:r>
+        <w:rPr>
+          <w:rFonts w:ascii="Arial" w:hAnsi="Arial" w:cs="Arial"/>
+        </w:rPr>
+        <w:t>revisan</w:t>
+      </w:r>
+      <w:proofErr w:type="spellEnd"/>
+      <w:r>
+        <w:rPr>
+          <w:rFonts w:ascii="Arial" w:hAnsi="Arial" w:cs="Arial"/>
+        </w:rPr>
+        <w:t xml:space="preserve"> </w:t>
+      </w:r>
+      <w:proofErr w:type="spellStart"/>
+      <w:r>
+        <w:rPr>
+          <w:rFonts w:ascii="Arial" w:hAnsi="Arial" w:cs="Arial"/>
+        </w:rPr>
+        <w:t>cantidades</w:t>
+      </w:r>
+      <w:proofErr w:type="spellEnd"/>
+      <w:r>
+        <w:rPr>
+          <w:rFonts w:ascii="Arial" w:hAnsi="Arial" w:cs="Arial"/>
+        </w:rPr>
+        <w:t xml:space="preserve"> </w:t>
+      </w:r>
+      <w:proofErr w:type="spellStart"/>
+      <w:r>
+        <w:rPr>
+          <w:rFonts w:ascii="Arial" w:hAnsi="Arial" w:cs="Arial"/>
+        </w:rPr>
+        <w:t>pendientes</w:t>
+      </w:r>
+      <w:proofErr w:type="spellEnd"/>
+      <w:r>
+        <w:rPr>
+          <w:rFonts w:ascii="Arial" w:hAnsi="Arial" w:cs="Arial"/>
+        </w:rPr>
+        <w:t>.</w:t>
+      </w:r>
+    </w:p>
+    <w:p>
+      <w:pPr>
+        <w:pStyle w:val="ListBullet"/>
+        <w:spacing w:after="80" w:line="360" w:lineRule="auto"/>
+        <w:rPr>
+          <w:rFonts w:ascii="Arial" w:hAnsi="Arial" w:cs="Arial"/>
+        </w:rPr>
+      </w:pPr>
+      <w:proofErr w:type="spellStart"/>
+      <w:r>
+        <w:rPr>
+          <w:rFonts w:ascii="Arial" w:hAnsi="Arial" w:cs="Arial"/>
+        </w:rPr>
+        <w:t>Recepción</w:t>
+      </w:r>
+      <w:proofErr w:type="spellEnd"/>
+      <w:r>
+        <w:rPr>
+          <w:rFonts w:ascii="Arial" w:hAnsi="Arial" w:cs="Arial"/>
+        </w:rPr>
+        <w:t xml:space="preserve"> </w:t>
+      </w:r>
+      <w:proofErr w:type="spellStart"/>
+      <w:r>
+        <w:rPr>
+          <w:rFonts w:ascii="Arial" w:hAnsi="Arial" w:cs="Arial"/>
+        </w:rPr>
+        <w:t>parcial</w:t>
+      </w:r>
+      <w:proofErr w:type="spellEnd"/>
+      <w:r>
+        <w:rPr>
+          <w:rFonts w:ascii="Arial" w:hAnsi="Arial" w:cs="Arial"/>
+        </w:rPr>
+        <w:t xml:space="preserve"> </w:t>
+      </w:r>
+      <w:proofErr w:type="spellStart"/>
+      <w:r>
+        <w:rPr>
+          <w:rFonts w:ascii="Arial" w:hAnsi="Arial" w:cs="Arial"/>
+        </w:rPr>
+        <w:t>conserva</w:t>
+      </w:r>
+      <w:proofErr w:type="spellEnd"/>
+      <w:r>
+        <w:rPr>
+          <w:rFonts w:ascii="Arial" w:hAnsi="Arial" w:cs="Arial"/>
+        </w:rPr>
+        <w:t xml:space="preserve"> </w:t>
+      </w:r>
+      <w:proofErr w:type="spellStart"/>
+      <w:r>
+        <w:rPr>
+          <w:rFonts w:ascii="Arial" w:hAnsi="Arial" w:cs="Arial"/>
+        </w:rPr>
+        <w:t>estado</w:t>
+      </w:r>
+      <w:proofErr w:type="spellEnd"/>
+      <w:r>
+        <w:rPr>
+          <w:rFonts w:ascii="Arial" w:hAnsi="Arial" w:cs="Arial"/>
+        </w:rPr>
+        <w:t>.</w:t>
+      </w:r>
+    </w:p>
+    <w:p>
+      <w:pPr>
+        <w:pStyle w:val="ListBullet"/>
+        <w:spacing w:after="80" w:line="360" w:lineRule="auto"/>
+        <w:rPr>
+          <w:rFonts w:ascii="Arial" w:hAnsi="Arial" w:cs="Arial"/>
+          <w:lang w:val="es-CL"/>
+        </w:rPr>
+      </w:pPr>
+      <w:r>
+        <w:rPr>
+          <w:rFonts w:ascii="Arial" w:hAnsi="Arial" w:cs="Arial"/>
+          <w:lang w:val="es-CL"/>
+        </w:rPr>
+        <w:t>No se supera sin control lo pedido.</w:t>
+      </w:r>
+    </w:p>
+    <w:p>
+      <w:pPr>
+        <w:spacing w:line="360" w:lineRule="auto"/>
+        <w:rPr>
+          <w:rFonts w:ascii="Arial" w:hAnsi="Arial" w:cs="Arial"/>
+          <w:lang w:val="es-CL"/>
+        </w:rPr>
+      </w:pPr>
+      <w:proofErr w:type="gramStart"/>
+      <w:r>
+        <w:rPr>
+          <w:rFonts w:ascii="Arial" w:hAnsi="Arial" w:cs="Arial"/>
+          <w:lang w:val="es-CL"/>
+        </w:rPr>
+        <w:t>Evidencia técnica a revisar</w:t>
+      </w:r>
+      <w:proofErr w:type="gramEnd"/>
+      <w:r>
+        <w:rPr>
+          <w:rFonts w:ascii="Arial" w:hAnsi="Arial" w:cs="Arial"/>
+          <w:lang w:val="es-CL"/>
+        </w:rPr>
+        <w:t xml:space="preserve">: recepción en </w:t>
+      </w:r>
+      <w:proofErr w:type="spellStart"/>
+      <w:r>
+        <w:rPr>
+          <w:rFonts w:ascii="Arial" w:hAnsi="Arial" w:cs="Arial"/>
+          <w:lang w:val="es-CL"/>
+        </w:rPr>
+        <w:t>repository.ts</w:t>
+      </w:r>
+      <w:proofErr w:type="spellEnd"/>
+      <w:r>
+        <w:rPr>
+          <w:rFonts w:ascii="Arial" w:hAnsi="Arial" w:cs="Arial"/>
+          <w:lang w:val="es-CL"/>
+        </w:rPr>
+        <w:t>.</w:t>
+      </w:r>
+    </w:p>
+    <w:p>
+      <w:pPr>
+        <w:pStyle w:val="Heading2"/>
+        <w:spacing w:line="360" w:lineRule="auto"/>
+        <w:rPr>
+          <w:rFonts w:ascii="Arial" w:hAnsi="Arial" w:cs="Arial"/>
+          <w:lang w:val="es-CL"/>
+        </w:rPr>
+      </w:pPr>
+      <w:bookmarkStart w:id="32" w:name="_Toc242044787"/>
+      <w:r>
+        <w:rPr>
+          <w:rFonts w:ascii="Arial" w:hAnsi="Arial" w:cs="Arial"/>
+          <w:lang w:val="es-CL"/>
+        </w:rPr>
+        <w:t>4.28 HU28 Actualizar inventario desde recepción</w:t>
+      </w:r>
+      <w:bookmarkEnd w:id="32"/>
+    </w:p>
+    <w:p>
+      <w:pPr>
+        <w:spacing w:line="360" w:lineRule="auto"/>
+        <w:rPr>
+          <w:rFonts w:ascii="Arial" w:hAnsi="Arial" w:cs="Arial"/>
+          <w:lang w:val="es-CL"/>
+        </w:rPr>
+      </w:pPr>
+      <w:r>
+        <w:rPr>
+          <w:rFonts w:ascii="Arial" w:hAnsi="Arial" w:cs="Arial"/>
+          <w:lang w:val="es-CL"/>
+        </w:rPr>
+        <w:t>Como dueño, quiero actualizar inventario desde recepción para hacer disponible la mercadería recibida.</w:t>
+      </w:r>
+    </w:p>
+    <w:p>
+      <w:pPr>
+        <w:spacing w:line="360" w:lineRule="auto"/>
+        <w:rPr>
+          <w:rFonts w:ascii="Arial" w:hAnsi="Arial" w:cs="Arial"/>
+        </w:rPr>
+      </w:pPr>
+      <w:r>
+        <w:rPr>
+          <w:rFonts w:ascii="Arial" w:hAnsi="Arial" w:cs="Arial"/>
+          <w:lang w:val="es-CL"/>
+        </w:rPr>
+        <w:lastRenderedPageBreak/>
+        <w:t xml:space="preserve">Estado al corte: </w:t>
+      </w:r>
+      <w:proofErr w:type="spellStart"/>
+      <w:r>
+        <w:rPr>
+          <w:rFonts w:ascii="Arial" w:hAnsi="Arial" w:cs="Arial"/>
+          <w:lang w:val="es-CL"/>
+        </w:rPr>
+        <w:t>Product</w:t>
+      </w:r>
+      <w:proofErr w:type="spellEnd"/>
+      <w:r>
+        <w:rPr>
+          <w:rFonts w:ascii="Arial" w:hAnsi="Arial" w:cs="Arial"/>
+          <w:lang w:val="es-CL"/>
+        </w:rPr>
+        <w:t xml:space="preserve"> Backlog sin Sprint futuro comprometido. </w:t>
+      </w:r>
+      <w:proofErr w:type="spellStart"/>
+      <w:proofErr w:type="gramStart"/>
+      <w:r>
+        <w:rPr>
+          <w:rFonts w:ascii="Arial" w:hAnsi="Arial" w:cs="Arial"/>
+        </w:rPr>
+        <w:t>Responsable</w:t>
+      </w:r>
+      <w:proofErr w:type="spellEnd"/>
+      <w:r>
+        <w:rPr>
+          <w:rFonts w:ascii="Arial" w:hAnsi="Arial" w:cs="Arial"/>
+        </w:rPr>
+        <w:t xml:space="preserve"> documental</w:t>
+      </w:r>
+      <w:proofErr w:type="gramEnd"/>
+      <w:r>
+        <w:rPr>
+          <w:rFonts w:ascii="Arial" w:hAnsi="Arial" w:cs="Arial"/>
+        </w:rPr>
+        <w:t>: Alexander.</w:t>
+      </w:r>
+    </w:p>
+    <w:p>
+      <w:pPr>
+        <w:pStyle w:val="ListBullet"/>
+        <w:spacing w:after="80" w:line="360" w:lineRule="auto"/>
+        <w:rPr>
+          <w:rFonts w:ascii="Arial" w:hAnsi="Arial" w:cs="Arial"/>
+          <w:lang w:val="es-CL"/>
+        </w:rPr>
+      </w:pPr>
+      <w:r>
+        <w:rPr>
+          <w:rFonts w:ascii="Arial" w:hAnsi="Arial" w:cs="Arial"/>
+          <w:lang w:val="es-CL"/>
+        </w:rPr>
+        <w:t>El ingreso corresponde al producto.</w:t>
+      </w:r>
+    </w:p>
+    <w:p>
+      <w:pPr>
+        <w:pStyle w:val="ListBullet"/>
+        <w:spacing w:after="80" w:line="360" w:lineRule="auto"/>
+        <w:rPr>
+          <w:rFonts w:ascii="Arial" w:hAnsi="Arial" w:cs="Arial"/>
+          <w:lang w:val="es-CL"/>
+        </w:rPr>
+      </w:pPr>
+      <w:r>
+        <w:rPr>
+          <w:rFonts w:ascii="Arial" w:hAnsi="Arial" w:cs="Arial"/>
+          <w:lang w:val="es-CL"/>
+        </w:rPr>
+        <w:t>Cantidad recibida y stock son consistentes.</w:t>
+      </w:r>
+    </w:p>
+    <w:p>
+      <w:pPr>
+        <w:pStyle w:val="ListBullet"/>
+        <w:spacing w:after="80" w:line="360" w:lineRule="auto"/>
+        <w:rPr>
+          <w:rFonts w:ascii="Arial" w:hAnsi="Arial" w:cs="Arial"/>
+          <w:lang w:val="es-CL"/>
+        </w:rPr>
+      </w:pPr>
+      <w:r>
+        <w:rPr>
+          <w:rFonts w:ascii="Arial" w:hAnsi="Arial" w:cs="Arial"/>
+          <w:lang w:val="es-CL"/>
+        </w:rPr>
+        <w:t>El costo se actualiza según regla implementada.</w:t>
+      </w:r>
+    </w:p>
+    <w:p>
+      <w:pPr>
+        <w:spacing w:line="360" w:lineRule="auto"/>
+        <w:rPr>
+          <w:rFonts w:ascii="Arial" w:hAnsi="Arial" w:cs="Arial"/>
+          <w:lang w:val="es-CL"/>
+        </w:rPr>
+      </w:pPr>
+      <w:proofErr w:type="gramStart"/>
+      <w:r>
+        <w:rPr>
+          <w:rFonts w:ascii="Arial" w:hAnsi="Arial" w:cs="Arial"/>
+          <w:lang w:val="es-CL"/>
+        </w:rPr>
+        <w:t>Evidencia técnica a revisar</w:t>
+      </w:r>
+      <w:proofErr w:type="gramEnd"/>
+      <w:r>
+        <w:rPr>
+          <w:rFonts w:ascii="Arial" w:hAnsi="Arial" w:cs="Arial"/>
+          <w:lang w:val="es-CL"/>
+        </w:rPr>
+        <w:t xml:space="preserve">: recepción y </w:t>
+      </w:r>
+      <w:proofErr w:type="spellStart"/>
+      <w:r>
+        <w:rPr>
+          <w:rFonts w:ascii="Arial" w:hAnsi="Arial" w:cs="Arial"/>
+          <w:lang w:val="es-CL"/>
+        </w:rPr>
+        <w:t>movimientos_stock</w:t>
+      </w:r>
+      <w:proofErr w:type="spellEnd"/>
+      <w:r>
+        <w:rPr>
+          <w:rFonts w:ascii="Arial" w:hAnsi="Arial" w:cs="Arial"/>
+          <w:lang w:val="es-CL"/>
+        </w:rPr>
+        <w:t>.</w:t>
+      </w:r>
+    </w:p>
+    <w:p>
+      <w:pPr>
+        <w:pStyle w:val="Heading2"/>
+        <w:spacing w:line="360" w:lineRule="auto"/>
+        <w:rPr>
+          <w:rFonts w:ascii="Arial" w:hAnsi="Arial" w:cs="Arial"/>
+          <w:lang w:val="es-CL"/>
+        </w:rPr>
+      </w:pPr>
+      <w:bookmarkStart w:id="33" w:name="_Toc242044788"/>
+      <w:r>
+        <w:rPr>
+          <w:rFonts w:ascii="Arial" w:hAnsi="Arial" w:cs="Arial"/>
+          <w:lang w:val="es-CL"/>
+        </w:rPr>
+        <w:t>4.29 HU29 Importar datos mediante CSV</w:t>
+      </w:r>
+      <w:bookmarkEnd w:id="33"/>
+    </w:p>
+    <w:p>
+      <w:pPr>
+        <w:spacing w:line="360" w:lineRule="auto"/>
+        <w:rPr>
+          <w:rFonts w:ascii="Arial" w:hAnsi="Arial" w:cs="Arial"/>
+          <w:lang w:val="es-CL"/>
+        </w:rPr>
+      </w:pPr>
+      <w:r>
+        <w:rPr>
+          <w:rFonts w:ascii="Arial" w:hAnsi="Arial" w:cs="Arial"/>
+          <w:lang w:val="es-CL"/>
+        </w:rPr>
+        <w:t>Como dueño, quiero importar datos mediante CSV para cargar un catálogo de forma controlada.</w:t>
+      </w:r>
+    </w:p>
+    <w:p>
+      <w:pPr>
+        <w:spacing w:line="360" w:lineRule="auto"/>
+        <w:rPr>
+          <w:rFonts w:ascii="Arial" w:hAnsi="Arial" w:cs="Arial"/>
+        </w:rPr>
+      </w:pPr>
+      <w:r>
+        <w:rPr>
+          <w:rFonts w:ascii="Arial" w:hAnsi="Arial" w:cs="Arial"/>
+          <w:lang w:val="es-CL"/>
+        </w:rPr>
+        <w:t xml:space="preserve">Estado al corte: </w:t>
+      </w:r>
+      <w:proofErr w:type="spellStart"/>
+      <w:r>
+        <w:rPr>
+          <w:rFonts w:ascii="Arial" w:hAnsi="Arial" w:cs="Arial"/>
+          <w:lang w:val="es-CL"/>
+        </w:rPr>
+        <w:t>Product</w:t>
+      </w:r>
+      <w:proofErr w:type="spellEnd"/>
+      <w:r>
+        <w:rPr>
+          <w:rFonts w:ascii="Arial" w:hAnsi="Arial" w:cs="Arial"/>
+          <w:lang w:val="es-CL"/>
+        </w:rPr>
+        <w:t xml:space="preserve"> Backlog sin Sprint futuro comprometido. </w:t>
+      </w:r>
+      <w:proofErr w:type="spellStart"/>
+      <w:proofErr w:type="gramStart"/>
+      <w:r>
+        <w:rPr>
+          <w:rFonts w:ascii="Arial" w:hAnsi="Arial" w:cs="Arial"/>
+        </w:rPr>
+        <w:t>Responsable</w:t>
+      </w:r>
+      <w:proofErr w:type="spellEnd"/>
+      <w:r>
+        <w:rPr>
+          <w:rFonts w:ascii="Arial" w:hAnsi="Arial" w:cs="Arial"/>
+        </w:rPr>
+        <w:t xml:space="preserve"> documental</w:t>
+      </w:r>
+      <w:proofErr w:type="gramEnd"/>
+      <w:r>
+        <w:rPr>
+          <w:rFonts w:ascii="Arial" w:hAnsi="Arial" w:cs="Arial"/>
+        </w:rPr>
+        <w:t>: Alexander.</w:t>
+      </w:r>
+    </w:p>
+    <w:p>
+      <w:pPr>
+        <w:pStyle w:val="ListBullet"/>
+        <w:spacing w:after="80" w:line="360" w:lineRule="auto"/>
+        <w:rPr>
+          <w:rFonts w:ascii="Arial" w:hAnsi="Arial" w:cs="Arial"/>
+          <w:lang w:val="es-CL"/>
+        </w:rPr>
+      </w:pPr>
+      <w:r>
+        <w:rPr>
+          <w:rFonts w:ascii="Arial" w:hAnsi="Arial" w:cs="Arial"/>
+          <w:lang w:val="es-CL"/>
+        </w:rPr>
+        <w:t>Se validan columnas y filas.</w:t>
+      </w:r>
+    </w:p>
+    <w:p>
+      <w:pPr>
+        <w:pStyle w:val="ListBullet"/>
+        <w:spacing w:after="80" w:line="360" w:lineRule="auto"/>
+        <w:rPr>
+          <w:rFonts w:ascii="Arial" w:hAnsi="Arial" w:cs="Arial"/>
+        </w:rPr>
+      </w:pPr>
+      <w:r>
+        <w:rPr>
+          <w:rFonts w:ascii="Arial" w:hAnsi="Arial" w:cs="Arial"/>
+        </w:rPr>
+        <w:t xml:space="preserve">Se </w:t>
+      </w:r>
+      <w:proofErr w:type="spellStart"/>
+      <w:r>
+        <w:rPr>
+          <w:rFonts w:ascii="Arial" w:hAnsi="Arial" w:cs="Arial"/>
+        </w:rPr>
+        <w:t>muestra</w:t>
+      </w:r>
+      <w:proofErr w:type="spellEnd"/>
+      <w:r>
+        <w:rPr>
+          <w:rFonts w:ascii="Arial" w:hAnsi="Arial" w:cs="Arial"/>
+        </w:rPr>
+        <w:t xml:space="preserve"> </w:t>
+      </w:r>
+      <w:proofErr w:type="spellStart"/>
+      <w:r>
+        <w:rPr>
+          <w:rFonts w:ascii="Arial" w:hAnsi="Arial" w:cs="Arial"/>
+        </w:rPr>
+        <w:t>rechazo</w:t>
+      </w:r>
+      <w:proofErr w:type="spellEnd"/>
+      <w:r>
+        <w:rPr>
+          <w:rFonts w:ascii="Arial" w:hAnsi="Arial" w:cs="Arial"/>
+        </w:rPr>
+        <w:t xml:space="preserve"> </w:t>
+      </w:r>
+      <w:proofErr w:type="spellStart"/>
+      <w:r>
+        <w:rPr>
+          <w:rFonts w:ascii="Arial" w:hAnsi="Arial" w:cs="Arial"/>
+        </w:rPr>
+        <w:t>comprensible</w:t>
+      </w:r>
+      <w:proofErr w:type="spellEnd"/>
+      <w:r>
+        <w:rPr>
+          <w:rFonts w:ascii="Arial" w:hAnsi="Arial" w:cs="Arial"/>
+        </w:rPr>
+        <w:t>.</w:t>
+      </w:r>
+    </w:p>
+    <w:p>
+      <w:pPr>
+        <w:pStyle w:val="ListBullet"/>
+        <w:spacing w:after="80" w:line="360" w:lineRule="auto"/>
+        <w:rPr>
+          <w:rFonts w:ascii="Arial" w:hAnsi="Arial" w:cs="Arial"/>
+          <w:lang w:val="es-CL"/>
+        </w:rPr>
+      </w:pPr>
+      <w:r>
+        <w:rPr>
+          <w:rFonts w:ascii="Arial" w:hAnsi="Arial" w:cs="Arial"/>
+          <w:lang w:val="es-CL"/>
+        </w:rPr>
+        <w:t>Los cambios quedan asociados al negocio y no se aceptan datos arbitrarios.</w:t>
+      </w:r>
+    </w:p>
+    <w:p>
+      <w:pPr>
+        <w:spacing w:line="360" w:lineRule="auto"/>
+        <w:rPr>
+          <w:rFonts w:ascii="Arial" w:hAnsi="Arial" w:cs="Arial"/>
+          <w:lang w:val="es-CL"/>
+        </w:rPr>
+      </w:pPr>
+      <w:proofErr w:type="gramStart"/>
+      <w:r>
+        <w:rPr>
+          <w:rFonts w:ascii="Arial" w:hAnsi="Arial" w:cs="Arial"/>
+          <w:lang w:val="es-CL"/>
+        </w:rPr>
+        <w:t>Evidencia técnica a revisar</w:t>
+      </w:r>
+      <w:proofErr w:type="gramEnd"/>
+      <w:r>
+        <w:rPr>
+          <w:rFonts w:ascii="Arial" w:hAnsi="Arial" w:cs="Arial"/>
+          <w:lang w:val="es-CL"/>
+        </w:rPr>
+        <w:t xml:space="preserve">: </w:t>
+      </w:r>
+      <w:proofErr w:type="spellStart"/>
+      <w:r>
+        <w:rPr>
+          <w:rFonts w:ascii="Arial" w:hAnsi="Arial" w:cs="Arial"/>
+          <w:lang w:val="es-CL"/>
+        </w:rPr>
+        <w:t>productImport.ts</w:t>
+      </w:r>
+      <w:proofErr w:type="spellEnd"/>
+      <w:r>
+        <w:rPr>
+          <w:rFonts w:ascii="Arial" w:hAnsi="Arial" w:cs="Arial"/>
+          <w:lang w:val="es-CL"/>
+        </w:rPr>
+        <w:t xml:space="preserve"> y </w:t>
+      </w:r>
+      <w:proofErr w:type="spellStart"/>
+      <w:r>
+        <w:rPr>
+          <w:rFonts w:ascii="Arial" w:hAnsi="Arial" w:cs="Arial"/>
+          <w:lang w:val="es-CL"/>
+        </w:rPr>
+        <w:t>endpoints</w:t>
+      </w:r>
+      <w:proofErr w:type="spellEnd"/>
+      <w:r>
+        <w:rPr>
+          <w:rFonts w:ascii="Arial" w:hAnsi="Arial" w:cs="Arial"/>
+          <w:lang w:val="es-CL"/>
+        </w:rPr>
+        <w:t>.</w:t>
+      </w:r>
+    </w:p>
+    <w:p>
+      <w:pPr>
+        <w:pStyle w:val="Heading2"/>
+        <w:spacing w:line="360" w:lineRule="auto"/>
+        <w:rPr>
+          <w:rFonts w:ascii="Arial" w:hAnsi="Arial" w:cs="Arial"/>
+          <w:lang w:val="es-CL"/>
+        </w:rPr>
+      </w:pPr>
+      <w:bookmarkStart w:id="34" w:name="_Toc242044789"/>
+      <w:r>
+        <w:rPr>
+          <w:rFonts w:ascii="Arial" w:hAnsi="Arial" w:cs="Arial"/>
+          <w:lang w:val="es-CL"/>
+        </w:rPr>
+        <w:t xml:space="preserve">4.30 HU30 Visualizar </w:t>
+      </w:r>
+      <w:proofErr w:type="spellStart"/>
+      <w:r>
+        <w:rPr>
+          <w:rFonts w:ascii="Arial" w:hAnsi="Arial" w:cs="Arial"/>
+          <w:lang w:val="es-CL"/>
+        </w:rPr>
+        <w:t>dashboard</w:t>
+      </w:r>
+      <w:proofErr w:type="spellEnd"/>
+      <w:r>
+        <w:rPr>
+          <w:rFonts w:ascii="Arial" w:hAnsi="Arial" w:cs="Arial"/>
+          <w:lang w:val="es-CL"/>
+        </w:rPr>
+        <w:t xml:space="preserve"> general</w:t>
+      </w:r>
+      <w:bookmarkEnd w:id="34"/>
+    </w:p>
+    <w:p>
+      <w:pPr>
+        <w:spacing w:line="360" w:lineRule="auto"/>
+        <w:rPr>
+          <w:rFonts w:ascii="Arial" w:hAnsi="Arial" w:cs="Arial"/>
+          <w:lang w:val="es-CL"/>
+        </w:rPr>
+      </w:pPr>
+      <w:r>
+        <w:rPr>
+          <w:rFonts w:ascii="Arial" w:hAnsi="Arial" w:cs="Arial"/>
+          <w:lang w:val="es-CL"/>
+        </w:rPr>
+        <w:t xml:space="preserve">Como dueño, quiero visualizar </w:t>
+      </w:r>
+      <w:proofErr w:type="spellStart"/>
+      <w:r>
+        <w:rPr>
+          <w:rFonts w:ascii="Arial" w:hAnsi="Arial" w:cs="Arial"/>
+          <w:lang w:val="es-CL"/>
+        </w:rPr>
+        <w:t>dashboard</w:t>
+      </w:r>
+      <w:proofErr w:type="spellEnd"/>
+      <w:r>
+        <w:rPr>
+          <w:rFonts w:ascii="Arial" w:hAnsi="Arial" w:cs="Arial"/>
+          <w:lang w:val="es-CL"/>
+        </w:rPr>
+        <w:t xml:space="preserve"> general para comprender la operación reciente.</w:t>
+      </w:r>
+    </w:p>
+    <w:p>
+      <w:pPr>
+        <w:spacing w:line="360" w:lineRule="auto"/>
+        <w:rPr>
+          <w:rFonts w:ascii="Arial" w:hAnsi="Arial" w:cs="Arial"/>
+        </w:rPr>
+      </w:pPr>
+      <w:r>
+        <w:rPr>
+          <w:rFonts w:ascii="Arial" w:hAnsi="Arial" w:cs="Arial"/>
+          <w:lang w:val="es-CL"/>
+        </w:rPr>
+        <w:t xml:space="preserve">Estado al corte: </w:t>
+      </w:r>
+      <w:proofErr w:type="spellStart"/>
+      <w:r>
+        <w:rPr>
+          <w:rFonts w:ascii="Arial" w:hAnsi="Arial" w:cs="Arial"/>
+          <w:lang w:val="es-CL"/>
+        </w:rPr>
+        <w:t>Product</w:t>
+      </w:r>
+      <w:proofErr w:type="spellEnd"/>
+      <w:r>
+        <w:rPr>
+          <w:rFonts w:ascii="Arial" w:hAnsi="Arial" w:cs="Arial"/>
+          <w:lang w:val="es-CL"/>
+        </w:rPr>
+        <w:t xml:space="preserve"> Backlog sin Sprint futuro comprometido. </w:t>
+      </w:r>
+      <w:proofErr w:type="spellStart"/>
+      <w:proofErr w:type="gramStart"/>
+      <w:r>
+        <w:rPr>
+          <w:rFonts w:ascii="Arial" w:hAnsi="Arial" w:cs="Arial"/>
+        </w:rPr>
+        <w:t>Responsable</w:t>
+      </w:r>
+      <w:proofErr w:type="spellEnd"/>
+      <w:r>
+        <w:rPr>
+          <w:rFonts w:ascii="Arial" w:hAnsi="Arial" w:cs="Arial"/>
+        </w:rPr>
+        <w:t xml:space="preserve"> documental</w:t>
+      </w:r>
+      <w:proofErr w:type="gramEnd"/>
+      <w:r>
+        <w:rPr>
+          <w:rFonts w:ascii="Arial" w:hAnsi="Arial" w:cs="Arial"/>
+        </w:rPr>
+        <w:t>: Alexander.</w:t>
+      </w:r>
+    </w:p>
+    <w:p>
+      <w:pPr>
+        <w:pStyle w:val="ListBullet"/>
+        <w:spacing w:after="80" w:line="360" w:lineRule="auto"/>
+        <w:rPr>
+          <w:rFonts w:ascii="Arial" w:hAnsi="Arial" w:cs="Arial"/>
+          <w:lang w:val="es-CL"/>
+        </w:rPr>
+      </w:pPr>
+      <w:r>
+        <w:rPr>
+          <w:rFonts w:ascii="Arial" w:hAnsi="Arial" w:cs="Arial"/>
+          <w:lang w:val="es-CL"/>
+        </w:rPr>
+        <w:t>Métricas provienen de datos del negocio.</w:t>
+      </w:r>
+    </w:p>
+    <w:p>
+      <w:pPr>
+        <w:pStyle w:val="ListBullet"/>
+        <w:spacing w:after="80" w:line="360" w:lineRule="auto"/>
+        <w:rPr>
+          <w:rFonts w:ascii="Arial" w:hAnsi="Arial" w:cs="Arial"/>
+          <w:lang w:val="es-CL"/>
+        </w:rPr>
+      </w:pPr>
+      <w:r>
+        <w:rPr>
+          <w:rFonts w:ascii="Arial" w:hAnsi="Arial" w:cs="Arial"/>
+          <w:lang w:val="es-CL"/>
+        </w:rPr>
+        <w:t>Rangos y unidades quedan visibles.</w:t>
+      </w:r>
+    </w:p>
+    <w:p>
+      <w:pPr>
+        <w:pStyle w:val="ListBullet"/>
+        <w:spacing w:after="80" w:line="360" w:lineRule="auto"/>
+        <w:rPr>
+          <w:rFonts w:ascii="Arial" w:hAnsi="Arial" w:cs="Arial"/>
+          <w:lang w:val="es-CL"/>
+        </w:rPr>
+      </w:pPr>
+      <w:r>
+        <w:rPr>
+          <w:rFonts w:ascii="Arial" w:hAnsi="Arial" w:cs="Arial"/>
+          <w:lang w:val="es-CL"/>
+        </w:rPr>
+        <w:t xml:space="preserve">No se </w:t>
+      </w:r>
+      <w:proofErr w:type="gramStart"/>
+      <w:r>
+        <w:rPr>
+          <w:rFonts w:ascii="Arial" w:hAnsi="Arial" w:cs="Arial"/>
+          <w:lang w:val="es-CL"/>
+        </w:rPr>
+        <w:t>equipara</w:t>
+      </w:r>
+      <w:proofErr w:type="gramEnd"/>
+      <w:r>
+        <w:rPr>
+          <w:rFonts w:ascii="Arial" w:hAnsi="Arial" w:cs="Arial"/>
+          <w:lang w:val="es-CL"/>
+        </w:rPr>
+        <w:t xml:space="preserve"> fiado con efectivo recibido.</w:t>
+      </w:r>
+    </w:p>
+    <w:p>
+      <w:pPr>
+        <w:spacing w:line="360" w:lineRule="auto"/>
+        <w:rPr>
+          <w:rFonts w:ascii="Arial" w:hAnsi="Arial" w:cs="Arial"/>
+          <w:lang w:val="es-CL"/>
+        </w:rPr>
+      </w:pPr>
+      <w:proofErr w:type="gramStart"/>
+      <w:r>
+        <w:rPr>
+          <w:rFonts w:ascii="Arial" w:hAnsi="Arial" w:cs="Arial"/>
+          <w:lang w:val="es-CL"/>
+        </w:rPr>
+        <w:t>Evidencia técnica a revisar</w:t>
+      </w:r>
+      <w:proofErr w:type="gramEnd"/>
+      <w:r>
+        <w:rPr>
+          <w:rFonts w:ascii="Arial" w:hAnsi="Arial" w:cs="Arial"/>
+          <w:lang w:val="es-CL"/>
+        </w:rPr>
+        <w:t xml:space="preserve">: </w:t>
+      </w:r>
+      <w:proofErr w:type="spellStart"/>
+      <w:r>
+        <w:rPr>
+          <w:rFonts w:ascii="Arial" w:hAnsi="Arial" w:cs="Arial"/>
+          <w:lang w:val="es-CL"/>
+        </w:rPr>
+        <w:t>DashboardView</w:t>
+      </w:r>
+      <w:proofErr w:type="spellEnd"/>
+      <w:r>
+        <w:rPr>
+          <w:rFonts w:ascii="Arial" w:hAnsi="Arial" w:cs="Arial"/>
+          <w:lang w:val="es-CL"/>
+        </w:rPr>
+        <w:t xml:space="preserve"> y </w:t>
+      </w:r>
+      <w:proofErr w:type="spellStart"/>
+      <w:r>
+        <w:rPr>
+          <w:rFonts w:ascii="Arial" w:hAnsi="Arial" w:cs="Arial"/>
+          <w:lang w:val="es-CL"/>
+        </w:rPr>
+        <w:t>bootstrap</w:t>
+      </w:r>
+      <w:proofErr w:type="spellEnd"/>
+      <w:r>
+        <w:rPr>
+          <w:rFonts w:ascii="Arial" w:hAnsi="Arial" w:cs="Arial"/>
+          <w:lang w:val="es-CL"/>
+        </w:rPr>
+        <w:t>.</w:t>
+      </w:r>
+    </w:p>
+    <w:p>
+      <w:pPr>
+        <w:pStyle w:val="Heading2"/>
+        <w:spacing w:line="360" w:lineRule="auto"/>
+        <w:rPr>
+          <w:rFonts w:ascii="Arial" w:hAnsi="Arial" w:cs="Arial"/>
+          <w:lang w:val="es-CL"/>
+        </w:rPr>
+      </w:pPr>
+      <w:bookmarkStart w:id="35" w:name="_Toc242044790"/>
+      <w:r>
+        <w:rPr>
+          <w:rFonts w:ascii="Arial" w:hAnsi="Arial" w:cs="Arial"/>
+          <w:lang w:val="es-CL"/>
+        </w:rPr>
+        <w:t>4.31 HU31 Consultar reportes de ventas</w:t>
+      </w:r>
+      <w:bookmarkEnd w:id="35"/>
+    </w:p>
+    <w:p>
+      <w:pPr>
+        <w:spacing w:line="360" w:lineRule="auto"/>
+        <w:rPr>
+          <w:rFonts w:ascii="Arial" w:hAnsi="Arial" w:cs="Arial"/>
+          <w:lang w:val="es-CL"/>
+        </w:rPr>
+      </w:pPr>
+      <w:r>
+        <w:rPr>
+          <w:rFonts w:ascii="Arial" w:hAnsi="Arial" w:cs="Arial"/>
+          <w:lang w:val="es-CL"/>
+        </w:rPr>
+        <w:t>Como dueño, quiero consultar reportes de ventas para analizar transacciones y estados.</w:t>
+      </w:r>
+    </w:p>
+    <w:p>
+      <w:pPr>
+        <w:spacing w:line="360" w:lineRule="auto"/>
+        <w:rPr>
+          <w:rFonts w:ascii="Arial" w:hAnsi="Arial" w:cs="Arial"/>
+        </w:rPr>
+      </w:pPr>
+      <w:r>
+        <w:rPr>
+          <w:rFonts w:ascii="Arial" w:hAnsi="Arial" w:cs="Arial"/>
+          <w:lang w:val="es-CL"/>
+        </w:rPr>
+        <w:t xml:space="preserve">Estado al corte: </w:t>
+      </w:r>
+      <w:proofErr w:type="spellStart"/>
+      <w:r>
+        <w:rPr>
+          <w:rFonts w:ascii="Arial" w:hAnsi="Arial" w:cs="Arial"/>
+          <w:lang w:val="es-CL"/>
+        </w:rPr>
+        <w:t>Product</w:t>
+      </w:r>
+      <w:proofErr w:type="spellEnd"/>
+      <w:r>
+        <w:rPr>
+          <w:rFonts w:ascii="Arial" w:hAnsi="Arial" w:cs="Arial"/>
+          <w:lang w:val="es-CL"/>
+        </w:rPr>
+        <w:t xml:space="preserve"> Backlog sin Sprint futuro comprometido. </w:t>
+      </w:r>
+      <w:proofErr w:type="spellStart"/>
+      <w:proofErr w:type="gramStart"/>
+      <w:r>
+        <w:rPr>
+          <w:rFonts w:ascii="Arial" w:hAnsi="Arial" w:cs="Arial"/>
+        </w:rPr>
+        <w:t>Responsable</w:t>
+      </w:r>
+      <w:proofErr w:type="spellEnd"/>
+      <w:r>
+        <w:rPr>
+          <w:rFonts w:ascii="Arial" w:hAnsi="Arial" w:cs="Arial"/>
+        </w:rPr>
+        <w:t xml:space="preserve"> documental</w:t>
+      </w:r>
+      <w:proofErr w:type="gramEnd"/>
+      <w:r>
+        <w:rPr>
+          <w:rFonts w:ascii="Arial" w:hAnsi="Arial" w:cs="Arial"/>
+        </w:rPr>
+        <w:t>: Alexander.</w:t>
+      </w:r>
+    </w:p>
+    <w:p>
+      <w:pPr>
+        <w:pStyle w:val="ListBullet"/>
+        <w:spacing w:after="80" w:line="360" w:lineRule="auto"/>
+        <w:rPr>
+          <w:rFonts w:ascii="Arial" w:hAnsi="Arial" w:cs="Arial"/>
+          <w:lang w:val="es-CL"/>
+        </w:rPr>
+      </w:pPr>
+      <w:r>
+        <w:rPr>
+          <w:rFonts w:ascii="Arial" w:hAnsi="Arial" w:cs="Arial"/>
+          <w:lang w:val="es-CL"/>
+        </w:rPr>
+        <w:t>El periodo se aplica correctamente.</w:t>
+      </w:r>
+    </w:p>
+    <w:p>
+      <w:pPr>
+        <w:pStyle w:val="ListBullet"/>
+        <w:spacing w:after="80" w:line="360" w:lineRule="auto"/>
+        <w:rPr>
+          <w:rFonts w:ascii="Arial" w:hAnsi="Arial" w:cs="Arial"/>
+          <w:lang w:val="es-CL"/>
+        </w:rPr>
+      </w:pPr>
+      <w:r>
+        <w:rPr>
+          <w:rFonts w:ascii="Arial" w:hAnsi="Arial" w:cs="Arial"/>
+          <w:lang w:val="es-CL"/>
+        </w:rPr>
+        <w:t>Anulaciones se distinguen de ventas activas.</w:t>
+      </w:r>
+    </w:p>
+    <w:p>
+      <w:pPr>
+        <w:pStyle w:val="ListBullet"/>
+        <w:spacing w:after="80" w:line="360" w:lineRule="auto"/>
+        <w:rPr>
+          <w:rFonts w:ascii="Arial" w:hAnsi="Arial" w:cs="Arial"/>
+          <w:lang w:val="es-CL"/>
+        </w:rPr>
+      </w:pPr>
+      <w:r>
+        <w:rPr>
+          <w:rFonts w:ascii="Arial" w:hAnsi="Arial" w:cs="Arial"/>
+          <w:lang w:val="es-CL"/>
+        </w:rPr>
+        <w:t>La exportación conserva campos relevantes.</w:t>
+      </w:r>
+    </w:p>
+    <w:p>
+      <w:pPr>
+        <w:spacing w:line="360" w:lineRule="auto"/>
         <w:rPr>
           <w:rFonts w:ascii="Arial" w:hAnsi="Arial" w:cs="Arial"/>
           <w:lang w:val="es-CL"/>
@@ -7709,7 +9790,7 @@
           <w:rFonts w:ascii="Arial" w:hAnsi="Arial" w:cs="Arial"/>
           <w:lang w:val="es-CL"/>
         </w:rPr>
-        <w:t xml:space="preserve">: </w:t>
+        <w:t xml:space="preserve">: reportes y </w:t>
       </w:r>
       <w:proofErr w:type="spellStart"/>
       <w:r>
@@ -7717,7 +9798,7 @@
           <w:rFonts w:ascii="Arial" w:hAnsi="Arial" w:cs="Arial"/>
           <w:lang w:val="es-CL"/>
         </w:rPr>
-        <w:t>getDebts</w:t>
+        <w:t>getSales</w:t>
       </w:r>
       <w:proofErr w:type="spellEnd"/>
       <w:r>
@@ -7731,38 +9812,41 @@
     <w:p>
       <w:pPr>
         <w:pStyle w:val="Heading2"/>
-        <w:rPr>
-          <w:rFonts w:ascii="Arial" w:hAnsi="Arial" w:cs="Arial"/>
-          <w:lang w:val="es-CL"/>
-        </w:rPr>
-      </w:pPr>
-      <w:bookmarkStart w:id="27" w:name="_Toc242044782"/>
-      <w:r>
-        <w:rPr>
-          <w:rFonts w:ascii="Arial" w:hAnsi="Arial" w:cs="Arial"/>
-          <w:lang w:val="es-CL"/>
-        </w:rPr>
-        <w:t>4.23 HU23 Gestionar devoluciones y anulaciones</w:t>
-      </w:r>
-      <w:bookmarkEnd w:id="27"/>
-    </w:p>
-    <w:p>
-      <w:pPr>
-        <w:rPr>
-          <w:rFonts w:ascii="Arial" w:hAnsi="Arial" w:cs="Arial"/>
-          <w:lang w:val="es-CL"/>
-        </w:rPr>
-      </w:pPr>
-      <w:r>
-        <w:rPr>
-          <w:rFonts w:ascii="Arial" w:hAnsi="Arial" w:cs="Arial"/>
-          <w:lang w:val="es-CL"/>
-        </w:rPr>
-        <w:t>Como dueño, quiero gestionar devoluciones y anulaciones para corregir ventas con trazabilidad.</w:t>
-      </w:r>
-    </w:p>
-    <w:p>
-      <w:pPr>
+        <w:spacing w:line="360" w:lineRule="auto"/>
+        <w:rPr>
+          <w:rFonts w:ascii="Arial" w:hAnsi="Arial" w:cs="Arial"/>
+          <w:lang w:val="es-CL"/>
+        </w:rPr>
+      </w:pPr>
+      <w:bookmarkStart w:id="36" w:name="_Toc242044791"/>
+      <w:r>
+        <w:rPr>
+          <w:rFonts w:ascii="Arial" w:hAnsi="Arial" w:cs="Arial"/>
+          <w:lang w:val="es-CL"/>
+        </w:rPr>
+        <w:t>4.32 HU32 Consultar reportes de inventario</w:t>
+      </w:r>
+      <w:bookmarkEnd w:id="36"/>
+    </w:p>
+    <w:p>
+      <w:pPr>
+        <w:spacing w:line="360" w:lineRule="auto"/>
+        <w:rPr>
+          <w:rFonts w:ascii="Arial" w:hAnsi="Arial" w:cs="Arial"/>
+          <w:lang w:val="es-CL"/>
+        </w:rPr>
+      </w:pPr>
+      <w:r>
+        <w:rPr>
+          <w:rFonts w:ascii="Arial" w:hAnsi="Arial" w:cs="Arial"/>
+          <w:lang w:val="es-CL"/>
+        </w:rPr>
+        <w:t>Como dueño, quiero consultar reportes de inventario para identificar stock y necesidades.</w:t>
+      </w:r>
+    </w:p>
+    <w:p>
+      <w:pPr>
+        <w:spacing w:line="360" w:lineRule="auto"/>
         <w:rPr>
           <w:rFonts w:ascii="Arial" w:hAnsi="Arial" w:cs="Arial"/>
         </w:rPr>
@@ -7816,56 +9900,57 @@
     <w:p>
       <w:pPr>
         <w:pStyle w:val="ListBullet"/>
-        <w:spacing w:after="80"/>
-        <w:rPr>
-          <w:rFonts w:ascii="Arial" w:hAnsi="Arial" w:cs="Arial"/>
-          <w:lang w:val="es-CL"/>
-        </w:rPr>
-      </w:pPr>
-      <w:r>
-        <w:rPr>
-          <w:rFonts w:ascii="Arial" w:hAnsi="Arial" w:cs="Arial"/>
-          <w:lang w:val="es-CL"/>
-        </w:rPr>
-        <w:t>No se devuelve más de lo vendido.</w:t>
+        <w:spacing w:after="80" w:line="360" w:lineRule="auto"/>
+        <w:rPr>
+          <w:rFonts w:ascii="Arial" w:hAnsi="Arial" w:cs="Arial"/>
+          <w:lang w:val="es-CL"/>
+        </w:rPr>
+      </w:pPr>
+      <w:r>
+        <w:rPr>
+          <w:rFonts w:ascii="Arial" w:hAnsi="Arial" w:cs="Arial"/>
+          <w:lang w:val="es-CL"/>
+        </w:rPr>
+        <w:t>Producto y existencias son del negocio.</w:t>
       </w:r>
     </w:p>
     <w:p>
       <w:pPr>
         <w:pStyle w:val="ListBullet"/>
-        <w:spacing w:after="80"/>
-        <w:rPr>
-          <w:rFonts w:ascii="Arial" w:hAnsi="Arial" w:cs="Arial"/>
-          <w:lang w:val="es-CL"/>
-        </w:rPr>
-      </w:pPr>
-      <w:r>
-        <w:rPr>
-          <w:rFonts w:ascii="Arial" w:hAnsi="Arial" w:cs="Arial"/>
-          <w:lang w:val="es-CL"/>
-        </w:rPr>
-        <w:t>La reposición considera unidades descontadas.</w:t>
+        <w:spacing w:after="80" w:line="360" w:lineRule="auto"/>
+        <w:rPr>
+          <w:rFonts w:ascii="Arial" w:hAnsi="Arial" w:cs="Arial"/>
+          <w:lang w:val="es-CL"/>
+        </w:rPr>
+      </w:pPr>
+      <w:r>
+        <w:rPr>
+          <w:rFonts w:ascii="Arial" w:hAnsi="Arial" w:cs="Arial"/>
+          <w:lang w:val="es-CL"/>
+        </w:rPr>
+        <w:t>Se muestran mínimos y estados.</w:t>
       </w:r>
     </w:p>
     <w:p>
       <w:pPr>
         <w:pStyle w:val="ListBullet"/>
-        <w:spacing w:after="80"/>
-        <w:rPr>
-          <w:rFonts w:ascii="Arial" w:hAnsi="Arial" w:cs="Arial"/>
-          <w:lang w:val="es-CL"/>
-        </w:rPr>
-      </w:pPr>
-      <w:r>
-        <w:rPr>
-          <w:rFonts w:ascii="Arial" w:hAnsi="Arial" w:cs="Arial"/>
-          <w:lang w:val="es-CL"/>
-        </w:rPr>
-        <w:t>Un reintento exige consultar estado cuando la respuesta es ambigua.</w:t>
-      </w:r>
-    </w:p>
-    <w:p>
-      <w:pPr>
+        <w:spacing w:after="80" w:line="360" w:lineRule="auto"/>
+        <w:rPr>
+          <w:rFonts w:ascii="Arial" w:hAnsi="Arial" w:cs="Arial"/>
+          <w:lang w:val="es-CL"/>
+        </w:rPr>
+      </w:pPr>
+      <w:r>
+        <w:rPr>
+          <w:rFonts w:ascii="Arial" w:hAnsi="Arial" w:cs="Arial"/>
+          <w:lang w:val="es-CL"/>
+        </w:rPr>
+        <w:t>Exportación y filtros conservan el conjunto esperado.</w:t>
+      </w:r>
+    </w:p>
+    <w:p>
+      <w:pPr>
+        <w:spacing w:line="360" w:lineRule="auto"/>
         <w:rPr>
           <w:rFonts w:ascii="Arial" w:hAnsi="Arial" w:cs="Arial"/>
           <w:lang w:val="es-CL"/>
@@ -7885,60 +9970,47 @@
           <w:rFonts w:ascii="Arial" w:hAnsi="Arial" w:cs="Arial"/>
           <w:lang w:val="es-CL"/>
         </w:rPr>
-        <w:t xml:space="preserve">: </w:t>
-      </w:r>
-      <w:proofErr w:type="spellStart"/>
-      <w:r>
-        <w:rPr>
-          <w:rFonts w:ascii="Arial" w:hAnsi="Arial" w:cs="Arial"/>
-          <w:lang w:val="es-CL"/>
-        </w:rPr>
-        <w:t>devoluciones_venta</w:t>
-      </w:r>
-      <w:proofErr w:type="spellEnd"/>
-      <w:r>
-        <w:rPr>
-          <w:rFonts w:ascii="Arial" w:hAnsi="Arial" w:cs="Arial"/>
-          <w:lang w:val="es-CL"/>
-        </w:rPr>
-        <w:t xml:space="preserve"> y repositorio.</w:t>
+        <w:t>: inventario y reportes.</w:t>
       </w:r>
     </w:p>
     <w:p>
       <w:pPr>
         <w:pStyle w:val="Heading2"/>
-        <w:rPr>
-          <w:rFonts w:ascii="Arial" w:hAnsi="Arial" w:cs="Arial"/>
-          <w:lang w:val="es-CL"/>
-        </w:rPr>
-      </w:pPr>
-      <w:bookmarkStart w:id="28" w:name="_Toc242044783"/>
-      <w:r>
-        <w:rPr>
-          <w:rFonts w:ascii="Arial" w:hAnsi="Arial" w:cs="Arial"/>
-          <w:lang w:val="es-CL"/>
-        </w:rPr>
-        <w:t>4.24 HU24 Auditar movimientos sensibles</w:t>
-      </w:r>
-      <w:bookmarkEnd w:id="28"/>
-    </w:p>
-    <w:p>
-      <w:pPr>
-        <w:rPr>
-          <w:rFonts w:ascii="Arial" w:hAnsi="Arial" w:cs="Arial"/>
-          <w:lang w:val="es-CL"/>
-        </w:rPr>
-      </w:pPr>
-      <w:r>
-        <w:rPr>
-          <w:rFonts w:ascii="Arial" w:hAnsi="Arial" w:cs="Arial"/>
-          <w:lang w:val="es-CL"/>
-        </w:rPr>
-        <w:t>Como dueño, quiero auditar movimientos sensibles para revisar acciones relevantes.</w:t>
-      </w:r>
-    </w:p>
-    <w:p>
-      <w:pPr>
+        <w:spacing w:line="360" w:lineRule="auto"/>
+        <w:rPr>
+          <w:rFonts w:ascii="Arial" w:hAnsi="Arial" w:cs="Arial"/>
+          <w:lang w:val="es-CL"/>
+        </w:rPr>
+      </w:pPr>
+      <w:bookmarkStart w:id="37" w:name="_Toc242044792"/>
+      <w:r>
+        <w:rPr>
+          <w:rFonts w:ascii="Arial" w:hAnsi="Arial" w:cs="Arial"/>
+          <w:lang w:val="es-CL"/>
+        </w:rPr>
+        <w:t>4.33 HU33 Utilizar apoyo de IA visual</w:t>
+      </w:r>
+      <w:bookmarkEnd w:id="37"/>
+    </w:p>
+    <w:p>
+      <w:pPr>
+        <w:spacing w:line="360" w:lineRule="auto"/>
+        <w:rPr>
+          <w:rFonts w:ascii="Arial" w:hAnsi="Arial" w:cs="Arial"/>
+          <w:lang w:val="es-CL"/>
+        </w:rPr>
+      </w:pPr>
+      <w:r>
+        <w:rPr>
+          <w:rFonts w:ascii="Arial" w:hAnsi="Arial" w:cs="Arial"/>
+          <w:lang w:val="es-CL"/>
+        </w:rPr>
+        <w:t>Como vendedor o dueño, quiero utilizar apoyo de IA visual para preparar información con una fotografía.</w:t>
+      </w:r>
+    </w:p>
+    <w:p>
+      <w:pPr>
+        <w:spacing w:line="360" w:lineRule="auto"/>
         <w:rPr>
           <w:rFonts w:ascii="Arial" w:hAnsi="Arial" w:cs="Arial"/>
         </w:rPr>
@@ -7992,56 +10064,83 @@
     <w:p>
       <w:pPr>
         <w:pStyle w:val="ListBullet"/>
-        <w:spacing w:after="80"/>
-        <w:rPr>
-          <w:rFonts w:ascii="Arial" w:hAnsi="Arial" w:cs="Arial"/>
-          <w:lang w:val="es-CL"/>
-        </w:rPr>
-      </w:pPr>
-      <w:r>
-        <w:rPr>
-          <w:rFonts w:ascii="Arial" w:hAnsi="Arial" w:cs="Arial"/>
-          <w:lang w:val="es-CL"/>
-        </w:rPr>
-        <w:t>Se relaciona acción con usuario y negocio.</w:t>
+        <w:spacing w:after="80" w:line="360" w:lineRule="auto"/>
+        <w:rPr>
+          <w:rFonts w:ascii="Arial" w:hAnsi="Arial" w:cs="Arial"/>
+        </w:rPr>
+      </w:pPr>
+      <w:r>
+        <w:rPr>
+          <w:rFonts w:ascii="Arial" w:hAnsi="Arial" w:cs="Arial"/>
+        </w:rPr>
+        <w:t xml:space="preserve">La </w:t>
+      </w:r>
+      <w:proofErr w:type="spellStart"/>
+      <w:r>
+        <w:rPr>
+          <w:rFonts w:ascii="Arial" w:hAnsi="Arial" w:cs="Arial"/>
+        </w:rPr>
+        <w:t>propuesta</w:t>
+      </w:r>
+      <w:proofErr w:type="spellEnd"/>
+      <w:r>
+        <w:rPr>
+          <w:rFonts w:ascii="Arial" w:hAnsi="Arial" w:cs="Arial"/>
+        </w:rPr>
+        <w:t xml:space="preserve"> </w:t>
+      </w:r>
+      <w:proofErr w:type="spellStart"/>
+      <w:r>
+        <w:rPr>
+          <w:rFonts w:ascii="Arial" w:hAnsi="Arial" w:cs="Arial"/>
+        </w:rPr>
+        <w:t>queda</w:t>
+      </w:r>
+      <w:proofErr w:type="spellEnd"/>
+      <w:r>
+        <w:rPr>
+          <w:rFonts w:ascii="Arial" w:hAnsi="Arial" w:cs="Arial"/>
+        </w:rPr>
+        <w:t xml:space="preserve"> editable.</w:t>
       </w:r>
     </w:p>
     <w:p>
       <w:pPr>
         <w:pStyle w:val="ListBullet"/>
-        <w:spacing w:after="80"/>
-        <w:rPr>
-          <w:rFonts w:ascii="Arial" w:hAnsi="Arial" w:cs="Arial"/>
-          <w:lang w:val="es-CL"/>
-        </w:rPr>
-      </w:pPr>
-      <w:r>
-        <w:rPr>
-          <w:rFonts w:ascii="Arial" w:hAnsi="Arial" w:cs="Arial"/>
-          <w:lang w:val="es-CL"/>
-        </w:rPr>
-        <w:t>Se conservan detalle y fecha.</w:t>
+        <w:spacing w:after="80" w:line="360" w:lineRule="auto"/>
+        <w:rPr>
+          <w:rFonts w:ascii="Arial" w:hAnsi="Arial" w:cs="Arial"/>
+          <w:lang w:val="es-CL"/>
+        </w:rPr>
+      </w:pPr>
+      <w:r>
+        <w:rPr>
+          <w:rFonts w:ascii="Arial" w:hAnsi="Arial" w:cs="Arial"/>
+          <w:lang w:val="es-CL"/>
+        </w:rPr>
+        <w:t>Se valida contra catálogo permitido.</w:t>
       </w:r>
     </w:p>
     <w:p>
       <w:pPr>
         <w:pStyle w:val="ListBullet"/>
-        <w:spacing w:after="80"/>
-        <w:rPr>
-          <w:rFonts w:ascii="Arial" w:hAnsi="Arial" w:cs="Arial"/>
-          <w:lang w:val="es-CL"/>
-        </w:rPr>
-      </w:pPr>
-      <w:r>
-        <w:rPr>
-          <w:rFonts w:ascii="Arial" w:hAnsi="Arial" w:cs="Arial"/>
-          <w:lang w:val="es-CL"/>
-        </w:rPr>
-        <w:t>Filtros y paginación se distinguen de una lista limitada.</w:t>
-      </w:r>
-    </w:p>
-    <w:p>
-      <w:pPr>
+        <w:spacing w:after="80" w:line="360" w:lineRule="auto"/>
+        <w:rPr>
+          <w:rFonts w:ascii="Arial" w:hAnsi="Arial" w:cs="Arial"/>
+          <w:lang w:val="es-CL"/>
+        </w:rPr>
+      </w:pPr>
+      <w:r>
+        <w:rPr>
+          <w:rFonts w:ascii="Arial" w:hAnsi="Arial" w:cs="Arial"/>
+          <w:lang w:val="es-CL"/>
+        </w:rPr>
+        <w:t>No se persiste venta o recepción hasta confirmación humana.</w:t>
+      </w:r>
+    </w:p>
+    <w:p>
+      <w:pPr>
+        <w:spacing w:line="360" w:lineRule="auto"/>
         <w:rPr>
           <w:rFonts w:ascii="Arial" w:hAnsi="Arial" w:cs="Arial"/>
           <w:lang w:val="es-CL"/>
@@ -8069,7 +10168,7 @@
           <w:rFonts w:ascii="Arial" w:hAnsi="Arial" w:cs="Arial"/>
           <w:lang w:val="es-CL"/>
         </w:rPr>
-        <w:t>auditQuery.ts</w:t>
+        <w:t>vision.ts</w:t>
       </w:r>
       <w:proofErr w:type="spellEnd"/>
       <w:r>
@@ -8077,1956 +10176,38 @@
           <w:rFonts w:ascii="Arial" w:hAnsi="Arial" w:cs="Arial"/>
           <w:lang w:val="es-CL"/>
         </w:rPr>
-        <w:t xml:space="preserve"> y auditoria.</w:t>
-      </w:r>
+        <w:t xml:space="preserve"> e </w:t>
+      </w:r>
+      <w:proofErr w:type="spellStart"/>
+      <w:r>
+        <w:rPr>
+          <w:rFonts w:ascii="Arial" w:hAnsi="Arial" w:cs="Arial"/>
+          <w:lang w:val="es-CL"/>
+        </w:rPr>
+        <w:t>invoiceImport.ts</w:t>
+      </w:r>
+      <w:proofErr w:type="spellEnd"/>
+      <w:r>
+        <w:rPr>
+          <w:rFonts w:ascii="Arial" w:hAnsi="Arial" w:cs="Arial"/>
+          <w:lang w:val="es-CL"/>
+        </w:rPr>
+        <w:t>.</w:t>
+      </w:r>
+    </w:p>
+    <w:p>
+      <w:pPr>
+        <w:spacing w:line="360" w:lineRule="auto"/>
+        <w:rPr>
+          <w:rFonts w:ascii="Arial" w:hAnsi="Arial" w:cs="Arial"/>
+          <w:lang w:val="es-CL"/>
+        </w:rPr>
+      </w:pPr>
     </w:p>
     <w:p>
       <w:pPr>
         <w:pStyle w:val="Heading2"/>
-        <w:rPr>
-          <w:rFonts w:ascii="Arial" w:hAnsi="Arial" w:cs="Arial"/>
-          <w:lang w:val="es-CL"/>
-        </w:rPr>
-      </w:pPr>
-      <w:bookmarkStart w:id="29" w:name="_Toc242044784"/>
-      <w:r>
-        <w:rPr>
-          <w:rFonts w:ascii="Arial" w:hAnsi="Arial" w:cs="Arial"/>
-          <w:lang w:val="es-CL"/>
-        </w:rPr>
-        <w:t>4.25 HU25 Gestionar proveedores</w:t>
-      </w:r>
-      <w:bookmarkEnd w:id="29"/>
-    </w:p>
-    <w:p>
-      <w:pPr>
-        <w:rPr>
-          <w:rFonts w:ascii="Arial" w:hAnsi="Arial" w:cs="Arial"/>
-          <w:lang w:val="es-CL"/>
-        </w:rPr>
-      </w:pPr>
-      <w:r>
-        <w:rPr>
-          <w:rFonts w:ascii="Arial" w:hAnsi="Arial" w:cs="Arial"/>
-          <w:lang w:val="es-CL"/>
-        </w:rPr>
-        <w:t>Como dueño, quiero gestionar proveedores para preparar compras con datos conocidos.</w:t>
-      </w:r>
-    </w:p>
-    <w:p>
-      <w:pPr>
-        <w:rPr>
-          <w:rFonts w:ascii="Arial" w:hAnsi="Arial" w:cs="Arial"/>
-        </w:rPr>
-      </w:pPr>
-      <w:r>
-        <w:rPr>
-          <w:rFonts w:ascii="Arial" w:hAnsi="Arial" w:cs="Arial"/>
-          <w:lang w:val="es-CL"/>
-        </w:rPr>
-        <w:t xml:space="preserve">Estado al corte: </w:t>
-      </w:r>
-      <w:proofErr w:type="spellStart"/>
-      <w:r>
-        <w:rPr>
-          <w:rFonts w:ascii="Arial" w:hAnsi="Arial" w:cs="Arial"/>
-          <w:lang w:val="es-CL"/>
-        </w:rPr>
-        <w:t>Product</w:t>
-      </w:r>
-      <w:proofErr w:type="spellEnd"/>
-      <w:r>
-        <w:rPr>
-          <w:rFonts w:ascii="Arial" w:hAnsi="Arial" w:cs="Arial"/>
-          <w:lang w:val="es-CL"/>
-        </w:rPr>
-        <w:t xml:space="preserve"> Backlog sin Sprint futuro comprometido. </w:t>
-      </w:r>
-      <w:proofErr w:type="spellStart"/>
-      <w:proofErr w:type="gramStart"/>
-      <w:r>
-        <w:rPr>
-          <w:rFonts w:ascii="Arial" w:hAnsi="Arial" w:cs="Arial"/>
-        </w:rPr>
-        <w:t>Responsable</w:t>
-      </w:r>
-      <w:proofErr w:type="spellEnd"/>
-      <w:r>
-        <w:rPr>
-          <w:rFonts w:ascii="Arial" w:hAnsi="Arial" w:cs="Arial"/>
-        </w:rPr>
-        <w:t xml:space="preserve"> documental</w:t>
-      </w:r>
-      <w:proofErr w:type="gramEnd"/>
-      <w:r>
-        <w:rPr>
-          <w:rFonts w:ascii="Arial" w:hAnsi="Arial" w:cs="Arial"/>
-        </w:rPr>
-        <w:t>: Alexander.</w:t>
-      </w:r>
-    </w:p>
-    <w:p>
-      <w:pPr>
-        <w:pStyle w:val="ListBullet"/>
-        <w:spacing w:after="80"/>
-        <w:rPr>
-          <w:rFonts w:ascii="Arial" w:hAnsi="Arial" w:cs="Arial"/>
-        </w:rPr>
-      </w:pPr>
-      <w:proofErr w:type="spellStart"/>
-      <w:r>
-        <w:rPr>
-          <w:rFonts w:ascii="Arial" w:hAnsi="Arial" w:cs="Arial"/>
-        </w:rPr>
-        <w:t>Proveedor</w:t>
-      </w:r>
-      <w:proofErr w:type="spellEnd"/>
-      <w:r>
-        <w:rPr>
-          <w:rFonts w:ascii="Arial" w:hAnsi="Arial" w:cs="Arial"/>
-        </w:rPr>
-        <w:t xml:space="preserve"> </w:t>
-      </w:r>
-      <w:proofErr w:type="spellStart"/>
-      <w:r>
-        <w:rPr>
-          <w:rFonts w:ascii="Arial" w:hAnsi="Arial" w:cs="Arial"/>
-        </w:rPr>
-        <w:t>pertenece</w:t>
-      </w:r>
-      <w:proofErr w:type="spellEnd"/>
-      <w:r>
-        <w:rPr>
-          <w:rFonts w:ascii="Arial" w:hAnsi="Arial" w:cs="Arial"/>
-        </w:rPr>
-        <w:t xml:space="preserve"> al </w:t>
-      </w:r>
-      <w:proofErr w:type="spellStart"/>
-      <w:r>
-        <w:rPr>
-          <w:rFonts w:ascii="Arial" w:hAnsi="Arial" w:cs="Arial"/>
-        </w:rPr>
-        <w:t>negocio</w:t>
-      </w:r>
-      <w:proofErr w:type="spellEnd"/>
-      <w:r>
-        <w:rPr>
-          <w:rFonts w:ascii="Arial" w:hAnsi="Arial" w:cs="Arial"/>
-        </w:rPr>
-        <w:t>.</w:t>
-      </w:r>
-    </w:p>
-    <w:p>
-      <w:pPr>
-        <w:pStyle w:val="ListBullet"/>
-        <w:spacing w:after="80"/>
-        <w:rPr>
-          <w:rFonts w:ascii="Arial" w:hAnsi="Arial" w:cs="Arial"/>
-          <w:lang w:val="es-CL"/>
-        </w:rPr>
-      </w:pPr>
-      <w:r>
-        <w:rPr>
-          <w:rFonts w:ascii="Arial" w:hAnsi="Arial" w:cs="Arial"/>
-          <w:lang w:val="es-CL"/>
-        </w:rPr>
-        <w:t>Se guardan contacto y estado.</w:t>
-      </w:r>
-    </w:p>
-    <w:p>
-      <w:pPr>
-        <w:pStyle w:val="ListBullet"/>
-        <w:spacing w:after="80"/>
-        <w:rPr>
-          <w:rFonts w:ascii="Arial" w:hAnsi="Arial" w:cs="Arial"/>
-        </w:rPr>
-      </w:pPr>
-      <w:proofErr w:type="spellStart"/>
-      <w:r>
-        <w:rPr>
-          <w:rFonts w:ascii="Arial" w:hAnsi="Arial" w:cs="Arial"/>
-        </w:rPr>
-        <w:t>Ediciones</w:t>
-      </w:r>
-      <w:proofErr w:type="spellEnd"/>
-      <w:r>
-        <w:rPr>
-          <w:rFonts w:ascii="Arial" w:hAnsi="Arial" w:cs="Arial"/>
-        </w:rPr>
-        <w:t xml:space="preserve"> </w:t>
-      </w:r>
-      <w:proofErr w:type="spellStart"/>
-      <w:r>
-        <w:rPr>
-          <w:rFonts w:ascii="Arial" w:hAnsi="Arial" w:cs="Arial"/>
-        </w:rPr>
-        <w:t>ajenas</w:t>
-      </w:r>
-      <w:proofErr w:type="spellEnd"/>
-      <w:r>
-        <w:rPr>
-          <w:rFonts w:ascii="Arial" w:hAnsi="Arial" w:cs="Arial"/>
-        </w:rPr>
-        <w:t xml:space="preserve"> se </w:t>
-      </w:r>
-      <w:proofErr w:type="spellStart"/>
-      <w:r>
-        <w:rPr>
-          <w:rFonts w:ascii="Arial" w:hAnsi="Arial" w:cs="Arial"/>
-        </w:rPr>
-        <w:t>rechazan</w:t>
-      </w:r>
-      <w:proofErr w:type="spellEnd"/>
-      <w:r>
-        <w:rPr>
-          <w:rFonts w:ascii="Arial" w:hAnsi="Arial" w:cs="Arial"/>
-        </w:rPr>
-        <w:t>.</w:t>
-      </w:r>
-    </w:p>
-    <w:p>
-      <w:pPr>
-        <w:rPr>
-          <w:rFonts w:ascii="Arial" w:hAnsi="Arial" w:cs="Arial"/>
-          <w:lang w:val="es-CL"/>
-        </w:rPr>
-      </w:pPr>
-      <w:proofErr w:type="gramStart"/>
-      <w:r>
-        <w:rPr>
-          <w:rFonts w:ascii="Arial" w:hAnsi="Arial" w:cs="Arial"/>
-          <w:lang w:val="es-CL"/>
-        </w:rPr>
-        <w:t>Evidencia técnica a revisar</w:t>
-      </w:r>
-      <w:proofErr w:type="gramEnd"/>
-      <w:r>
-        <w:rPr>
-          <w:rFonts w:ascii="Arial" w:hAnsi="Arial" w:cs="Arial"/>
-          <w:lang w:val="es-CL"/>
-        </w:rPr>
-        <w:t>: proveedores y /</w:t>
-      </w:r>
-      <w:proofErr w:type="spellStart"/>
-      <w:r>
-        <w:rPr>
-          <w:rFonts w:ascii="Arial" w:hAnsi="Arial" w:cs="Arial"/>
-          <w:lang w:val="es-CL"/>
-        </w:rPr>
-        <w:t>suppliers</w:t>
-      </w:r>
-      <w:proofErr w:type="spellEnd"/>
-      <w:r>
-        <w:rPr>
-          <w:rFonts w:ascii="Arial" w:hAnsi="Arial" w:cs="Arial"/>
-          <w:lang w:val="es-CL"/>
-        </w:rPr>
-        <w:t>.</w:t>
-      </w:r>
-    </w:p>
-    <w:p>
-      <w:pPr>
-        <w:pStyle w:val="Heading2"/>
-        <w:rPr>
-          <w:rFonts w:ascii="Arial" w:hAnsi="Arial" w:cs="Arial"/>
-          <w:lang w:val="es-CL"/>
-        </w:rPr>
-      </w:pPr>
-      <w:bookmarkStart w:id="30" w:name="_Toc242044785"/>
-      <w:r>
-        <w:rPr>
-          <w:rFonts w:ascii="Arial" w:hAnsi="Arial" w:cs="Arial"/>
-          <w:lang w:val="es-CL"/>
-        </w:rPr>
-        <w:t>4.26 HU26 Crear órdenes de compra</w:t>
-      </w:r>
-      <w:bookmarkEnd w:id="30"/>
-    </w:p>
-    <w:p>
-      <w:pPr>
-        <w:rPr>
-          <w:rFonts w:ascii="Arial" w:hAnsi="Arial" w:cs="Arial"/>
-          <w:lang w:val="es-CL"/>
-        </w:rPr>
-      </w:pPr>
-      <w:r>
-        <w:rPr>
-          <w:rFonts w:ascii="Arial" w:hAnsi="Arial" w:cs="Arial"/>
-          <w:lang w:val="es-CL"/>
-        </w:rPr>
-        <w:t>Como dueño, quiero crear órdenes de compra para planificar ingreso de mercadería.</w:t>
-      </w:r>
-    </w:p>
-    <w:p>
-      <w:pPr>
-        <w:rPr>
-          <w:rFonts w:ascii="Arial" w:hAnsi="Arial" w:cs="Arial"/>
-        </w:rPr>
-      </w:pPr>
-      <w:r>
-        <w:rPr>
-          <w:rFonts w:ascii="Arial" w:hAnsi="Arial" w:cs="Arial"/>
-          <w:lang w:val="es-CL"/>
-        </w:rPr>
-        <w:t xml:space="preserve">Estado al corte: </w:t>
-      </w:r>
-      <w:proofErr w:type="spellStart"/>
-      <w:r>
-        <w:rPr>
-          <w:rFonts w:ascii="Arial" w:hAnsi="Arial" w:cs="Arial"/>
-          <w:lang w:val="es-CL"/>
-        </w:rPr>
-        <w:t>Product</w:t>
-      </w:r>
-      <w:proofErr w:type="spellEnd"/>
-      <w:r>
-        <w:rPr>
-          <w:rFonts w:ascii="Arial" w:hAnsi="Arial" w:cs="Arial"/>
-          <w:lang w:val="es-CL"/>
-        </w:rPr>
-        <w:t xml:space="preserve"> Backlog sin Sprint futuro comprometido. </w:t>
-      </w:r>
-      <w:proofErr w:type="spellStart"/>
-      <w:proofErr w:type="gramStart"/>
-      <w:r>
-        <w:rPr>
-          <w:rFonts w:ascii="Arial" w:hAnsi="Arial" w:cs="Arial"/>
-        </w:rPr>
-        <w:t>Responsable</w:t>
-      </w:r>
-      <w:proofErr w:type="spellEnd"/>
-      <w:r>
-        <w:rPr>
-          <w:rFonts w:ascii="Arial" w:hAnsi="Arial" w:cs="Arial"/>
-        </w:rPr>
-        <w:t xml:space="preserve"> documental</w:t>
-      </w:r>
-      <w:proofErr w:type="gramEnd"/>
-      <w:r>
-        <w:rPr>
-          <w:rFonts w:ascii="Arial" w:hAnsi="Arial" w:cs="Arial"/>
-        </w:rPr>
-        <w:t>: Alexander.</w:t>
-      </w:r>
-    </w:p>
-    <w:p>
-      <w:pPr>
-        <w:pStyle w:val="ListBullet"/>
-        <w:spacing w:after="80"/>
-        <w:rPr>
-          <w:rFonts w:ascii="Arial" w:hAnsi="Arial" w:cs="Arial"/>
-          <w:lang w:val="es-CL"/>
-        </w:rPr>
-      </w:pPr>
-      <w:r>
-        <w:rPr>
-          <w:rFonts w:ascii="Arial" w:hAnsi="Arial" w:cs="Arial"/>
-          <w:lang w:val="es-CL"/>
-        </w:rPr>
-        <w:t>Se vinculan proveedor y productos válidos.</w:t>
-      </w:r>
-    </w:p>
-    <w:p>
-      <w:pPr>
-        <w:pStyle w:val="ListBullet"/>
-        <w:spacing w:after="80"/>
-        <w:rPr>
-          <w:rFonts w:ascii="Arial" w:hAnsi="Arial" w:cs="Arial"/>
-          <w:lang w:val="es-CL"/>
-        </w:rPr>
-      </w:pPr>
-      <w:r>
-        <w:rPr>
-          <w:rFonts w:ascii="Arial" w:hAnsi="Arial" w:cs="Arial"/>
-          <w:lang w:val="es-CL"/>
-        </w:rPr>
-        <w:t>Cantidades y costos se validan.</w:t>
-      </w:r>
-    </w:p>
-    <w:p>
-      <w:pPr>
-        <w:pStyle w:val="ListBullet"/>
-        <w:spacing w:after="80"/>
-        <w:rPr>
-          <w:rFonts w:ascii="Arial" w:hAnsi="Arial" w:cs="Arial"/>
-          <w:lang w:val="es-CL"/>
-        </w:rPr>
-      </w:pPr>
-      <w:r>
-        <w:rPr>
-          <w:rFonts w:ascii="Arial" w:hAnsi="Arial" w:cs="Arial"/>
-          <w:lang w:val="es-CL"/>
-        </w:rPr>
-        <w:t>La orden conserva detalle y estado.</w:t>
-      </w:r>
-    </w:p>
-    <w:p>
-      <w:pPr>
-        <w:rPr>
-          <w:rFonts w:ascii="Arial" w:hAnsi="Arial" w:cs="Arial"/>
-          <w:lang w:val="es-CL"/>
-        </w:rPr>
-      </w:pPr>
-      <w:proofErr w:type="gramStart"/>
-      <w:r>
-        <w:rPr>
-          <w:rFonts w:ascii="Arial" w:hAnsi="Arial" w:cs="Arial"/>
-          <w:lang w:val="es-CL"/>
-        </w:rPr>
-        <w:t>Evidencia técnica a revisar</w:t>
-      </w:r>
-      <w:proofErr w:type="gramEnd"/>
-      <w:r>
-        <w:rPr>
-          <w:rFonts w:ascii="Arial" w:hAnsi="Arial" w:cs="Arial"/>
-          <w:lang w:val="es-CL"/>
-        </w:rPr>
-        <w:t xml:space="preserve">: </w:t>
-      </w:r>
-      <w:proofErr w:type="spellStart"/>
-      <w:r>
-        <w:rPr>
-          <w:rFonts w:ascii="Arial" w:hAnsi="Arial" w:cs="Arial"/>
-          <w:lang w:val="es-CL"/>
-        </w:rPr>
-        <w:t>ordenes_compra</w:t>
-      </w:r>
-      <w:proofErr w:type="spellEnd"/>
-      <w:r>
-        <w:rPr>
-          <w:rFonts w:ascii="Arial" w:hAnsi="Arial" w:cs="Arial"/>
-          <w:lang w:val="es-CL"/>
-        </w:rPr>
-        <w:t xml:space="preserve"> y </w:t>
-      </w:r>
-      <w:proofErr w:type="spellStart"/>
-      <w:r>
-        <w:rPr>
-          <w:rFonts w:ascii="Arial" w:hAnsi="Arial" w:cs="Arial"/>
-          <w:lang w:val="es-CL"/>
-        </w:rPr>
-        <w:t>detalle_ordenes_compra</w:t>
-      </w:r>
-      <w:proofErr w:type="spellEnd"/>
-      <w:r>
-        <w:rPr>
-          <w:rFonts w:ascii="Arial" w:hAnsi="Arial" w:cs="Arial"/>
-          <w:lang w:val="es-CL"/>
-        </w:rPr>
-        <w:t>.</w:t>
-      </w:r>
-    </w:p>
-    <w:p>
-      <w:pPr>
-        <w:pStyle w:val="Heading2"/>
-        <w:rPr>
-          <w:rFonts w:ascii="Arial" w:hAnsi="Arial" w:cs="Arial"/>
-          <w:lang w:val="es-CL"/>
-        </w:rPr>
-      </w:pPr>
-      <w:bookmarkStart w:id="31" w:name="_Toc242044786"/>
-      <w:r>
-        <w:rPr>
-          <w:rFonts w:ascii="Arial" w:hAnsi="Arial" w:cs="Arial"/>
-          <w:lang w:val="es-CL"/>
-        </w:rPr>
-        <w:lastRenderedPageBreak/>
-        <w:t xml:space="preserve">4.27 HU27 </w:t>
-      </w:r>
-      <w:proofErr w:type="spellStart"/>
-      <w:r>
-        <w:rPr>
-          <w:rFonts w:ascii="Arial" w:hAnsi="Arial" w:cs="Arial"/>
-          <w:lang w:val="es-CL"/>
-        </w:rPr>
-        <w:t>Recepcionar</w:t>
-      </w:r>
-      <w:proofErr w:type="spellEnd"/>
-      <w:r>
-        <w:rPr>
-          <w:rFonts w:ascii="Arial" w:hAnsi="Arial" w:cs="Arial"/>
-          <w:lang w:val="es-CL"/>
-        </w:rPr>
-        <w:t xml:space="preserve"> mercadería</w:t>
-      </w:r>
-      <w:bookmarkEnd w:id="31"/>
-    </w:p>
-    <w:p>
-      <w:pPr>
-        <w:rPr>
-          <w:rFonts w:ascii="Arial" w:hAnsi="Arial" w:cs="Arial"/>
-          <w:lang w:val="es-CL"/>
-        </w:rPr>
-      </w:pPr>
-      <w:r>
-        <w:rPr>
-          <w:rFonts w:ascii="Arial" w:hAnsi="Arial" w:cs="Arial"/>
-          <w:lang w:val="es-CL"/>
-        </w:rPr>
-        <w:t xml:space="preserve">Como dueño, quiero </w:t>
-      </w:r>
-      <w:proofErr w:type="spellStart"/>
-      <w:r>
-        <w:rPr>
-          <w:rFonts w:ascii="Arial" w:hAnsi="Arial" w:cs="Arial"/>
-          <w:lang w:val="es-CL"/>
-        </w:rPr>
-        <w:t>recepcionar</w:t>
-      </w:r>
-      <w:proofErr w:type="spellEnd"/>
-      <w:r>
-        <w:rPr>
-          <w:rFonts w:ascii="Arial" w:hAnsi="Arial" w:cs="Arial"/>
-          <w:lang w:val="es-CL"/>
-        </w:rPr>
-        <w:t xml:space="preserve"> mercadería para registrar lo recibido.</w:t>
-      </w:r>
-    </w:p>
-    <w:p>
-      <w:pPr>
-        <w:rPr>
-          <w:rFonts w:ascii="Arial" w:hAnsi="Arial" w:cs="Arial"/>
-        </w:rPr>
-      </w:pPr>
-      <w:r>
-        <w:rPr>
-          <w:rFonts w:ascii="Arial" w:hAnsi="Arial" w:cs="Arial"/>
-          <w:lang w:val="es-CL"/>
-        </w:rPr>
-        <w:t xml:space="preserve">Estado al corte: </w:t>
-      </w:r>
-      <w:proofErr w:type="spellStart"/>
-      <w:r>
-        <w:rPr>
-          <w:rFonts w:ascii="Arial" w:hAnsi="Arial" w:cs="Arial"/>
-          <w:lang w:val="es-CL"/>
-        </w:rPr>
-        <w:t>Product</w:t>
-      </w:r>
-      <w:proofErr w:type="spellEnd"/>
-      <w:r>
-        <w:rPr>
-          <w:rFonts w:ascii="Arial" w:hAnsi="Arial" w:cs="Arial"/>
-          <w:lang w:val="es-CL"/>
-        </w:rPr>
-        <w:t xml:space="preserve"> Backlog sin Sprint futuro comprometido. </w:t>
-      </w:r>
-      <w:proofErr w:type="spellStart"/>
-      <w:proofErr w:type="gramStart"/>
-      <w:r>
-        <w:rPr>
-          <w:rFonts w:ascii="Arial" w:hAnsi="Arial" w:cs="Arial"/>
-        </w:rPr>
-        <w:t>Responsable</w:t>
-      </w:r>
-      <w:proofErr w:type="spellEnd"/>
-      <w:r>
-        <w:rPr>
-          <w:rFonts w:ascii="Arial" w:hAnsi="Arial" w:cs="Arial"/>
-        </w:rPr>
-        <w:t xml:space="preserve"> documental</w:t>
-      </w:r>
-      <w:proofErr w:type="gramEnd"/>
-      <w:r>
-        <w:rPr>
-          <w:rFonts w:ascii="Arial" w:hAnsi="Arial" w:cs="Arial"/>
-        </w:rPr>
-        <w:t>: Alexander.</w:t>
-      </w:r>
-    </w:p>
-    <w:p>
-      <w:pPr>
-        <w:pStyle w:val="ListBullet"/>
-        <w:spacing w:after="80"/>
-        <w:rPr>
-          <w:rFonts w:ascii="Arial" w:hAnsi="Arial" w:cs="Arial"/>
-        </w:rPr>
-      </w:pPr>
-      <w:r>
-        <w:rPr>
-          <w:rFonts w:ascii="Arial" w:hAnsi="Arial" w:cs="Arial"/>
-        </w:rPr>
-        <w:t xml:space="preserve">Se </w:t>
-      </w:r>
-      <w:proofErr w:type="spellStart"/>
-      <w:r>
-        <w:rPr>
-          <w:rFonts w:ascii="Arial" w:hAnsi="Arial" w:cs="Arial"/>
-        </w:rPr>
-        <w:t>revisan</w:t>
-      </w:r>
-      <w:proofErr w:type="spellEnd"/>
-      <w:r>
-        <w:rPr>
-          <w:rFonts w:ascii="Arial" w:hAnsi="Arial" w:cs="Arial"/>
-        </w:rPr>
-        <w:t xml:space="preserve"> </w:t>
-      </w:r>
-      <w:proofErr w:type="spellStart"/>
-      <w:r>
-        <w:rPr>
-          <w:rFonts w:ascii="Arial" w:hAnsi="Arial" w:cs="Arial"/>
-        </w:rPr>
-        <w:t>cantidades</w:t>
-      </w:r>
-      <w:proofErr w:type="spellEnd"/>
-      <w:r>
-        <w:rPr>
-          <w:rFonts w:ascii="Arial" w:hAnsi="Arial" w:cs="Arial"/>
-        </w:rPr>
-        <w:t xml:space="preserve"> </w:t>
-      </w:r>
-      <w:proofErr w:type="spellStart"/>
-      <w:r>
-        <w:rPr>
-          <w:rFonts w:ascii="Arial" w:hAnsi="Arial" w:cs="Arial"/>
-        </w:rPr>
-        <w:t>pendientes</w:t>
-      </w:r>
-      <w:proofErr w:type="spellEnd"/>
-      <w:r>
-        <w:rPr>
-          <w:rFonts w:ascii="Arial" w:hAnsi="Arial" w:cs="Arial"/>
-        </w:rPr>
-        <w:t>.</w:t>
-      </w:r>
-    </w:p>
-    <w:p>
-      <w:pPr>
-        <w:pStyle w:val="ListBullet"/>
-        <w:spacing w:after="80"/>
-        <w:rPr>
-          <w:rFonts w:ascii="Arial" w:hAnsi="Arial" w:cs="Arial"/>
-        </w:rPr>
-      </w:pPr>
-      <w:proofErr w:type="spellStart"/>
-      <w:r>
-        <w:rPr>
-          <w:rFonts w:ascii="Arial" w:hAnsi="Arial" w:cs="Arial"/>
-        </w:rPr>
-        <w:t>Recepción</w:t>
-      </w:r>
-      <w:proofErr w:type="spellEnd"/>
-      <w:r>
-        <w:rPr>
-          <w:rFonts w:ascii="Arial" w:hAnsi="Arial" w:cs="Arial"/>
-        </w:rPr>
-        <w:t xml:space="preserve"> </w:t>
-      </w:r>
-      <w:proofErr w:type="spellStart"/>
-      <w:r>
-        <w:rPr>
-          <w:rFonts w:ascii="Arial" w:hAnsi="Arial" w:cs="Arial"/>
-        </w:rPr>
-        <w:t>parcial</w:t>
-      </w:r>
-      <w:proofErr w:type="spellEnd"/>
-      <w:r>
-        <w:rPr>
-          <w:rFonts w:ascii="Arial" w:hAnsi="Arial" w:cs="Arial"/>
-        </w:rPr>
-        <w:t xml:space="preserve"> </w:t>
-      </w:r>
-      <w:proofErr w:type="spellStart"/>
-      <w:r>
-        <w:rPr>
-          <w:rFonts w:ascii="Arial" w:hAnsi="Arial" w:cs="Arial"/>
-        </w:rPr>
-        <w:t>conserva</w:t>
-      </w:r>
-      <w:proofErr w:type="spellEnd"/>
-      <w:r>
-        <w:rPr>
-          <w:rFonts w:ascii="Arial" w:hAnsi="Arial" w:cs="Arial"/>
-        </w:rPr>
-        <w:t xml:space="preserve"> </w:t>
-      </w:r>
-      <w:proofErr w:type="spellStart"/>
-      <w:r>
-        <w:rPr>
-          <w:rFonts w:ascii="Arial" w:hAnsi="Arial" w:cs="Arial"/>
-        </w:rPr>
-        <w:t>estado</w:t>
-      </w:r>
-      <w:proofErr w:type="spellEnd"/>
-      <w:r>
-        <w:rPr>
-          <w:rFonts w:ascii="Arial" w:hAnsi="Arial" w:cs="Arial"/>
-        </w:rPr>
-        <w:t>.</w:t>
-      </w:r>
-    </w:p>
-    <w:p>
-      <w:pPr>
-        <w:pStyle w:val="ListBullet"/>
-        <w:spacing w:after="80"/>
-        <w:rPr>
-          <w:rFonts w:ascii="Arial" w:hAnsi="Arial" w:cs="Arial"/>
-          <w:lang w:val="es-CL"/>
-        </w:rPr>
-      </w:pPr>
-      <w:r>
-        <w:rPr>
-          <w:rFonts w:ascii="Arial" w:hAnsi="Arial" w:cs="Arial"/>
-          <w:lang w:val="es-CL"/>
-        </w:rPr>
-        <w:t>No se supera sin control lo pedido.</w:t>
-      </w:r>
-    </w:p>
-    <w:p>
-      <w:pPr>
-        <w:rPr>
-          <w:rFonts w:ascii="Arial" w:hAnsi="Arial" w:cs="Arial"/>
-          <w:lang w:val="es-CL"/>
-        </w:rPr>
-      </w:pPr>
-      <w:proofErr w:type="gramStart"/>
-      <w:r>
-        <w:rPr>
-          <w:rFonts w:ascii="Arial" w:hAnsi="Arial" w:cs="Arial"/>
-          <w:lang w:val="es-CL"/>
-        </w:rPr>
-        <w:t>Evidencia técnica a revisar</w:t>
-      </w:r>
-      <w:proofErr w:type="gramEnd"/>
-      <w:r>
-        <w:rPr>
-          <w:rFonts w:ascii="Arial" w:hAnsi="Arial" w:cs="Arial"/>
-          <w:lang w:val="es-CL"/>
-        </w:rPr>
-        <w:t xml:space="preserve">: recepción en </w:t>
-      </w:r>
-      <w:proofErr w:type="spellStart"/>
-      <w:r>
-        <w:rPr>
-          <w:rFonts w:ascii="Arial" w:hAnsi="Arial" w:cs="Arial"/>
-          <w:lang w:val="es-CL"/>
-        </w:rPr>
-        <w:t>repository.ts</w:t>
-      </w:r>
-      <w:proofErr w:type="spellEnd"/>
-      <w:r>
-        <w:rPr>
-          <w:rFonts w:ascii="Arial" w:hAnsi="Arial" w:cs="Arial"/>
-          <w:lang w:val="es-CL"/>
-        </w:rPr>
-        <w:t>.</w:t>
-      </w:r>
-    </w:p>
-    <w:p>
-      <w:pPr>
-        <w:pStyle w:val="Heading2"/>
-        <w:rPr>
-          <w:rFonts w:ascii="Arial" w:hAnsi="Arial" w:cs="Arial"/>
-          <w:lang w:val="es-CL"/>
-        </w:rPr>
-      </w:pPr>
-      <w:bookmarkStart w:id="32" w:name="_Toc242044787"/>
-      <w:r>
-        <w:rPr>
-          <w:rFonts w:ascii="Arial" w:hAnsi="Arial" w:cs="Arial"/>
-          <w:lang w:val="es-CL"/>
-        </w:rPr>
-        <w:t>4.28 HU28 Actualizar inventario desde recepción</w:t>
-      </w:r>
-      <w:bookmarkEnd w:id="32"/>
-    </w:p>
-    <w:p>
-      <w:pPr>
-        <w:rPr>
-          <w:rFonts w:ascii="Arial" w:hAnsi="Arial" w:cs="Arial"/>
-          <w:lang w:val="es-CL"/>
-        </w:rPr>
-      </w:pPr>
-      <w:r>
-        <w:rPr>
-          <w:rFonts w:ascii="Arial" w:hAnsi="Arial" w:cs="Arial"/>
-          <w:lang w:val="es-CL"/>
-        </w:rPr>
-        <w:t>Como dueño, quiero actualizar inventario desde recepción para hacer disponible la mercadería recibida.</w:t>
-      </w:r>
-    </w:p>
-    <w:p>
-      <w:pPr>
-        <w:rPr>
-          <w:rFonts w:ascii="Arial" w:hAnsi="Arial" w:cs="Arial"/>
-        </w:rPr>
-      </w:pPr>
-      <w:r>
-        <w:rPr>
-          <w:rFonts w:ascii="Arial" w:hAnsi="Arial" w:cs="Arial"/>
-          <w:lang w:val="es-CL"/>
-        </w:rPr>
-        <w:t xml:space="preserve">Estado al corte: </w:t>
-      </w:r>
-      <w:proofErr w:type="spellStart"/>
-      <w:r>
-        <w:rPr>
-          <w:rFonts w:ascii="Arial" w:hAnsi="Arial" w:cs="Arial"/>
-          <w:lang w:val="es-CL"/>
-        </w:rPr>
-        <w:t>Product</w:t>
-      </w:r>
-      <w:proofErr w:type="spellEnd"/>
-      <w:r>
-        <w:rPr>
-          <w:rFonts w:ascii="Arial" w:hAnsi="Arial" w:cs="Arial"/>
-          <w:lang w:val="es-CL"/>
-        </w:rPr>
-        <w:t xml:space="preserve"> Backlog sin Sprint futuro comprometido. </w:t>
-      </w:r>
-      <w:proofErr w:type="spellStart"/>
-      <w:proofErr w:type="gramStart"/>
-      <w:r>
-        <w:rPr>
-          <w:rFonts w:ascii="Arial" w:hAnsi="Arial" w:cs="Arial"/>
-        </w:rPr>
-        <w:t>Responsable</w:t>
-      </w:r>
-      <w:proofErr w:type="spellEnd"/>
-      <w:r>
-        <w:rPr>
-          <w:rFonts w:ascii="Arial" w:hAnsi="Arial" w:cs="Arial"/>
-        </w:rPr>
-        <w:t xml:space="preserve"> documental</w:t>
-      </w:r>
-      <w:proofErr w:type="gramEnd"/>
-      <w:r>
-        <w:rPr>
-          <w:rFonts w:ascii="Arial" w:hAnsi="Arial" w:cs="Arial"/>
-        </w:rPr>
-        <w:t>: Alexander.</w:t>
-      </w:r>
-    </w:p>
-    <w:p>
-      <w:pPr>
-        <w:pStyle w:val="ListBullet"/>
-        <w:spacing w:after="80"/>
-        <w:rPr>
-          <w:rFonts w:ascii="Arial" w:hAnsi="Arial" w:cs="Arial"/>
-          <w:lang w:val="es-CL"/>
-        </w:rPr>
-      </w:pPr>
-      <w:r>
-        <w:rPr>
-          <w:rFonts w:ascii="Arial" w:hAnsi="Arial" w:cs="Arial"/>
-          <w:lang w:val="es-CL"/>
-        </w:rPr>
-        <w:t>El ingreso corresponde al producto.</w:t>
-      </w:r>
-    </w:p>
-    <w:p>
-      <w:pPr>
-        <w:pStyle w:val="ListBullet"/>
-        <w:spacing w:after="80"/>
-        <w:rPr>
-          <w:rFonts w:ascii="Arial" w:hAnsi="Arial" w:cs="Arial"/>
-          <w:lang w:val="es-CL"/>
-        </w:rPr>
-      </w:pPr>
-      <w:r>
-        <w:rPr>
-          <w:rFonts w:ascii="Arial" w:hAnsi="Arial" w:cs="Arial"/>
-          <w:lang w:val="es-CL"/>
-        </w:rPr>
-        <w:t>Cantidad recibida y stock son consistentes.</w:t>
-      </w:r>
-    </w:p>
-    <w:p>
-      <w:pPr>
-        <w:pStyle w:val="ListBullet"/>
-        <w:spacing w:after="80"/>
-        <w:rPr>
-          <w:rFonts w:ascii="Arial" w:hAnsi="Arial" w:cs="Arial"/>
-          <w:lang w:val="es-CL"/>
-        </w:rPr>
-      </w:pPr>
-      <w:r>
-        <w:rPr>
-          <w:rFonts w:ascii="Arial" w:hAnsi="Arial" w:cs="Arial"/>
-          <w:lang w:val="es-CL"/>
-        </w:rPr>
-        <w:t>El costo se actualiza según regla implementada.</w:t>
-      </w:r>
-    </w:p>
-    <w:p>
-      <w:pPr>
-        <w:rPr>
-          <w:rFonts w:ascii="Arial" w:hAnsi="Arial" w:cs="Arial"/>
-          <w:lang w:val="es-CL"/>
-        </w:rPr>
-      </w:pPr>
-      <w:proofErr w:type="gramStart"/>
-      <w:r>
-        <w:rPr>
-          <w:rFonts w:ascii="Arial" w:hAnsi="Arial" w:cs="Arial"/>
-          <w:lang w:val="es-CL"/>
-        </w:rPr>
-        <w:t>Evidencia técnica a revisar</w:t>
-      </w:r>
-      <w:proofErr w:type="gramEnd"/>
-      <w:r>
-        <w:rPr>
-          <w:rFonts w:ascii="Arial" w:hAnsi="Arial" w:cs="Arial"/>
-          <w:lang w:val="es-CL"/>
-        </w:rPr>
-        <w:t xml:space="preserve">: recepción y </w:t>
-      </w:r>
-      <w:proofErr w:type="spellStart"/>
-      <w:r>
-        <w:rPr>
-          <w:rFonts w:ascii="Arial" w:hAnsi="Arial" w:cs="Arial"/>
-          <w:lang w:val="es-CL"/>
-        </w:rPr>
-        <w:t>movimientos_stock</w:t>
-      </w:r>
-      <w:proofErr w:type="spellEnd"/>
-      <w:r>
-        <w:rPr>
-          <w:rFonts w:ascii="Arial" w:hAnsi="Arial" w:cs="Arial"/>
-          <w:lang w:val="es-CL"/>
-        </w:rPr>
-        <w:t>.</w:t>
-      </w:r>
-    </w:p>
-    <w:p>
-      <w:pPr>
-        <w:pStyle w:val="Heading2"/>
-        <w:rPr>
-          <w:rFonts w:ascii="Arial" w:hAnsi="Arial" w:cs="Arial"/>
-          <w:lang w:val="es-CL"/>
-        </w:rPr>
-      </w:pPr>
-      <w:bookmarkStart w:id="33" w:name="_Toc242044788"/>
-      <w:r>
-        <w:rPr>
-          <w:rFonts w:ascii="Arial" w:hAnsi="Arial" w:cs="Arial"/>
-          <w:lang w:val="es-CL"/>
-        </w:rPr>
-        <w:t>4.29 HU29 Importar datos mediante CSV</w:t>
-      </w:r>
-      <w:bookmarkEnd w:id="33"/>
-    </w:p>
-    <w:p>
-      <w:pPr>
-        <w:rPr>
-          <w:rFonts w:ascii="Arial" w:hAnsi="Arial" w:cs="Arial"/>
-          <w:lang w:val="es-CL"/>
-        </w:rPr>
-      </w:pPr>
-      <w:r>
-        <w:rPr>
-          <w:rFonts w:ascii="Arial" w:hAnsi="Arial" w:cs="Arial"/>
-          <w:lang w:val="es-CL"/>
-        </w:rPr>
-        <w:t>Como dueño, quiero importar datos mediante CSV para cargar un catálogo de forma controlada.</w:t>
-      </w:r>
-    </w:p>
-    <w:p>
-      <w:pPr>
-        <w:rPr>
-          <w:rFonts w:ascii="Arial" w:hAnsi="Arial" w:cs="Arial"/>
-        </w:rPr>
-      </w:pPr>
-      <w:r>
-        <w:rPr>
-          <w:rFonts w:ascii="Arial" w:hAnsi="Arial" w:cs="Arial"/>
-          <w:lang w:val="es-CL"/>
-        </w:rPr>
-        <w:t xml:space="preserve">Estado al corte: </w:t>
-      </w:r>
-      <w:proofErr w:type="spellStart"/>
-      <w:r>
-        <w:rPr>
-          <w:rFonts w:ascii="Arial" w:hAnsi="Arial" w:cs="Arial"/>
-          <w:lang w:val="es-CL"/>
-        </w:rPr>
-        <w:t>Product</w:t>
-      </w:r>
-      <w:proofErr w:type="spellEnd"/>
-      <w:r>
-        <w:rPr>
-          <w:rFonts w:ascii="Arial" w:hAnsi="Arial" w:cs="Arial"/>
-          <w:lang w:val="es-CL"/>
-        </w:rPr>
-        <w:t xml:space="preserve"> Backlog sin Sprint futuro comprometido. </w:t>
-      </w:r>
-      <w:proofErr w:type="spellStart"/>
-      <w:proofErr w:type="gramStart"/>
-      <w:r>
-        <w:rPr>
-          <w:rFonts w:ascii="Arial" w:hAnsi="Arial" w:cs="Arial"/>
-        </w:rPr>
-        <w:t>Responsable</w:t>
-      </w:r>
-      <w:proofErr w:type="spellEnd"/>
-      <w:r>
-        <w:rPr>
-          <w:rFonts w:ascii="Arial" w:hAnsi="Arial" w:cs="Arial"/>
-        </w:rPr>
-        <w:t xml:space="preserve"> documental</w:t>
-      </w:r>
-      <w:proofErr w:type="gramEnd"/>
-      <w:r>
-        <w:rPr>
-          <w:rFonts w:ascii="Arial" w:hAnsi="Arial" w:cs="Arial"/>
-        </w:rPr>
-        <w:t>: Alexander.</w:t>
-      </w:r>
-    </w:p>
-    <w:p>
-      <w:pPr>
-        <w:pStyle w:val="ListBullet"/>
-        <w:spacing w:after="80"/>
-        <w:rPr>
-          <w:rFonts w:ascii="Arial" w:hAnsi="Arial" w:cs="Arial"/>
-          <w:lang w:val="es-CL"/>
-        </w:rPr>
-      </w:pPr>
-      <w:r>
-        <w:rPr>
-          <w:rFonts w:ascii="Arial" w:hAnsi="Arial" w:cs="Arial"/>
-          <w:lang w:val="es-CL"/>
-        </w:rPr>
-        <w:t>Se validan columnas y filas.</w:t>
-      </w:r>
-    </w:p>
-    <w:p>
-      <w:pPr>
-        <w:pStyle w:val="ListBullet"/>
-        <w:spacing w:after="80"/>
-        <w:rPr>
-          <w:rFonts w:ascii="Arial" w:hAnsi="Arial" w:cs="Arial"/>
-        </w:rPr>
-      </w:pPr>
-      <w:r>
-        <w:rPr>
-          <w:rFonts w:ascii="Arial" w:hAnsi="Arial" w:cs="Arial"/>
-        </w:rPr>
-        <w:t xml:space="preserve">Se </w:t>
-      </w:r>
-      <w:proofErr w:type="spellStart"/>
-      <w:r>
-        <w:rPr>
-          <w:rFonts w:ascii="Arial" w:hAnsi="Arial" w:cs="Arial"/>
-        </w:rPr>
-        <w:t>muestra</w:t>
-      </w:r>
-      <w:proofErr w:type="spellEnd"/>
-      <w:r>
-        <w:rPr>
-          <w:rFonts w:ascii="Arial" w:hAnsi="Arial" w:cs="Arial"/>
-        </w:rPr>
-        <w:t xml:space="preserve"> </w:t>
-      </w:r>
-      <w:proofErr w:type="spellStart"/>
-      <w:r>
-        <w:rPr>
-          <w:rFonts w:ascii="Arial" w:hAnsi="Arial" w:cs="Arial"/>
-        </w:rPr>
-        <w:t>rechazo</w:t>
-      </w:r>
-      <w:proofErr w:type="spellEnd"/>
-      <w:r>
-        <w:rPr>
-          <w:rFonts w:ascii="Arial" w:hAnsi="Arial" w:cs="Arial"/>
-        </w:rPr>
-        <w:t xml:space="preserve"> </w:t>
-      </w:r>
-      <w:proofErr w:type="spellStart"/>
-      <w:r>
-        <w:rPr>
-          <w:rFonts w:ascii="Arial" w:hAnsi="Arial" w:cs="Arial"/>
-        </w:rPr>
-        <w:t>comprensible</w:t>
-      </w:r>
-      <w:proofErr w:type="spellEnd"/>
-      <w:r>
-        <w:rPr>
-          <w:rFonts w:ascii="Arial" w:hAnsi="Arial" w:cs="Arial"/>
-        </w:rPr>
-        <w:t>.</w:t>
-      </w:r>
-    </w:p>
-    <w:p>
-      <w:pPr>
-        <w:pStyle w:val="ListBullet"/>
-        <w:spacing w:after="80"/>
-        <w:rPr>
-          <w:rFonts w:ascii="Arial" w:hAnsi="Arial" w:cs="Arial"/>
-          <w:lang w:val="es-CL"/>
-        </w:rPr>
-      </w:pPr>
-      <w:r>
-        <w:rPr>
-          <w:rFonts w:ascii="Arial" w:hAnsi="Arial" w:cs="Arial"/>
-          <w:lang w:val="es-CL"/>
-        </w:rPr>
-        <w:t>Los cambios quedan asociados al negocio y no se aceptan datos arbitrarios.</w:t>
-      </w:r>
-    </w:p>
-    <w:p>
-      <w:pPr>
-        <w:rPr>
-          <w:rFonts w:ascii="Arial" w:hAnsi="Arial" w:cs="Arial"/>
-          <w:lang w:val="es-CL"/>
-        </w:rPr>
-      </w:pPr>
-      <w:proofErr w:type="gramStart"/>
-      <w:r>
-        <w:rPr>
-          <w:rFonts w:ascii="Arial" w:hAnsi="Arial" w:cs="Arial"/>
-          <w:lang w:val="es-CL"/>
-        </w:rPr>
-        <w:t>Evidencia técnica a revisar</w:t>
-      </w:r>
-      <w:proofErr w:type="gramEnd"/>
-      <w:r>
-        <w:rPr>
-          <w:rFonts w:ascii="Arial" w:hAnsi="Arial" w:cs="Arial"/>
-          <w:lang w:val="es-CL"/>
-        </w:rPr>
-        <w:t xml:space="preserve">: </w:t>
-      </w:r>
-      <w:proofErr w:type="spellStart"/>
-      <w:r>
-        <w:rPr>
-          <w:rFonts w:ascii="Arial" w:hAnsi="Arial" w:cs="Arial"/>
-          <w:lang w:val="es-CL"/>
-        </w:rPr>
-        <w:t>productImport.ts</w:t>
-      </w:r>
-      <w:proofErr w:type="spellEnd"/>
-      <w:r>
-        <w:rPr>
-          <w:rFonts w:ascii="Arial" w:hAnsi="Arial" w:cs="Arial"/>
-          <w:lang w:val="es-CL"/>
-        </w:rPr>
-        <w:t xml:space="preserve"> y </w:t>
-      </w:r>
-      <w:proofErr w:type="spellStart"/>
-      <w:r>
-        <w:rPr>
-          <w:rFonts w:ascii="Arial" w:hAnsi="Arial" w:cs="Arial"/>
-          <w:lang w:val="es-CL"/>
-        </w:rPr>
-        <w:t>endpoints</w:t>
-      </w:r>
-      <w:proofErr w:type="spellEnd"/>
-      <w:r>
-        <w:rPr>
-          <w:rFonts w:ascii="Arial" w:hAnsi="Arial" w:cs="Arial"/>
-          <w:lang w:val="es-CL"/>
-        </w:rPr>
-        <w:t>.</w:t>
-      </w:r>
-    </w:p>
-    <w:p>
-      <w:pPr>
-        <w:pStyle w:val="Heading2"/>
-        <w:rPr>
-          <w:rFonts w:ascii="Arial" w:hAnsi="Arial" w:cs="Arial"/>
-          <w:lang w:val="es-CL"/>
-        </w:rPr>
-      </w:pPr>
-      <w:bookmarkStart w:id="34" w:name="_Toc242044789"/>
-      <w:r>
-        <w:rPr>
-          <w:rFonts w:ascii="Arial" w:hAnsi="Arial" w:cs="Arial"/>
-          <w:lang w:val="es-CL"/>
-        </w:rPr>
-        <w:t xml:space="preserve">4.30 HU30 Visualizar </w:t>
-      </w:r>
-      <w:proofErr w:type="spellStart"/>
-      <w:r>
-        <w:rPr>
-          <w:rFonts w:ascii="Arial" w:hAnsi="Arial" w:cs="Arial"/>
-          <w:lang w:val="es-CL"/>
-        </w:rPr>
-        <w:t>dashboard</w:t>
-      </w:r>
-      <w:proofErr w:type="spellEnd"/>
-      <w:r>
-        <w:rPr>
-          <w:rFonts w:ascii="Arial" w:hAnsi="Arial" w:cs="Arial"/>
-          <w:lang w:val="es-CL"/>
-        </w:rPr>
-        <w:t xml:space="preserve"> general</w:t>
-      </w:r>
-      <w:bookmarkEnd w:id="34"/>
-    </w:p>
-    <w:p>
-      <w:pPr>
-        <w:rPr>
-          <w:rFonts w:ascii="Arial" w:hAnsi="Arial" w:cs="Arial"/>
-          <w:lang w:val="es-CL"/>
-        </w:rPr>
-      </w:pPr>
-      <w:r>
-        <w:rPr>
-          <w:rFonts w:ascii="Arial" w:hAnsi="Arial" w:cs="Arial"/>
-          <w:lang w:val="es-CL"/>
-        </w:rPr>
-        <w:t xml:space="preserve">Como dueño, quiero visualizar </w:t>
-      </w:r>
-      <w:proofErr w:type="spellStart"/>
-      <w:r>
-        <w:rPr>
-          <w:rFonts w:ascii="Arial" w:hAnsi="Arial" w:cs="Arial"/>
-          <w:lang w:val="es-CL"/>
-        </w:rPr>
-        <w:t>dashboard</w:t>
-      </w:r>
-      <w:proofErr w:type="spellEnd"/>
-      <w:r>
-        <w:rPr>
-          <w:rFonts w:ascii="Arial" w:hAnsi="Arial" w:cs="Arial"/>
-          <w:lang w:val="es-CL"/>
-        </w:rPr>
-        <w:t xml:space="preserve"> general para comprender la operación reciente.</w:t>
-      </w:r>
-    </w:p>
-    <w:p>
-      <w:pPr>
-        <w:rPr>
-          <w:rFonts w:ascii="Arial" w:hAnsi="Arial" w:cs="Arial"/>
-        </w:rPr>
-      </w:pPr>
-      <w:r>
-        <w:rPr>
-          <w:rFonts w:ascii="Arial" w:hAnsi="Arial" w:cs="Arial"/>
-          <w:lang w:val="es-CL"/>
-        </w:rPr>
-        <w:t xml:space="preserve">Estado al corte: </w:t>
-      </w:r>
-      <w:proofErr w:type="spellStart"/>
-      <w:r>
-        <w:rPr>
-          <w:rFonts w:ascii="Arial" w:hAnsi="Arial" w:cs="Arial"/>
-          <w:lang w:val="es-CL"/>
-        </w:rPr>
-        <w:t>Product</w:t>
-      </w:r>
-      <w:proofErr w:type="spellEnd"/>
-      <w:r>
-        <w:rPr>
-          <w:rFonts w:ascii="Arial" w:hAnsi="Arial" w:cs="Arial"/>
-          <w:lang w:val="es-CL"/>
-        </w:rPr>
-        <w:t xml:space="preserve"> Backlog sin Sprint futuro comprometido. </w:t>
-      </w:r>
-      <w:proofErr w:type="spellStart"/>
-      <w:proofErr w:type="gramStart"/>
-      <w:r>
-        <w:rPr>
-          <w:rFonts w:ascii="Arial" w:hAnsi="Arial" w:cs="Arial"/>
-        </w:rPr>
-        <w:t>Responsable</w:t>
-      </w:r>
-      <w:proofErr w:type="spellEnd"/>
-      <w:r>
-        <w:rPr>
-          <w:rFonts w:ascii="Arial" w:hAnsi="Arial" w:cs="Arial"/>
-        </w:rPr>
-        <w:t xml:space="preserve"> documental</w:t>
-      </w:r>
-      <w:proofErr w:type="gramEnd"/>
-      <w:r>
-        <w:rPr>
-          <w:rFonts w:ascii="Arial" w:hAnsi="Arial" w:cs="Arial"/>
-        </w:rPr>
-        <w:t>: Alexander.</w:t>
-      </w:r>
-    </w:p>
-    <w:p>
-      <w:pPr>
-        <w:pStyle w:val="ListBullet"/>
-        <w:spacing w:after="80"/>
-        <w:rPr>
-          <w:rFonts w:ascii="Arial" w:hAnsi="Arial" w:cs="Arial"/>
-          <w:lang w:val="es-CL"/>
-        </w:rPr>
-      </w:pPr>
-      <w:r>
-        <w:rPr>
-          <w:rFonts w:ascii="Arial" w:hAnsi="Arial" w:cs="Arial"/>
-          <w:lang w:val="es-CL"/>
-        </w:rPr>
-        <w:t>Métricas provienen de datos del negocio.</w:t>
-      </w:r>
-    </w:p>
-    <w:p>
-      <w:pPr>
-        <w:pStyle w:val="ListBullet"/>
-        <w:spacing w:after="80"/>
-        <w:rPr>
-          <w:rFonts w:ascii="Arial" w:hAnsi="Arial" w:cs="Arial"/>
-          <w:lang w:val="es-CL"/>
-        </w:rPr>
-      </w:pPr>
-      <w:r>
-        <w:rPr>
-          <w:rFonts w:ascii="Arial" w:hAnsi="Arial" w:cs="Arial"/>
-          <w:lang w:val="es-CL"/>
-        </w:rPr>
-        <w:t>Rangos y unidades quedan visibles.</w:t>
-      </w:r>
-    </w:p>
-    <w:p>
-      <w:pPr>
-        <w:pStyle w:val="ListBullet"/>
-        <w:spacing w:after="80"/>
-        <w:rPr>
-          <w:rFonts w:ascii="Arial" w:hAnsi="Arial" w:cs="Arial"/>
-          <w:lang w:val="es-CL"/>
-        </w:rPr>
-      </w:pPr>
-      <w:r>
-        <w:rPr>
-          <w:rFonts w:ascii="Arial" w:hAnsi="Arial" w:cs="Arial"/>
-          <w:lang w:val="es-CL"/>
-        </w:rPr>
-        <w:t xml:space="preserve">No se </w:t>
-      </w:r>
-      <w:proofErr w:type="gramStart"/>
-      <w:r>
-        <w:rPr>
-          <w:rFonts w:ascii="Arial" w:hAnsi="Arial" w:cs="Arial"/>
-          <w:lang w:val="es-CL"/>
-        </w:rPr>
-        <w:t>equipara</w:t>
-      </w:r>
-      <w:proofErr w:type="gramEnd"/>
-      <w:r>
-        <w:rPr>
-          <w:rFonts w:ascii="Arial" w:hAnsi="Arial" w:cs="Arial"/>
-          <w:lang w:val="es-CL"/>
-        </w:rPr>
-        <w:t xml:space="preserve"> fiado con efectivo recibido.</w:t>
-      </w:r>
-    </w:p>
-    <w:p>
-      <w:pPr>
-        <w:rPr>
-          <w:rFonts w:ascii="Arial" w:hAnsi="Arial" w:cs="Arial"/>
-          <w:lang w:val="es-CL"/>
-        </w:rPr>
-      </w:pPr>
-      <w:proofErr w:type="gramStart"/>
-      <w:r>
-        <w:rPr>
-          <w:rFonts w:ascii="Arial" w:hAnsi="Arial" w:cs="Arial"/>
-          <w:lang w:val="es-CL"/>
-        </w:rPr>
-        <w:t>Evidencia técnica a revisar</w:t>
-      </w:r>
-      <w:proofErr w:type="gramEnd"/>
-      <w:r>
-        <w:rPr>
-          <w:rFonts w:ascii="Arial" w:hAnsi="Arial" w:cs="Arial"/>
-          <w:lang w:val="es-CL"/>
-        </w:rPr>
-        <w:t xml:space="preserve">: </w:t>
-      </w:r>
-      <w:proofErr w:type="spellStart"/>
-      <w:r>
-        <w:rPr>
-          <w:rFonts w:ascii="Arial" w:hAnsi="Arial" w:cs="Arial"/>
-          <w:lang w:val="es-CL"/>
-        </w:rPr>
-        <w:t>DashboardView</w:t>
-      </w:r>
-      <w:proofErr w:type="spellEnd"/>
-      <w:r>
-        <w:rPr>
-          <w:rFonts w:ascii="Arial" w:hAnsi="Arial" w:cs="Arial"/>
-          <w:lang w:val="es-CL"/>
-        </w:rPr>
-        <w:t xml:space="preserve"> y </w:t>
-      </w:r>
-      <w:proofErr w:type="spellStart"/>
-      <w:r>
-        <w:rPr>
-          <w:rFonts w:ascii="Arial" w:hAnsi="Arial" w:cs="Arial"/>
-          <w:lang w:val="es-CL"/>
-        </w:rPr>
-        <w:t>bootstrap</w:t>
-      </w:r>
-      <w:proofErr w:type="spellEnd"/>
-      <w:r>
-        <w:rPr>
-          <w:rFonts w:ascii="Arial" w:hAnsi="Arial" w:cs="Arial"/>
-          <w:lang w:val="es-CL"/>
-        </w:rPr>
-        <w:t>.</w:t>
-      </w:r>
-    </w:p>
-    <w:p>
-      <w:pPr>
-        <w:pStyle w:val="Heading2"/>
-        <w:rPr>
-          <w:rFonts w:ascii="Arial" w:hAnsi="Arial" w:cs="Arial"/>
-          <w:lang w:val="es-CL"/>
-        </w:rPr>
-      </w:pPr>
-      <w:bookmarkStart w:id="35" w:name="_Toc242044790"/>
-      <w:r>
-        <w:rPr>
-          <w:rFonts w:ascii="Arial" w:hAnsi="Arial" w:cs="Arial"/>
-          <w:lang w:val="es-CL"/>
-        </w:rPr>
-        <w:t>4.31 HU31 Consultar reportes de ventas</w:t>
-      </w:r>
-      <w:bookmarkEnd w:id="35"/>
-    </w:p>
-    <w:p>
-      <w:pPr>
-        <w:rPr>
-          <w:rFonts w:ascii="Arial" w:hAnsi="Arial" w:cs="Arial"/>
-          <w:lang w:val="es-CL"/>
-        </w:rPr>
-      </w:pPr>
-      <w:r>
-        <w:rPr>
-          <w:rFonts w:ascii="Arial" w:hAnsi="Arial" w:cs="Arial"/>
-          <w:lang w:val="es-CL"/>
-        </w:rPr>
-        <w:t>Como dueño, quiero consultar reportes de ventas para analizar transacciones y estados.</w:t>
-      </w:r>
-    </w:p>
-    <w:p>
-      <w:pPr>
-        <w:rPr>
-          <w:rFonts w:ascii="Arial" w:hAnsi="Arial" w:cs="Arial"/>
-        </w:rPr>
-      </w:pPr>
-      <w:r>
-        <w:rPr>
-          <w:rFonts w:ascii="Arial" w:hAnsi="Arial" w:cs="Arial"/>
-          <w:lang w:val="es-CL"/>
-        </w:rPr>
-        <w:lastRenderedPageBreak/>
-        <w:t xml:space="preserve">Estado al corte: </w:t>
-      </w:r>
-      <w:proofErr w:type="spellStart"/>
-      <w:r>
-        <w:rPr>
-          <w:rFonts w:ascii="Arial" w:hAnsi="Arial" w:cs="Arial"/>
-          <w:lang w:val="es-CL"/>
-        </w:rPr>
-        <w:t>Product</w:t>
-      </w:r>
-      <w:proofErr w:type="spellEnd"/>
-      <w:r>
-        <w:rPr>
-          <w:rFonts w:ascii="Arial" w:hAnsi="Arial" w:cs="Arial"/>
-          <w:lang w:val="es-CL"/>
-        </w:rPr>
-        <w:t xml:space="preserve"> Backlog sin Sprint futuro comprometido. </w:t>
-      </w:r>
-      <w:proofErr w:type="spellStart"/>
-      <w:proofErr w:type="gramStart"/>
-      <w:r>
-        <w:rPr>
-          <w:rFonts w:ascii="Arial" w:hAnsi="Arial" w:cs="Arial"/>
-        </w:rPr>
-        <w:t>Responsable</w:t>
-      </w:r>
-      <w:proofErr w:type="spellEnd"/>
-      <w:r>
-        <w:rPr>
-          <w:rFonts w:ascii="Arial" w:hAnsi="Arial" w:cs="Arial"/>
-        </w:rPr>
-        <w:t xml:space="preserve"> documental</w:t>
-      </w:r>
-      <w:proofErr w:type="gramEnd"/>
-      <w:r>
-        <w:rPr>
-          <w:rFonts w:ascii="Arial" w:hAnsi="Arial" w:cs="Arial"/>
-        </w:rPr>
-        <w:t>: Alexander.</w:t>
-      </w:r>
-    </w:p>
-    <w:p>
-      <w:pPr>
-        <w:pStyle w:val="ListBullet"/>
-        <w:spacing w:after="80"/>
-        <w:rPr>
-          <w:rFonts w:ascii="Arial" w:hAnsi="Arial" w:cs="Arial"/>
-          <w:lang w:val="es-CL"/>
-        </w:rPr>
-      </w:pPr>
-      <w:r>
-        <w:rPr>
-          <w:rFonts w:ascii="Arial" w:hAnsi="Arial" w:cs="Arial"/>
-          <w:lang w:val="es-CL"/>
-        </w:rPr>
-        <w:t>El periodo se aplica correctamente.</w:t>
-      </w:r>
-    </w:p>
-    <w:p>
-      <w:pPr>
-        <w:pStyle w:val="ListBullet"/>
-        <w:spacing w:after="80"/>
-        <w:rPr>
-          <w:rFonts w:ascii="Arial" w:hAnsi="Arial" w:cs="Arial"/>
-          <w:lang w:val="es-CL"/>
-        </w:rPr>
-      </w:pPr>
-      <w:r>
-        <w:rPr>
-          <w:rFonts w:ascii="Arial" w:hAnsi="Arial" w:cs="Arial"/>
-          <w:lang w:val="es-CL"/>
-        </w:rPr>
-        <w:t>Anulaciones se distinguen de ventas activas.</w:t>
-      </w:r>
-    </w:p>
-    <w:p>
-      <w:pPr>
-        <w:pStyle w:val="ListBullet"/>
-        <w:spacing w:after="80"/>
-        <w:rPr>
-          <w:rFonts w:ascii="Arial" w:hAnsi="Arial" w:cs="Arial"/>
-          <w:lang w:val="es-CL"/>
-        </w:rPr>
-      </w:pPr>
-      <w:r>
-        <w:rPr>
-          <w:rFonts w:ascii="Arial" w:hAnsi="Arial" w:cs="Arial"/>
-          <w:lang w:val="es-CL"/>
-        </w:rPr>
-        <w:t>La exportación conserva campos relevantes.</w:t>
-      </w:r>
-    </w:p>
-    <w:p>
-      <w:pPr>
-        <w:rPr>
-          <w:rFonts w:ascii="Arial" w:hAnsi="Arial" w:cs="Arial"/>
-          <w:lang w:val="es-CL"/>
-        </w:rPr>
-      </w:pPr>
-      <w:proofErr w:type="gramStart"/>
-      <w:r>
-        <w:rPr>
-          <w:rFonts w:ascii="Arial" w:hAnsi="Arial" w:cs="Arial"/>
-          <w:lang w:val="es-CL"/>
-        </w:rPr>
-        <w:t>Evidencia técnica a revisar</w:t>
-      </w:r>
-      <w:proofErr w:type="gramEnd"/>
-      <w:r>
-        <w:rPr>
-          <w:rFonts w:ascii="Arial" w:hAnsi="Arial" w:cs="Arial"/>
-          <w:lang w:val="es-CL"/>
-        </w:rPr>
-        <w:t xml:space="preserve">: reportes y </w:t>
-      </w:r>
-      <w:proofErr w:type="spellStart"/>
-      <w:r>
-        <w:rPr>
-          <w:rFonts w:ascii="Arial" w:hAnsi="Arial" w:cs="Arial"/>
-          <w:lang w:val="es-CL"/>
-        </w:rPr>
-        <w:t>getSales</w:t>
-      </w:r>
-      <w:proofErr w:type="spellEnd"/>
-      <w:r>
-        <w:rPr>
-          <w:rFonts w:ascii="Arial" w:hAnsi="Arial" w:cs="Arial"/>
-          <w:lang w:val="es-CL"/>
-        </w:rPr>
-        <w:t>.</w:t>
-      </w:r>
-    </w:p>
-    <w:p>
-      <w:pPr>
-        <w:pStyle w:val="Heading2"/>
-        <w:rPr>
-          <w:rFonts w:ascii="Arial" w:hAnsi="Arial" w:cs="Arial"/>
-          <w:lang w:val="es-CL"/>
-        </w:rPr>
-      </w:pPr>
-      <w:bookmarkStart w:id="36" w:name="_Toc242044791"/>
-      <w:r>
-        <w:rPr>
-          <w:rFonts w:ascii="Arial" w:hAnsi="Arial" w:cs="Arial"/>
-          <w:lang w:val="es-CL"/>
-        </w:rPr>
-        <w:t>4.32 HU32 Consultar reportes de inventario</w:t>
-      </w:r>
-      <w:bookmarkEnd w:id="36"/>
-    </w:p>
-    <w:p>
-      <w:pPr>
-        <w:rPr>
-          <w:rFonts w:ascii="Arial" w:hAnsi="Arial" w:cs="Arial"/>
-          <w:lang w:val="es-CL"/>
-        </w:rPr>
-      </w:pPr>
-      <w:r>
-        <w:rPr>
-          <w:rFonts w:ascii="Arial" w:hAnsi="Arial" w:cs="Arial"/>
-          <w:lang w:val="es-CL"/>
-        </w:rPr>
-        <w:t>Como dueño, quiero consultar reportes de inventario para identificar stock y necesidades.</w:t>
-      </w:r>
-    </w:p>
-    <w:p>
-      <w:pPr>
-        <w:rPr>
-          <w:rFonts w:ascii="Arial" w:hAnsi="Arial" w:cs="Arial"/>
-        </w:rPr>
-      </w:pPr>
-      <w:r>
-        <w:rPr>
-          <w:rFonts w:ascii="Arial" w:hAnsi="Arial" w:cs="Arial"/>
-          <w:lang w:val="es-CL"/>
-        </w:rPr>
-        <w:t xml:space="preserve">Estado al corte: </w:t>
-      </w:r>
-      <w:proofErr w:type="spellStart"/>
-      <w:r>
-        <w:rPr>
-          <w:rFonts w:ascii="Arial" w:hAnsi="Arial" w:cs="Arial"/>
-          <w:lang w:val="es-CL"/>
-        </w:rPr>
-        <w:t>Product</w:t>
-      </w:r>
-      <w:proofErr w:type="spellEnd"/>
-      <w:r>
-        <w:rPr>
-          <w:rFonts w:ascii="Arial" w:hAnsi="Arial" w:cs="Arial"/>
-          <w:lang w:val="es-CL"/>
-        </w:rPr>
-        <w:t xml:space="preserve"> Backlog sin Sprint futuro comprometido. </w:t>
-      </w:r>
-      <w:proofErr w:type="spellStart"/>
-      <w:proofErr w:type="gramStart"/>
-      <w:r>
-        <w:rPr>
-          <w:rFonts w:ascii="Arial" w:hAnsi="Arial" w:cs="Arial"/>
-        </w:rPr>
-        <w:t>Responsable</w:t>
-      </w:r>
-      <w:proofErr w:type="spellEnd"/>
-      <w:r>
-        <w:rPr>
-          <w:rFonts w:ascii="Arial" w:hAnsi="Arial" w:cs="Arial"/>
-        </w:rPr>
-        <w:t xml:space="preserve"> documental</w:t>
-      </w:r>
-      <w:proofErr w:type="gramEnd"/>
-      <w:r>
-        <w:rPr>
-          <w:rFonts w:ascii="Arial" w:hAnsi="Arial" w:cs="Arial"/>
-        </w:rPr>
-        <w:t>: Alexander.</w:t>
-      </w:r>
-    </w:p>
-    <w:p>
-      <w:pPr>
-        <w:pStyle w:val="ListBullet"/>
-        <w:spacing w:after="80"/>
-        <w:rPr>
-          <w:rFonts w:ascii="Arial" w:hAnsi="Arial" w:cs="Arial"/>
-          <w:lang w:val="es-CL"/>
-        </w:rPr>
-      </w:pPr>
-      <w:r>
-        <w:rPr>
-          <w:rFonts w:ascii="Arial" w:hAnsi="Arial" w:cs="Arial"/>
-          <w:lang w:val="es-CL"/>
-        </w:rPr>
-        <w:t>Producto y existencias son del negocio.</w:t>
-      </w:r>
-    </w:p>
-    <w:p>
-      <w:pPr>
-        <w:pStyle w:val="ListBullet"/>
-        <w:spacing w:after="80"/>
-        <w:rPr>
-          <w:rFonts w:ascii="Arial" w:hAnsi="Arial" w:cs="Arial"/>
-          <w:lang w:val="es-CL"/>
-        </w:rPr>
-      </w:pPr>
-      <w:r>
-        <w:rPr>
-          <w:rFonts w:ascii="Arial" w:hAnsi="Arial" w:cs="Arial"/>
-          <w:lang w:val="es-CL"/>
-        </w:rPr>
-        <w:t>Se muestran mínimos y estados.</w:t>
-      </w:r>
-    </w:p>
-    <w:p>
-      <w:pPr>
-        <w:pStyle w:val="ListBullet"/>
-        <w:spacing w:after="80"/>
-        <w:rPr>
-          <w:rFonts w:ascii="Arial" w:hAnsi="Arial" w:cs="Arial"/>
-          <w:lang w:val="es-CL"/>
-        </w:rPr>
-      </w:pPr>
-      <w:r>
-        <w:rPr>
-          <w:rFonts w:ascii="Arial" w:hAnsi="Arial" w:cs="Arial"/>
-          <w:lang w:val="es-CL"/>
-        </w:rPr>
-        <w:t>Exportación y filtros conservan el conjunto esperado.</w:t>
-      </w:r>
-    </w:p>
-    <w:p>
-      <w:pPr>
-        <w:rPr>
-          <w:rFonts w:ascii="Arial" w:hAnsi="Arial" w:cs="Arial"/>
-          <w:lang w:val="es-CL"/>
-        </w:rPr>
-      </w:pPr>
-      <w:proofErr w:type="gramStart"/>
-      <w:r>
-        <w:rPr>
-          <w:rFonts w:ascii="Arial" w:hAnsi="Arial" w:cs="Arial"/>
-          <w:lang w:val="es-CL"/>
-        </w:rPr>
-        <w:t>Evidencia técnica a revisar</w:t>
-      </w:r>
-      <w:proofErr w:type="gramEnd"/>
-      <w:r>
-        <w:rPr>
-          <w:rFonts w:ascii="Arial" w:hAnsi="Arial" w:cs="Arial"/>
-          <w:lang w:val="es-CL"/>
-        </w:rPr>
-        <w:t>: inventario y reportes.</w:t>
-      </w:r>
-    </w:p>
-    <w:p>
-      <w:pPr>
-        <w:pStyle w:val="Heading2"/>
-        <w:rPr>
-          <w:rFonts w:ascii="Arial" w:hAnsi="Arial" w:cs="Arial"/>
-          <w:lang w:val="es-CL"/>
-        </w:rPr>
-      </w:pPr>
-      <w:bookmarkStart w:id="37" w:name="_Toc242044792"/>
-      <w:r>
-        <w:rPr>
-          <w:rFonts w:ascii="Arial" w:hAnsi="Arial" w:cs="Arial"/>
-          <w:lang w:val="es-CL"/>
-        </w:rPr>
-        <w:t>4.33 HU33 Utilizar apoyo de IA visual</w:t>
-      </w:r>
-      <w:bookmarkEnd w:id="37"/>
-    </w:p>
-    <w:p>
-      <w:pPr>
-        <w:rPr>
-          <w:rFonts w:ascii="Arial" w:hAnsi="Arial" w:cs="Arial"/>
-          <w:lang w:val="es-CL"/>
-        </w:rPr>
-      </w:pPr>
-      <w:r>
-        <w:rPr>
-          <w:rFonts w:ascii="Arial" w:hAnsi="Arial" w:cs="Arial"/>
-          <w:lang w:val="es-CL"/>
-        </w:rPr>
-        <w:t>Como vendedor o dueño, quiero utilizar apoyo de IA visual para preparar información con una fotografía.</w:t>
-      </w:r>
-    </w:p>
-    <w:p>
-      <w:pPr>
-        <w:rPr>
-          <w:rFonts w:ascii="Arial" w:hAnsi="Arial" w:cs="Arial"/>
-        </w:rPr>
-      </w:pPr>
-      <w:r>
-        <w:rPr>
-          <w:rFonts w:ascii="Arial" w:hAnsi="Arial" w:cs="Arial"/>
-          <w:lang w:val="es-CL"/>
-        </w:rPr>
-        <w:t xml:space="preserve">Estado al corte: </w:t>
-      </w:r>
-      <w:proofErr w:type="spellStart"/>
-      <w:r>
-        <w:rPr>
-          <w:rFonts w:ascii="Arial" w:hAnsi="Arial" w:cs="Arial"/>
-          <w:lang w:val="es-CL"/>
-        </w:rPr>
-        <w:t>Product</w:t>
-      </w:r>
-      <w:proofErr w:type="spellEnd"/>
-      <w:r>
-        <w:rPr>
-          <w:rFonts w:ascii="Arial" w:hAnsi="Arial" w:cs="Arial"/>
-          <w:lang w:val="es-CL"/>
-        </w:rPr>
-        <w:t xml:space="preserve"> Backlog sin Sprint futuro comprometido. </w:t>
-      </w:r>
-      <w:proofErr w:type="spellStart"/>
-      <w:proofErr w:type="gramStart"/>
-      <w:r>
-        <w:rPr>
-          <w:rFonts w:ascii="Arial" w:hAnsi="Arial" w:cs="Arial"/>
-        </w:rPr>
-        <w:t>Responsable</w:t>
-      </w:r>
-      <w:proofErr w:type="spellEnd"/>
-      <w:r>
-        <w:rPr>
-          <w:rFonts w:ascii="Arial" w:hAnsi="Arial" w:cs="Arial"/>
-        </w:rPr>
-        <w:t xml:space="preserve"> documental</w:t>
-      </w:r>
-      <w:proofErr w:type="gramEnd"/>
-      <w:r>
-        <w:rPr>
-          <w:rFonts w:ascii="Arial" w:hAnsi="Arial" w:cs="Arial"/>
-        </w:rPr>
-        <w:t>: Alexander.</w:t>
-      </w:r>
-    </w:p>
-    <w:p>
-      <w:pPr>
-        <w:pStyle w:val="ListBullet"/>
-        <w:spacing w:after="80"/>
-        <w:rPr>
-          <w:rFonts w:ascii="Arial" w:hAnsi="Arial" w:cs="Arial"/>
-        </w:rPr>
-      </w:pPr>
-      <w:r>
-        <w:rPr>
-          <w:rFonts w:ascii="Arial" w:hAnsi="Arial" w:cs="Arial"/>
-        </w:rPr>
-        <w:t xml:space="preserve">La </w:t>
-      </w:r>
-      <w:proofErr w:type="spellStart"/>
-      <w:r>
-        <w:rPr>
-          <w:rFonts w:ascii="Arial" w:hAnsi="Arial" w:cs="Arial"/>
-        </w:rPr>
-        <w:t>propuesta</w:t>
-      </w:r>
-      <w:proofErr w:type="spellEnd"/>
-      <w:r>
-        <w:rPr>
-          <w:rFonts w:ascii="Arial" w:hAnsi="Arial" w:cs="Arial"/>
-        </w:rPr>
-        <w:t xml:space="preserve"> </w:t>
-      </w:r>
-      <w:proofErr w:type="spellStart"/>
-      <w:r>
-        <w:rPr>
-          <w:rFonts w:ascii="Arial" w:hAnsi="Arial" w:cs="Arial"/>
-        </w:rPr>
-        <w:t>queda</w:t>
-      </w:r>
-      <w:proofErr w:type="spellEnd"/>
-      <w:r>
-        <w:rPr>
-          <w:rFonts w:ascii="Arial" w:hAnsi="Arial" w:cs="Arial"/>
-        </w:rPr>
-        <w:t xml:space="preserve"> editable.</w:t>
-      </w:r>
-    </w:p>
-    <w:p>
-      <w:pPr>
-        <w:pStyle w:val="ListBullet"/>
-        <w:spacing w:after="80"/>
-        <w:rPr>
-          <w:rFonts w:ascii="Arial" w:hAnsi="Arial" w:cs="Arial"/>
-          <w:lang w:val="es-CL"/>
-        </w:rPr>
-      </w:pPr>
-      <w:r>
-        <w:rPr>
-          <w:rFonts w:ascii="Arial" w:hAnsi="Arial" w:cs="Arial"/>
-          <w:lang w:val="es-CL"/>
-        </w:rPr>
-        <w:t>Se valida contra catálogo permitido.</w:t>
-      </w:r>
-    </w:p>
-    <w:p>
-      <w:pPr>
-        <w:pStyle w:val="ListBullet"/>
-        <w:spacing w:after="80"/>
-        <w:rPr>
-          <w:rFonts w:ascii="Arial" w:hAnsi="Arial" w:cs="Arial"/>
-          <w:lang w:val="es-CL"/>
-        </w:rPr>
-      </w:pPr>
-      <w:r>
-        <w:rPr>
-          <w:rFonts w:ascii="Arial" w:hAnsi="Arial" w:cs="Arial"/>
-          <w:lang w:val="es-CL"/>
-        </w:rPr>
-        <w:t>No se persiste venta o recepción hasta confirmación humana.</w:t>
-      </w:r>
-    </w:p>
-    <w:p>
-      <w:pPr>
-        <w:rPr>
-          <w:rFonts w:ascii="Arial" w:hAnsi="Arial" w:cs="Arial"/>
-          <w:lang w:val="es-CL"/>
-        </w:rPr>
-      </w:pPr>
-      <w:proofErr w:type="gramStart"/>
-      <w:r>
-        <w:rPr>
-          <w:rFonts w:ascii="Arial" w:hAnsi="Arial" w:cs="Arial"/>
-          <w:lang w:val="es-CL"/>
-        </w:rPr>
-        <w:t>Evidencia técnica a revisar</w:t>
-      </w:r>
-      <w:proofErr w:type="gramEnd"/>
-      <w:r>
-        <w:rPr>
-          <w:rFonts w:ascii="Arial" w:hAnsi="Arial" w:cs="Arial"/>
-          <w:lang w:val="es-CL"/>
-        </w:rPr>
-        <w:t xml:space="preserve">: </w:t>
-      </w:r>
-      <w:proofErr w:type="spellStart"/>
-      <w:r>
-        <w:rPr>
-          <w:rFonts w:ascii="Arial" w:hAnsi="Arial" w:cs="Arial"/>
-          <w:lang w:val="es-CL"/>
-        </w:rPr>
-        <w:t>vision.ts</w:t>
-      </w:r>
-      <w:proofErr w:type="spellEnd"/>
-      <w:r>
-        <w:rPr>
-          <w:rFonts w:ascii="Arial" w:hAnsi="Arial" w:cs="Arial"/>
-          <w:lang w:val="es-CL"/>
-        </w:rPr>
-        <w:t xml:space="preserve"> e </w:t>
-      </w:r>
-      <w:proofErr w:type="spellStart"/>
-      <w:r>
-        <w:rPr>
-          <w:rFonts w:ascii="Arial" w:hAnsi="Arial" w:cs="Arial"/>
-          <w:lang w:val="es-CL"/>
-        </w:rPr>
-        <w:t>invoiceImport.ts</w:t>
-      </w:r>
-      <w:proofErr w:type="spellEnd"/>
-      <w:r>
-        <w:rPr>
-          <w:rFonts w:ascii="Arial" w:hAnsi="Arial" w:cs="Arial"/>
-          <w:lang w:val="es-CL"/>
-        </w:rPr>
-        <w:t>.</w:t>
-      </w:r>
-    </w:p>
-    <w:p>
-      <w:pPr>
-        <w:rPr>
-          <w:rFonts w:ascii="Arial" w:hAnsi="Arial" w:cs="Arial"/>
-          <w:lang w:val="es-CL"/>
-        </w:rPr>
-      </w:pPr>
-    </w:p>
-    <w:p>
-      <w:pPr>
-        <w:pStyle w:val="Heading2"/>
+        <w:spacing w:line="360" w:lineRule="auto"/>
         <w:rPr>
           <w:rFonts w:ascii="Arial" w:hAnsi="Arial" w:cs="Arial"/>
           <w:lang w:val="es-CL"/>
@@ -10044,6 +10225,7 @@
     </w:p>
     <w:p>
       <w:pPr>
+        <w:spacing w:line="360" w:lineRule="auto"/>
         <w:rPr>
           <w:rFonts w:ascii="Arial" w:hAnsi="Arial" w:cs="Arial"/>
           <w:lang w:val="es-CL"/>
@@ -10079,6 +10261,7 @@
           <w:ilvl w:val="0"/>
           <w:numId w:val="10"/>
         </w:numPr>
+        <w:spacing w:line="360" w:lineRule="auto"/>
         <w:rPr>
           <w:rFonts w:ascii="Arial" w:hAnsi="Arial" w:cs="Arial"/>
           <w:lang w:val="es-CL"/>
@@ -10098,6 +10281,7 @@
           <w:ilvl w:val="0"/>
           <w:numId w:val="10"/>
         </w:numPr>
+        <w:spacing w:line="360" w:lineRule="auto"/>
         <w:rPr>
           <w:rFonts w:ascii="Arial" w:hAnsi="Arial" w:cs="Arial"/>
           <w:lang w:val="es-CL"/>
@@ -10117,6 +10301,7 @@
           <w:ilvl w:val="0"/>
           <w:numId w:val="10"/>
         </w:numPr>
+        <w:spacing w:line="360" w:lineRule="auto"/>
         <w:rPr>
           <w:rFonts w:ascii="Arial" w:hAnsi="Arial" w:cs="Arial"/>
           <w:lang w:val="es-CL"/>
@@ -10133,6 +10318,7 @@
     <w:p>
       <w:pPr>
         <w:pStyle w:val="Heading2"/>
+        <w:spacing w:line="360" w:lineRule="auto"/>
         <w:rPr>
           <w:rFonts w:ascii="Arial" w:hAnsi="Arial" w:cs="Arial"/>
           <w:lang w:val="es-CL"/>
@@ -10151,6 +10337,7 @@
     </w:p>
     <w:p>
       <w:pPr>
+        <w:spacing w:line="360" w:lineRule="auto"/>
         <w:rPr>
           <w:rFonts w:ascii="Arial" w:hAnsi="Arial" w:cs="Arial"/>
           <w:lang w:val="es-CL"/>
@@ -10186,6 +10373,7 @@
           <w:ilvl w:val="0"/>
           <w:numId w:val="11"/>
         </w:numPr>
+        <w:spacing w:line="360" w:lineRule="auto"/>
         <w:rPr>
           <w:rFonts w:ascii="Arial" w:hAnsi="Arial" w:cs="Arial"/>
           <w:lang w:val="es-CL"/>
@@ -10205,6 +10393,7 @@
           <w:ilvl w:val="0"/>
           <w:numId w:val="11"/>
         </w:numPr>
+        <w:spacing w:line="360" w:lineRule="auto"/>
         <w:rPr>
           <w:rFonts w:ascii="Arial" w:hAnsi="Arial" w:cs="Arial"/>
           <w:lang w:val="es-CL"/>
@@ -10224,6 +10413,7 @@
           <w:ilvl w:val="0"/>
           <w:numId w:val="11"/>
         </w:numPr>
+        <w:spacing w:line="360" w:lineRule="auto"/>
         <w:rPr>
           <w:rFonts w:ascii="Arial" w:hAnsi="Arial" w:cs="Arial"/>
           <w:lang w:val="es-CL"/>
@@ -10239,6 +10429,7 @@
     </w:p>
     <w:p>
       <w:pPr>
+        <w:spacing w:line="360" w:lineRule="auto"/>
         <w:rPr>
           <w:rFonts w:ascii="Arial" w:hAnsi="Arial" w:cs="Arial"/>
           <w:lang w:val="es-CL"/>
@@ -10248,6 +10439,7 @@
     <w:p>
       <w:pPr>
         <w:pStyle w:val="Heading1"/>
+        <w:spacing w:line="360" w:lineRule="auto"/>
         <w:rPr>
           <w:rFonts w:ascii="Arial" w:hAnsi="Arial" w:cs="Arial"/>
           <w:lang w:val="es-CL"/>
@@ -10281,6 +10473,7 @@
     </w:p>
     <w:p>
       <w:pPr>
+        <w:spacing w:line="360" w:lineRule="auto"/>
         <w:rPr>
           <w:rFonts w:ascii="Arial" w:hAnsi="Arial" w:cs="Arial"/>
           <w:lang w:val="es-CL"/>
@@ -10313,6 +10506,7 @@
     <w:p>
       <w:pPr>
         <w:pStyle w:val="Heading1"/>
+        <w:spacing w:line="360" w:lineRule="auto"/>
         <w:rPr>
           <w:rFonts w:ascii="Arial" w:hAnsi="Arial" w:cs="Arial"/>
           <w:lang w:val="es-CL"/>
@@ -10346,6 +10540,7 @@
     </w:p>
     <w:p>
       <w:pPr>
+        <w:spacing w:line="360" w:lineRule="auto"/>
         <w:rPr>
           <w:rFonts w:ascii="Arial" w:hAnsi="Arial" w:cs="Arial"/>
           <w:lang w:val="es-CL"/>
@@ -10377,15 +10572,17 @@
     </w:p>
     <w:p>
       <w:pPr>
-        <w:spacing w:after="60"/>
-        <w:rPr>
-          <w:rFonts w:ascii="Arial" w:hAnsi="Arial" w:cs="Arial"/>
+        <w:spacing w:after="60" w:line="360" w:lineRule="auto"/>
+        <w:rPr>
+          <w:rFonts w:ascii="Arial" w:hAnsi="Arial" w:cs="Arial"/>
+          <w:lang w:val="es-CL"/>
         </w:rPr>
       </w:pPr>
     </w:p>
     <w:p>
       <w:pPr>
         <w:pStyle w:val="Heading1"/>
+        <w:spacing w:line="360" w:lineRule="auto"/>
         <w:rPr>
           <w:rFonts w:ascii="Arial" w:hAnsi="Arial" w:cs="Arial"/>
           <w:lang w:val="es-CL"/>
@@ -10420,6 +10617,7 @@
     <w:p>
       <w:pPr>
         <w:keepLines/>
+        <w:spacing w:line="360" w:lineRule="auto"/>
         <w:ind w:left="432" w:hanging="432"/>
         <w:rPr>
           <w:rFonts w:ascii="Arial" w:hAnsi="Arial" w:cs="Arial"/>
@@ -11686,6 +11884,7 @@
   <w:style w:type="character" w:default="1" w:styleId="DefaultParagraphFont">
     <w:name w:val="Default Paragraph Font"/>
     <w:uiPriority w:val="1"/>
+    <w:semiHidden/>
     <w:unhideWhenUsed/>
   </w:style>
   <w:style w:type="table" w:default="1" w:styleId="TableNormal">
